--- a/docs/tables/whole/sec6_aki_365.docx
+++ b/docs/tables/whole/sec6_aki_365.docx
@@ -891,7 +891,7 @@
                 <w:szCs w:val="22"/>
                 <w:color w:val="000000"/>
               </w:rPr>
-              <w:t xml:space="preserve">1.12</w:t>
+              <w:t xml:space="preserve">1.13</w:t>
             </w:r>
           </w:p>
         </w:tc>
@@ -944,7 +944,7 @@
                 <w:szCs w:val="22"/>
                 <w:color w:val="000000"/>
               </w:rPr>
-              <w:t xml:space="preserve">0.98, 1.29</w:t>
+              <w:t xml:space="preserve">0.99, 1.30</w:t>
             </w:r>
           </w:p>
         </w:tc>
@@ -997,7 +997,7 @@
                 <w:szCs w:val="22"/>
                 <w:color w:val="000000"/>
               </w:rPr>
-              <w:t xml:space="preserve">0.099</w:t>
+              <w:t xml:space="preserve">0.080</w:t>
             </w:r>
           </w:p>
         </w:tc>
@@ -1103,7 +1103,7 @@
                 <w:szCs w:val="22"/>
                 <w:color w:val="000000"/>
               </w:rPr>
-              <w:t xml:space="preserve">0.98</w:t>
+              <w:t xml:space="preserve">0.99</w:t>
             </w:r>
           </w:p>
         </w:tc>
@@ -1156,7 +1156,7 @@
                 <w:szCs w:val="22"/>
                 <w:color w:val="000000"/>
               </w:rPr>
-              <w:t xml:space="preserve">0.82, 1.18</w:t>
+              <w:t xml:space="preserve">0.83, 1.18</w:t>
             </w:r>
           </w:p>
         </w:tc>
@@ -1209,7 +1209,7 @@
                 <w:szCs w:val="22"/>
                 <w:color w:val="000000"/>
               </w:rPr>
-              <w:t xml:space="preserve">0.850</w:t>
+              <w:t xml:space="preserve">0.940</w:t>
             </w:r>
           </w:p>
         </w:tc>
@@ -1480,7 +1480,7 @@
                 <w:szCs w:val="22"/>
                 <w:color w:val="000000"/>
               </w:rPr>
-              <w:t xml:space="preserve">0.074</w:t>
+              <w:t xml:space="preserve">0.078</w:t>
             </w:r>
           </w:p>
         </w:tc>
@@ -1586,7 +1586,7 @@
                 <w:szCs w:val="22"/>
                 <w:color w:val="000000"/>
               </w:rPr>
-              <w:t xml:space="preserve">0.99</w:t>
+              <w:t xml:space="preserve">0.98</w:t>
             </w:r>
           </w:p>
         </w:tc>
@@ -1692,7 +1692,7 @@
                 <w:szCs w:val="22"/>
                 <w:color w:val="000000"/>
               </w:rPr>
-              <w:t xml:space="preserve">0.450</w:t>
+              <w:t xml:space="preserve">0.420</w:t>
             </w:r>
           </w:p>
         </w:tc>
@@ -2823,60 +2823,60 @@
                 <w:szCs w:val="22"/>
                 <w:color w:val="000000"/>
               </w:rPr>
-              <w:t xml:space="preserve">2.58</w:t>
-            </w:r>
-          </w:p>
-        </w:tc>
-        <w:tc>
-          <w:tcPr>
-            <w:tcBorders>
-              <w:bottom w:val="none" w:sz="0" w:space="0" w:color="000000"/>
-              <w:top w:val="none" w:sz="0" w:space="0" w:color="000000"/>
-              <w:left w:val="none" w:sz="0" w:space="0" w:color="000000"/>
-              <w:right w:val="none" w:sz="0" w:space="0" w:color="000000"/>
-            </w:tcBorders>
-            <w:shd w:val="clear" w:color="auto" w:fill="FFFFFF"/>
-            <w:tcMar>
-              <w:top w:w="0" w:type="dxa"/>
-              <w:bottom w:w="0" w:type="dxa"/>
-              <w:left w:w="0" w:type="dxa"/>
-              <w:right w:w="0" w:type="dxa"/>
-            </w:tcMar>
-            <w:vAlign w:val="top"/>
-          </w:tcPr>
-          <w:p>
-            <w:pPr>
-              <w:pStyle w:val="Normal"/>
-              <w:jc w:val="center"/>
-              <w:pBdr>
-                <w:bottom w:val="none" w:sz="0" w:space="0" w:color="000000"/>
-                <w:top w:val="none" w:sz="0" w:space="0" w:color="000000"/>
-                <w:left w:val="none" w:sz="0" w:space="0" w:color="000000"/>
-                <w:right w:val="none" w:sz="0" w:space="0" w:color="000000"/>
-              </w:pBdr>
-              <w:spacing w:after="100" w:before="100" w:line="240"/>
-              <w:ind w:left="100" w:right="100" w:firstLine="0" w:firstLineChars="0"/>
-              <w:rPr>
-                <w:rFonts w:ascii="Helvetica" w:hAnsi="Helvetica" w:eastAsia="Helvetica" w:cs="Helvetica"/>
-                <w:i w:val="false"/>
-                <w:b w:val="false"/>
-                <w:u w:val="none"/>
-                <w:sz w:val="22"/>
-                <w:szCs w:val="22"/>
-                <w:color w:val="000000"/>
-              </w:rPr>
-            </w:pPr>
-            <w:r>
-              <w:rPr>
-                <w:rFonts w:ascii="Helvetica" w:hAnsi="Helvetica" w:eastAsia="Helvetica" w:cs="Helvetica"/>
-                <w:i w:val="false"/>
-                <w:b w:val="false"/>
-                <w:u w:val="none"/>
-                <w:sz w:val="22"/>
-                <w:szCs w:val="22"/>
-                <w:color w:val="000000"/>
-              </w:rPr>
-              <w:t xml:space="preserve">1.47, 4.55</w:t>
+              <w:t xml:space="preserve">2.48</w:t>
+            </w:r>
+          </w:p>
+        </w:tc>
+        <w:tc>
+          <w:tcPr>
+            <w:tcBorders>
+              <w:bottom w:val="none" w:sz="0" w:space="0" w:color="000000"/>
+              <w:top w:val="none" w:sz="0" w:space="0" w:color="000000"/>
+              <w:left w:val="none" w:sz="0" w:space="0" w:color="000000"/>
+              <w:right w:val="none" w:sz="0" w:space="0" w:color="000000"/>
+            </w:tcBorders>
+            <w:shd w:val="clear" w:color="auto" w:fill="FFFFFF"/>
+            <w:tcMar>
+              <w:top w:w="0" w:type="dxa"/>
+              <w:bottom w:w="0" w:type="dxa"/>
+              <w:left w:w="0" w:type="dxa"/>
+              <w:right w:w="0" w:type="dxa"/>
+            </w:tcMar>
+            <w:vAlign w:val="top"/>
+          </w:tcPr>
+          <w:p>
+            <w:pPr>
+              <w:pStyle w:val="Normal"/>
+              <w:jc w:val="center"/>
+              <w:pBdr>
+                <w:bottom w:val="none" w:sz="0" w:space="0" w:color="000000"/>
+                <w:top w:val="none" w:sz="0" w:space="0" w:color="000000"/>
+                <w:left w:val="none" w:sz="0" w:space="0" w:color="000000"/>
+                <w:right w:val="none" w:sz="0" w:space="0" w:color="000000"/>
+              </w:pBdr>
+              <w:spacing w:after="100" w:before="100" w:line="240"/>
+              <w:ind w:left="100" w:right="100" w:firstLine="0" w:firstLineChars="0"/>
+              <w:rPr>
+                <w:rFonts w:ascii="Helvetica" w:hAnsi="Helvetica" w:eastAsia="Helvetica" w:cs="Helvetica"/>
+                <w:i w:val="false"/>
+                <w:b w:val="false"/>
+                <w:u w:val="none"/>
+                <w:sz w:val="22"/>
+                <w:szCs w:val="22"/>
+                <w:color w:val="000000"/>
+              </w:rPr>
+            </w:pPr>
+            <w:r>
+              <w:rPr>
+                <w:rFonts w:ascii="Helvetica" w:hAnsi="Helvetica" w:eastAsia="Helvetica" w:cs="Helvetica"/>
+                <w:i w:val="false"/>
+                <w:b w:val="false"/>
+                <w:u w:val="none"/>
+                <w:sz w:val="22"/>
+                <w:szCs w:val="22"/>
+                <w:color w:val="000000"/>
+              </w:rPr>
+              <w:t xml:space="preserve">1.42, 4.32</w:t>
             </w:r>
           </w:p>
         </w:tc>
@@ -3035,113 +3035,113 @@
                 <w:szCs w:val="22"/>
                 <w:color w:val="000000"/>
               </w:rPr>
-              <w:t xml:space="preserve">1.71</w:t>
-            </w:r>
-          </w:p>
-        </w:tc>
-        <w:tc>
-          <w:tcPr>
-            <w:tcBorders>
-              <w:bottom w:val="none" w:sz="0" w:space="0" w:color="000000"/>
-              <w:top w:val="none" w:sz="0" w:space="0" w:color="000000"/>
-              <w:left w:val="none" w:sz="0" w:space="0" w:color="000000"/>
-              <w:right w:val="none" w:sz="0" w:space="0" w:color="000000"/>
-            </w:tcBorders>
-            <w:shd w:val="clear" w:color="auto" w:fill="FFFFFF"/>
-            <w:tcMar>
-              <w:top w:w="0" w:type="dxa"/>
-              <w:bottom w:w="0" w:type="dxa"/>
-              <w:left w:w="0" w:type="dxa"/>
-              <w:right w:w="0" w:type="dxa"/>
-            </w:tcMar>
-            <w:vAlign w:val="top"/>
-          </w:tcPr>
-          <w:p>
-            <w:pPr>
-              <w:pStyle w:val="Normal"/>
-              <w:jc w:val="center"/>
-              <w:pBdr>
-                <w:bottom w:val="none" w:sz="0" w:space="0" w:color="000000"/>
-                <w:top w:val="none" w:sz="0" w:space="0" w:color="000000"/>
-                <w:left w:val="none" w:sz="0" w:space="0" w:color="000000"/>
-                <w:right w:val="none" w:sz="0" w:space="0" w:color="000000"/>
-              </w:pBdr>
-              <w:spacing w:after="100" w:before="100" w:line="240"/>
-              <w:ind w:left="100" w:right="100" w:firstLine="0" w:firstLineChars="0"/>
-              <w:rPr>
-                <w:rFonts w:ascii="Helvetica" w:hAnsi="Helvetica" w:eastAsia="Helvetica" w:cs="Helvetica"/>
-                <w:i w:val="false"/>
-                <w:b w:val="false"/>
-                <w:u w:val="none"/>
-                <w:sz w:val="22"/>
-                <w:szCs w:val="22"/>
-                <w:color w:val="000000"/>
-              </w:rPr>
-            </w:pPr>
-            <w:r>
-              <w:rPr>
-                <w:rFonts w:ascii="Helvetica" w:hAnsi="Helvetica" w:eastAsia="Helvetica" w:cs="Helvetica"/>
-                <w:i w:val="false"/>
-                <w:b w:val="false"/>
-                <w:u w:val="none"/>
-                <w:sz w:val="22"/>
-                <w:szCs w:val="22"/>
-                <w:color w:val="000000"/>
-              </w:rPr>
-              <w:t xml:space="preserve">0.73, 4.00</w:t>
-            </w:r>
-          </w:p>
-        </w:tc>
-        <w:tc>
-          <w:tcPr>
-            <w:tcBorders>
-              <w:bottom w:val="none" w:sz="0" w:space="0" w:color="000000"/>
-              <w:top w:val="none" w:sz="0" w:space="0" w:color="000000"/>
-              <w:left w:val="none" w:sz="0" w:space="0" w:color="000000"/>
-              <w:right w:val="none" w:sz="0" w:space="0" w:color="000000"/>
-            </w:tcBorders>
-            <w:shd w:val="clear" w:color="auto" w:fill="FFFFFF"/>
-            <w:tcMar>
-              <w:top w:w="0" w:type="dxa"/>
-              <w:bottom w:w="0" w:type="dxa"/>
-              <w:left w:w="0" w:type="dxa"/>
-              <w:right w:w="0" w:type="dxa"/>
-            </w:tcMar>
-            <w:vAlign w:val="top"/>
-          </w:tcPr>
-          <w:p>
-            <w:pPr>
-              <w:pStyle w:val="Normal"/>
-              <w:jc w:val="center"/>
-              <w:pBdr>
-                <w:bottom w:val="none" w:sz="0" w:space="0" w:color="000000"/>
-                <w:top w:val="none" w:sz="0" w:space="0" w:color="000000"/>
-                <w:left w:val="none" w:sz="0" w:space="0" w:color="000000"/>
-                <w:right w:val="none" w:sz="0" w:space="0" w:color="000000"/>
-              </w:pBdr>
-              <w:spacing w:after="100" w:before="100" w:line="240"/>
-              <w:ind w:left="100" w:right="100" w:firstLine="0" w:firstLineChars="0"/>
-              <w:rPr>
-                <w:rFonts w:ascii="Helvetica" w:hAnsi="Helvetica" w:eastAsia="Helvetica" w:cs="Helvetica"/>
-                <w:i w:val="false"/>
-                <w:b w:val="false"/>
-                <w:u w:val="none"/>
-                <w:sz w:val="22"/>
-                <w:szCs w:val="22"/>
-                <w:color w:val="000000"/>
-              </w:rPr>
-            </w:pPr>
-            <w:r>
-              <w:rPr>
-                <w:rFonts w:ascii="Helvetica" w:hAnsi="Helvetica" w:eastAsia="Helvetica" w:cs="Helvetica"/>
-                <w:i w:val="false"/>
-                <w:b w:val="false"/>
-                <w:u w:val="none"/>
-                <w:sz w:val="22"/>
-                <w:szCs w:val="22"/>
-                <w:color w:val="000000"/>
-              </w:rPr>
-              <w:t xml:space="preserve">0.220</w:t>
+              <w:t xml:space="preserve">1.67</w:t>
+            </w:r>
+          </w:p>
+        </w:tc>
+        <w:tc>
+          <w:tcPr>
+            <w:tcBorders>
+              <w:bottom w:val="none" w:sz="0" w:space="0" w:color="000000"/>
+              <w:top w:val="none" w:sz="0" w:space="0" w:color="000000"/>
+              <w:left w:val="none" w:sz="0" w:space="0" w:color="000000"/>
+              <w:right w:val="none" w:sz="0" w:space="0" w:color="000000"/>
+            </w:tcBorders>
+            <w:shd w:val="clear" w:color="auto" w:fill="FFFFFF"/>
+            <w:tcMar>
+              <w:top w:w="0" w:type="dxa"/>
+              <w:bottom w:w="0" w:type="dxa"/>
+              <w:left w:w="0" w:type="dxa"/>
+              <w:right w:w="0" w:type="dxa"/>
+            </w:tcMar>
+            <w:vAlign w:val="top"/>
+          </w:tcPr>
+          <w:p>
+            <w:pPr>
+              <w:pStyle w:val="Normal"/>
+              <w:jc w:val="center"/>
+              <w:pBdr>
+                <w:bottom w:val="none" w:sz="0" w:space="0" w:color="000000"/>
+                <w:top w:val="none" w:sz="0" w:space="0" w:color="000000"/>
+                <w:left w:val="none" w:sz="0" w:space="0" w:color="000000"/>
+                <w:right w:val="none" w:sz="0" w:space="0" w:color="000000"/>
+              </w:pBdr>
+              <w:spacing w:after="100" w:before="100" w:line="240"/>
+              <w:ind w:left="100" w:right="100" w:firstLine="0" w:firstLineChars="0"/>
+              <w:rPr>
+                <w:rFonts w:ascii="Helvetica" w:hAnsi="Helvetica" w:eastAsia="Helvetica" w:cs="Helvetica"/>
+                <w:i w:val="false"/>
+                <w:b w:val="false"/>
+                <w:u w:val="none"/>
+                <w:sz w:val="22"/>
+                <w:szCs w:val="22"/>
+                <w:color w:val="000000"/>
+              </w:rPr>
+            </w:pPr>
+            <w:r>
+              <w:rPr>
+                <w:rFonts w:ascii="Helvetica" w:hAnsi="Helvetica" w:eastAsia="Helvetica" w:cs="Helvetica"/>
+                <w:i w:val="false"/>
+                <w:b w:val="false"/>
+                <w:u w:val="none"/>
+                <w:sz w:val="22"/>
+                <w:szCs w:val="22"/>
+                <w:color w:val="000000"/>
+              </w:rPr>
+              <w:t xml:space="preserve">0.69, 4.01</w:t>
+            </w:r>
+          </w:p>
+        </w:tc>
+        <w:tc>
+          <w:tcPr>
+            <w:tcBorders>
+              <w:bottom w:val="none" w:sz="0" w:space="0" w:color="000000"/>
+              <w:top w:val="none" w:sz="0" w:space="0" w:color="000000"/>
+              <w:left w:val="none" w:sz="0" w:space="0" w:color="000000"/>
+              <w:right w:val="none" w:sz="0" w:space="0" w:color="000000"/>
+            </w:tcBorders>
+            <w:shd w:val="clear" w:color="auto" w:fill="FFFFFF"/>
+            <w:tcMar>
+              <w:top w:w="0" w:type="dxa"/>
+              <w:bottom w:w="0" w:type="dxa"/>
+              <w:left w:w="0" w:type="dxa"/>
+              <w:right w:w="0" w:type="dxa"/>
+            </w:tcMar>
+            <w:vAlign w:val="top"/>
+          </w:tcPr>
+          <w:p>
+            <w:pPr>
+              <w:pStyle w:val="Normal"/>
+              <w:jc w:val="center"/>
+              <w:pBdr>
+                <w:bottom w:val="none" w:sz="0" w:space="0" w:color="000000"/>
+                <w:top w:val="none" w:sz="0" w:space="0" w:color="000000"/>
+                <w:left w:val="none" w:sz="0" w:space="0" w:color="000000"/>
+                <w:right w:val="none" w:sz="0" w:space="0" w:color="000000"/>
+              </w:pBdr>
+              <w:spacing w:after="100" w:before="100" w:line="240"/>
+              <w:ind w:left="100" w:right="100" w:firstLine="0" w:firstLineChars="0"/>
+              <w:rPr>
+                <w:rFonts w:ascii="Helvetica" w:hAnsi="Helvetica" w:eastAsia="Helvetica" w:cs="Helvetica"/>
+                <w:i w:val="false"/>
+                <w:b w:val="false"/>
+                <w:u w:val="none"/>
+                <w:sz w:val="22"/>
+                <w:szCs w:val="22"/>
+                <w:color w:val="000000"/>
+              </w:rPr>
+            </w:pPr>
+            <w:r>
+              <w:rPr>
+                <w:rFonts w:ascii="Helvetica" w:hAnsi="Helvetica" w:eastAsia="Helvetica" w:cs="Helvetica"/>
+                <w:i w:val="false"/>
+                <w:b w:val="false"/>
+                <w:u w:val="none"/>
+                <w:sz w:val="22"/>
+                <w:szCs w:val="22"/>
+                <w:color w:val="000000"/>
+              </w:rPr>
+              <w:t xml:space="preserve">0.260</w:t>
             </w:r>
           </w:p>
         </w:tc>
@@ -3306,7 +3306,7 @@
                 <w:szCs w:val="22"/>
                 <w:color w:val="000000"/>
               </w:rPr>
-              <w:t xml:space="preserve">1.12</w:t>
+              <w:t xml:space="preserve">1.11</w:t>
             </w:r>
           </w:p>
         </w:tc>
@@ -3571,60 +3571,60 @@
                 <w:szCs w:val="22"/>
                 <w:color w:val="000000"/>
               </w:rPr>
-              <w:t xml:space="preserve">1.02, 1.26</w:t>
-            </w:r>
-          </w:p>
-        </w:tc>
-        <w:tc>
-          <w:tcPr>
-            <w:tcBorders>
-              <w:bottom w:val="none" w:sz="0" w:space="0" w:color="000000"/>
-              <w:top w:val="none" w:sz="0" w:space="0" w:color="000000"/>
-              <w:left w:val="none" w:sz="0" w:space="0" w:color="000000"/>
-              <w:right w:val="none" w:sz="0" w:space="0" w:color="000000"/>
-            </w:tcBorders>
-            <w:shd w:val="clear" w:color="auto" w:fill="FFFFFF"/>
-            <w:tcMar>
-              <w:top w:w="0" w:type="dxa"/>
-              <w:bottom w:w="0" w:type="dxa"/>
-              <w:left w:w="0" w:type="dxa"/>
-              <w:right w:w="0" w:type="dxa"/>
-            </w:tcMar>
-            <w:vAlign w:val="top"/>
-          </w:tcPr>
-          <w:p>
-            <w:pPr>
-              <w:pStyle w:val="Normal"/>
-              <w:jc w:val="center"/>
-              <w:pBdr>
-                <w:bottom w:val="none" w:sz="0" w:space="0" w:color="000000"/>
-                <w:top w:val="none" w:sz="0" w:space="0" w:color="000000"/>
-                <w:left w:val="none" w:sz="0" w:space="0" w:color="000000"/>
-                <w:right w:val="none" w:sz="0" w:space="0" w:color="000000"/>
-              </w:pBdr>
-              <w:spacing w:after="100" w:before="100" w:line="240"/>
-              <w:ind w:left="100" w:right="100" w:firstLine="0" w:firstLineChars="0"/>
-              <w:rPr>
-                <w:rFonts w:ascii="Helvetica" w:hAnsi="Helvetica" w:eastAsia="Helvetica" w:cs="Helvetica"/>
-                <w:i w:val="false"/>
-                <w:b w:val="false"/>
-                <w:u w:val="none"/>
-                <w:sz w:val="22"/>
-                <w:szCs w:val="22"/>
-                <w:color w:val="000000"/>
-              </w:rPr>
-            </w:pPr>
-            <w:r>
-              <w:rPr>
-                <w:rFonts w:ascii="Helvetica" w:hAnsi="Helvetica" w:eastAsia="Helvetica" w:cs="Helvetica"/>
-                <w:i w:val="false"/>
-                <w:b w:val="false"/>
-                <w:u w:val="none"/>
-                <w:sz w:val="22"/>
-                <w:szCs w:val="22"/>
-                <w:color w:val="000000"/>
-              </w:rPr>
-              <w:t xml:space="preserve">0.024</w:t>
+              <w:t xml:space="preserve">1.02, 1.25</w:t>
+            </w:r>
+          </w:p>
+        </w:tc>
+        <w:tc>
+          <w:tcPr>
+            <w:tcBorders>
+              <w:bottom w:val="none" w:sz="0" w:space="0" w:color="000000"/>
+              <w:top w:val="none" w:sz="0" w:space="0" w:color="000000"/>
+              <w:left w:val="none" w:sz="0" w:space="0" w:color="000000"/>
+              <w:right w:val="none" w:sz="0" w:space="0" w:color="000000"/>
+            </w:tcBorders>
+            <w:shd w:val="clear" w:color="auto" w:fill="FFFFFF"/>
+            <w:tcMar>
+              <w:top w:w="0" w:type="dxa"/>
+              <w:bottom w:w="0" w:type="dxa"/>
+              <w:left w:w="0" w:type="dxa"/>
+              <w:right w:w="0" w:type="dxa"/>
+            </w:tcMar>
+            <w:vAlign w:val="top"/>
+          </w:tcPr>
+          <w:p>
+            <w:pPr>
+              <w:pStyle w:val="Normal"/>
+              <w:jc w:val="center"/>
+              <w:pBdr>
+                <w:bottom w:val="none" w:sz="0" w:space="0" w:color="000000"/>
+                <w:top w:val="none" w:sz="0" w:space="0" w:color="000000"/>
+                <w:left w:val="none" w:sz="0" w:space="0" w:color="000000"/>
+                <w:right w:val="none" w:sz="0" w:space="0" w:color="000000"/>
+              </w:pBdr>
+              <w:spacing w:after="100" w:before="100" w:line="240"/>
+              <w:ind w:left="100" w:right="100" w:firstLine="0" w:firstLineChars="0"/>
+              <w:rPr>
+                <w:rFonts w:ascii="Helvetica" w:hAnsi="Helvetica" w:eastAsia="Helvetica" w:cs="Helvetica"/>
+                <w:i w:val="false"/>
+                <w:b w:val="false"/>
+                <w:u w:val="none"/>
+                <w:sz w:val="22"/>
+                <w:szCs w:val="22"/>
+                <w:color w:val="000000"/>
+              </w:rPr>
+            </w:pPr>
+            <w:r>
+              <w:rPr>
+                <w:rFonts w:ascii="Helvetica" w:hAnsi="Helvetica" w:eastAsia="Helvetica" w:cs="Helvetica"/>
+                <w:i w:val="false"/>
+                <w:b w:val="false"/>
+                <w:u w:val="none"/>
+                <w:sz w:val="22"/>
+                <w:szCs w:val="22"/>
+                <w:color w:val="000000"/>
+              </w:rPr>
+              <w:t xml:space="preserve">0.022</w:t>
             </w:r>
           </w:p>
         </w:tc>
@@ -4755,113 +4755,113 @@
                 <w:szCs w:val="22"/>
                 <w:color w:val="000000"/>
               </w:rPr>
-              <w:t xml:space="preserve">1.15</w:t>
-            </w:r>
-          </w:p>
-        </w:tc>
-        <w:tc>
-          <w:tcPr>
-            <w:tcBorders>
-              <w:bottom w:val="none" w:sz="0" w:space="0" w:color="000000"/>
-              <w:top w:val="none" w:sz="0" w:space="0" w:color="000000"/>
-              <w:left w:val="none" w:sz="0" w:space="0" w:color="000000"/>
-              <w:right w:val="none" w:sz="0" w:space="0" w:color="000000"/>
-            </w:tcBorders>
-            <w:shd w:val="clear" w:color="auto" w:fill="FFFFFF"/>
-            <w:tcMar>
-              <w:top w:w="0" w:type="dxa"/>
-              <w:bottom w:w="0" w:type="dxa"/>
-              <w:left w:w="0" w:type="dxa"/>
-              <w:right w:w="0" w:type="dxa"/>
-            </w:tcMar>
-            <w:vAlign w:val="top"/>
-          </w:tcPr>
-          <w:p>
-            <w:pPr>
-              <w:pStyle w:val="Normal"/>
-              <w:jc w:val="center"/>
-              <w:pBdr>
-                <w:bottom w:val="none" w:sz="0" w:space="0" w:color="000000"/>
-                <w:top w:val="none" w:sz="0" w:space="0" w:color="000000"/>
-                <w:left w:val="none" w:sz="0" w:space="0" w:color="000000"/>
-                <w:right w:val="none" w:sz="0" w:space="0" w:color="000000"/>
-              </w:pBdr>
-              <w:spacing w:after="100" w:before="100" w:line="240"/>
-              <w:ind w:left="100" w:right="100" w:firstLine="0" w:firstLineChars="0"/>
-              <w:rPr>
-                <w:rFonts w:ascii="Helvetica" w:hAnsi="Helvetica" w:eastAsia="Helvetica" w:cs="Helvetica"/>
-                <w:i w:val="false"/>
-                <w:b w:val="false"/>
-                <w:u w:val="none"/>
-                <w:sz w:val="22"/>
-                <w:szCs w:val="22"/>
-                <w:color w:val="000000"/>
-              </w:rPr>
-            </w:pPr>
-            <w:r>
-              <w:rPr>
-                <w:rFonts w:ascii="Helvetica" w:hAnsi="Helvetica" w:eastAsia="Helvetica" w:cs="Helvetica"/>
-                <w:i w:val="false"/>
-                <w:b w:val="false"/>
-                <w:u w:val="none"/>
-                <w:sz w:val="22"/>
-                <w:szCs w:val="22"/>
-                <w:color w:val="000000"/>
-              </w:rPr>
-              <w:t xml:space="preserve">0.64, 2.05</w:t>
-            </w:r>
-          </w:p>
-        </w:tc>
-        <w:tc>
-          <w:tcPr>
-            <w:tcBorders>
-              <w:bottom w:val="none" w:sz="0" w:space="0" w:color="000000"/>
-              <w:top w:val="none" w:sz="0" w:space="0" w:color="000000"/>
-              <w:left w:val="none" w:sz="0" w:space="0" w:color="000000"/>
-              <w:right w:val="none" w:sz="0" w:space="0" w:color="000000"/>
-            </w:tcBorders>
-            <w:shd w:val="clear" w:color="auto" w:fill="FFFFFF"/>
-            <w:tcMar>
-              <w:top w:w="0" w:type="dxa"/>
-              <w:bottom w:w="0" w:type="dxa"/>
-              <w:left w:w="0" w:type="dxa"/>
-              <w:right w:w="0" w:type="dxa"/>
-            </w:tcMar>
-            <w:vAlign w:val="top"/>
-          </w:tcPr>
-          <w:p>
-            <w:pPr>
-              <w:pStyle w:val="Normal"/>
-              <w:jc w:val="center"/>
-              <w:pBdr>
-                <w:bottom w:val="none" w:sz="0" w:space="0" w:color="000000"/>
-                <w:top w:val="none" w:sz="0" w:space="0" w:color="000000"/>
-                <w:left w:val="none" w:sz="0" w:space="0" w:color="000000"/>
-                <w:right w:val="none" w:sz="0" w:space="0" w:color="000000"/>
-              </w:pBdr>
-              <w:spacing w:after="100" w:before="100" w:line="240"/>
-              <w:ind w:left="100" w:right="100" w:firstLine="0" w:firstLineChars="0"/>
-              <w:rPr>
-                <w:rFonts w:ascii="Helvetica" w:hAnsi="Helvetica" w:eastAsia="Helvetica" w:cs="Helvetica"/>
-                <w:i w:val="false"/>
-                <w:b w:val="false"/>
-                <w:u w:val="none"/>
-                <w:sz w:val="22"/>
-                <w:szCs w:val="22"/>
-                <w:color w:val="000000"/>
-              </w:rPr>
-            </w:pPr>
-            <w:r>
-              <w:rPr>
-                <w:rFonts w:ascii="Helvetica" w:hAnsi="Helvetica" w:eastAsia="Helvetica" w:cs="Helvetica"/>
-                <w:i w:val="false"/>
-                <w:b w:val="false"/>
-                <w:u w:val="none"/>
-                <w:sz w:val="22"/>
-                <w:szCs w:val="22"/>
-                <w:color w:val="000000"/>
-              </w:rPr>
-              <w:t xml:space="preserve">0.640</w:t>
+              <w:t xml:space="preserve">1.12</w:t>
+            </w:r>
+          </w:p>
+        </w:tc>
+        <w:tc>
+          <w:tcPr>
+            <w:tcBorders>
+              <w:bottom w:val="none" w:sz="0" w:space="0" w:color="000000"/>
+              <w:top w:val="none" w:sz="0" w:space="0" w:color="000000"/>
+              <w:left w:val="none" w:sz="0" w:space="0" w:color="000000"/>
+              <w:right w:val="none" w:sz="0" w:space="0" w:color="000000"/>
+            </w:tcBorders>
+            <w:shd w:val="clear" w:color="auto" w:fill="FFFFFF"/>
+            <w:tcMar>
+              <w:top w:w="0" w:type="dxa"/>
+              <w:bottom w:w="0" w:type="dxa"/>
+              <w:left w:w="0" w:type="dxa"/>
+              <w:right w:w="0" w:type="dxa"/>
+            </w:tcMar>
+            <w:vAlign w:val="top"/>
+          </w:tcPr>
+          <w:p>
+            <w:pPr>
+              <w:pStyle w:val="Normal"/>
+              <w:jc w:val="center"/>
+              <w:pBdr>
+                <w:bottom w:val="none" w:sz="0" w:space="0" w:color="000000"/>
+                <w:top w:val="none" w:sz="0" w:space="0" w:color="000000"/>
+                <w:left w:val="none" w:sz="0" w:space="0" w:color="000000"/>
+                <w:right w:val="none" w:sz="0" w:space="0" w:color="000000"/>
+              </w:pBdr>
+              <w:spacing w:after="100" w:before="100" w:line="240"/>
+              <w:ind w:left="100" w:right="100" w:firstLine="0" w:firstLineChars="0"/>
+              <w:rPr>
+                <w:rFonts w:ascii="Helvetica" w:hAnsi="Helvetica" w:eastAsia="Helvetica" w:cs="Helvetica"/>
+                <w:i w:val="false"/>
+                <w:b w:val="false"/>
+                <w:u w:val="none"/>
+                <w:sz w:val="22"/>
+                <w:szCs w:val="22"/>
+                <w:color w:val="000000"/>
+              </w:rPr>
+            </w:pPr>
+            <w:r>
+              <w:rPr>
+                <w:rFonts w:ascii="Helvetica" w:hAnsi="Helvetica" w:eastAsia="Helvetica" w:cs="Helvetica"/>
+                <w:i w:val="false"/>
+                <w:b w:val="false"/>
+                <w:u w:val="none"/>
+                <w:sz w:val="22"/>
+                <w:szCs w:val="22"/>
+                <w:color w:val="000000"/>
+              </w:rPr>
+              <w:t xml:space="preserve">0.63, 1.99</w:t>
+            </w:r>
+          </w:p>
+        </w:tc>
+        <w:tc>
+          <w:tcPr>
+            <w:tcBorders>
+              <w:bottom w:val="none" w:sz="0" w:space="0" w:color="000000"/>
+              <w:top w:val="none" w:sz="0" w:space="0" w:color="000000"/>
+              <w:left w:val="none" w:sz="0" w:space="0" w:color="000000"/>
+              <w:right w:val="none" w:sz="0" w:space="0" w:color="000000"/>
+            </w:tcBorders>
+            <w:shd w:val="clear" w:color="auto" w:fill="FFFFFF"/>
+            <w:tcMar>
+              <w:top w:w="0" w:type="dxa"/>
+              <w:bottom w:w="0" w:type="dxa"/>
+              <w:left w:w="0" w:type="dxa"/>
+              <w:right w:w="0" w:type="dxa"/>
+            </w:tcMar>
+            <w:vAlign w:val="top"/>
+          </w:tcPr>
+          <w:p>
+            <w:pPr>
+              <w:pStyle w:val="Normal"/>
+              <w:jc w:val="center"/>
+              <w:pBdr>
+                <w:bottom w:val="none" w:sz="0" w:space="0" w:color="000000"/>
+                <w:top w:val="none" w:sz="0" w:space="0" w:color="000000"/>
+                <w:left w:val="none" w:sz="0" w:space="0" w:color="000000"/>
+                <w:right w:val="none" w:sz="0" w:space="0" w:color="000000"/>
+              </w:pBdr>
+              <w:spacing w:after="100" w:before="100" w:line="240"/>
+              <w:ind w:left="100" w:right="100" w:firstLine="0" w:firstLineChars="0"/>
+              <w:rPr>
+                <w:rFonts w:ascii="Helvetica" w:hAnsi="Helvetica" w:eastAsia="Helvetica" w:cs="Helvetica"/>
+                <w:i w:val="false"/>
+                <w:b w:val="false"/>
+                <w:u w:val="none"/>
+                <w:sz w:val="22"/>
+                <w:szCs w:val="22"/>
+                <w:color w:val="000000"/>
+              </w:rPr>
+            </w:pPr>
+            <w:r>
+              <w:rPr>
+                <w:rFonts w:ascii="Helvetica" w:hAnsi="Helvetica" w:eastAsia="Helvetica" w:cs="Helvetica"/>
+                <w:i w:val="false"/>
+                <w:b w:val="false"/>
+                <w:u w:val="none"/>
+                <w:sz w:val="22"/>
+                <w:szCs w:val="22"/>
+                <w:color w:val="000000"/>
+              </w:rPr>
+              <w:t xml:space="preserve">0.700</w:t>
             </w:r>
           </w:p>
         </w:tc>
@@ -4967,113 +4967,113 @@
                 <w:szCs w:val="22"/>
                 <w:color w:val="000000"/>
               </w:rPr>
-              <w:t xml:space="preserve">0.96</w:t>
-            </w:r>
-          </w:p>
-        </w:tc>
-        <w:tc>
-          <w:tcPr>
-            <w:tcBorders>
-              <w:bottom w:val="none" w:sz="0" w:space="0" w:color="000000"/>
-              <w:top w:val="none" w:sz="0" w:space="0" w:color="000000"/>
-              <w:left w:val="none" w:sz="0" w:space="0" w:color="000000"/>
-              <w:right w:val="none" w:sz="0" w:space="0" w:color="000000"/>
-            </w:tcBorders>
-            <w:shd w:val="clear" w:color="auto" w:fill="FFFFFF"/>
-            <w:tcMar>
-              <w:top w:w="0" w:type="dxa"/>
-              <w:bottom w:w="0" w:type="dxa"/>
-              <w:left w:w="0" w:type="dxa"/>
-              <w:right w:w="0" w:type="dxa"/>
-            </w:tcMar>
-            <w:vAlign w:val="top"/>
-          </w:tcPr>
-          <w:p>
-            <w:pPr>
-              <w:pStyle w:val="Normal"/>
-              <w:jc w:val="center"/>
-              <w:pBdr>
-                <w:bottom w:val="none" w:sz="0" w:space="0" w:color="000000"/>
-                <w:top w:val="none" w:sz="0" w:space="0" w:color="000000"/>
-                <w:left w:val="none" w:sz="0" w:space="0" w:color="000000"/>
-                <w:right w:val="none" w:sz="0" w:space="0" w:color="000000"/>
-              </w:pBdr>
-              <w:spacing w:after="100" w:before="100" w:line="240"/>
-              <w:ind w:left="100" w:right="100" w:firstLine="0" w:firstLineChars="0"/>
-              <w:rPr>
-                <w:rFonts w:ascii="Helvetica" w:hAnsi="Helvetica" w:eastAsia="Helvetica" w:cs="Helvetica"/>
-                <w:i w:val="false"/>
-                <w:b w:val="false"/>
-                <w:u w:val="none"/>
-                <w:sz w:val="22"/>
-                <w:szCs w:val="22"/>
-                <w:color w:val="000000"/>
-              </w:rPr>
-            </w:pPr>
-            <w:r>
-              <w:rPr>
-                <w:rFonts w:ascii="Helvetica" w:hAnsi="Helvetica" w:eastAsia="Helvetica" w:cs="Helvetica"/>
-                <w:i w:val="false"/>
-                <w:b w:val="false"/>
-                <w:u w:val="none"/>
-                <w:sz w:val="22"/>
-                <w:szCs w:val="22"/>
-                <w:color w:val="000000"/>
-              </w:rPr>
-              <w:t xml:space="preserve">0.47, 1.98</w:t>
-            </w:r>
-          </w:p>
-        </w:tc>
-        <w:tc>
-          <w:tcPr>
-            <w:tcBorders>
-              <w:bottom w:val="none" w:sz="0" w:space="0" w:color="000000"/>
-              <w:top w:val="none" w:sz="0" w:space="0" w:color="000000"/>
-              <w:left w:val="none" w:sz="0" w:space="0" w:color="000000"/>
-              <w:right w:val="none" w:sz="0" w:space="0" w:color="000000"/>
-            </w:tcBorders>
-            <w:shd w:val="clear" w:color="auto" w:fill="FFFFFF"/>
-            <w:tcMar>
-              <w:top w:w="0" w:type="dxa"/>
-              <w:bottom w:w="0" w:type="dxa"/>
-              <w:left w:w="0" w:type="dxa"/>
-              <w:right w:w="0" w:type="dxa"/>
-            </w:tcMar>
-            <w:vAlign w:val="top"/>
-          </w:tcPr>
-          <w:p>
-            <w:pPr>
-              <w:pStyle w:val="Normal"/>
-              <w:jc w:val="center"/>
-              <w:pBdr>
-                <w:bottom w:val="none" w:sz="0" w:space="0" w:color="000000"/>
-                <w:top w:val="none" w:sz="0" w:space="0" w:color="000000"/>
-                <w:left w:val="none" w:sz="0" w:space="0" w:color="000000"/>
-                <w:right w:val="none" w:sz="0" w:space="0" w:color="000000"/>
-              </w:pBdr>
-              <w:spacing w:after="100" w:before="100" w:line="240"/>
-              <w:ind w:left="100" w:right="100" w:firstLine="0" w:firstLineChars="0"/>
-              <w:rPr>
-                <w:rFonts w:ascii="Helvetica" w:hAnsi="Helvetica" w:eastAsia="Helvetica" w:cs="Helvetica"/>
-                <w:i w:val="false"/>
-                <w:b w:val="false"/>
-                <w:u w:val="none"/>
-                <w:sz w:val="22"/>
-                <w:szCs w:val="22"/>
-                <w:color w:val="000000"/>
-              </w:rPr>
-            </w:pPr>
-            <w:r>
-              <w:rPr>
-                <w:rFonts w:ascii="Helvetica" w:hAnsi="Helvetica" w:eastAsia="Helvetica" w:cs="Helvetica"/>
-                <w:i w:val="false"/>
-                <w:b w:val="false"/>
-                <w:u w:val="none"/>
-                <w:sz w:val="22"/>
-                <w:szCs w:val="22"/>
-                <w:color w:val="000000"/>
-              </w:rPr>
-              <w:t xml:space="preserve">0.920</w:t>
+              <w:t xml:space="preserve">0.87</w:t>
+            </w:r>
+          </w:p>
+        </w:tc>
+        <w:tc>
+          <w:tcPr>
+            <w:tcBorders>
+              <w:bottom w:val="none" w:sz="0" w:space="0" w:color="000000"/>
+              <w:top w:val="none" w:sz="0" w:space="0" w:color="000000"/>
+              <w:left w:val="none" w:sz="0" w:space="0" w:color="000000"/>
+              <w:right w:val="none" w:sz="0" w:space="0" w:color="000000"/>
+            </w:tcBorders>
+            <w:shd w:val="clear" w:color="auto" w:fill="FFFFFF"/>
+            <w:tcMar>
+              <w:top w:w="0" w:type="dxa"/>
+              <w:bottom w:w="0" w:type="dxa"/>
+              <w:left w:w="0" w:type="dxa"/>
+              <w:right w:w="0" w:type="dxa"/>
+            </w:tcMar>
+            <w:vAlign w:val="top"/>
+          </w:tcPr>
+          <w:p>
+            <w:pPr>
+              <w:pStyle w:val="Normal"/>
+              <w:jc w:val="center"/>
+              <w:pBdr>
+                <w:bottom w:val="none" w:sz="0" w:space="0" w:color="000000"/>
+                <w:top w:val="none" w:sz="0" w:space="0" w:color="000000"/>
+                <w:left w:val="none" w:sz="0" w:space="0" w:color="000000"/>
+                <w:right w:val="none" w:sz="0" w:space="0" w:color="000000"/>
+              </w:pBdr>
+              <w:spacing w:after="100" w:before="100" w:line="240"/>
+              <w:ind w:left="100" w:right="100" w:firstLine="0" w:firstLineChars="0"/>
+              <w:rPr>
+                <w:rFonts w:ascii="Helvetica" w:hAnsi="Helvetica" w:eastAsia="Helvetica" w:cs="Helvetica"/>
+                <w:i w:val="false"/>
+                <w:b w:val="false"/>
+                <w:u w:val="none"/>
+                <w:sz w:val="22"/>
+                <w:szCs w:val="22"/>
+                <w:color w:val="000000"/>
+              </w:rPr>
+            </w:pPr>
+            <w:r>
+              <w:rPr>
+                <w:rFonts w:ascii="Helvetica" w:hAnsi="Helvetica" w:eastAsia="Helvetica" w:cs="Helvetica"/>
+                <w:i w:val="false"/>
+                <w:b w:val="false"/>
+                <w:u w:val="none"/>
+                <w:sz w:val="22"/>
+                <w:szCs w:val="22"/>
+                <w:color w:val="000000"/>
+              </w:rPr>
+              <w:t xml:space="preserve">0.42, 1.82</w:t>
+            </w:r>
+          </w:p>
+        </w:tc>
+        <w:tc>
+          <w:tcPr>
+            <w:tcBorders>
+              <w:bottom w:val="none" w:sz="0" w:space="0" w:color="000000"/>
+              <w:top w:val="none" w:sz="0" w:space="0" w:color="000000"/>
+              <w:left w:val="none" w:sz="0" w:space="0" w:color="000000"/>
+              <w:right w:val="none" w:sz="0" w:space="0" w:color="000000"/>
+            </w:tcBorders>
+            <w:shd w:val="clear" w:color="auto" w:fill="FFFFFF"/>
+            <w:tcMar>
+              <w:top w:w="0" w:type="dxa"/>
+              <w:bottom w:w="0" w:type="dxa"/>
+              <w:left w:w="0" w:type="dxa"/>
+              <w:right w:w="0" w:type="dxa"/>
+            </w:tcMar>
+            <w:vAlign w:val="top"/>
+          </w:tcPr>
+          <w:p>
+            <w:pPr>
+              <w:pStyle w:val="Normal"/>
+              <w:jc w:val="center"/>
+              <w:pBdr>
+                <w:bottom w:val="none" w:sz="0" w:space="0" w:color="000000"/>
+                <w:top w:val="none" w:sz="0" w:space="0" w:color="000000"/>
+                <w:left w:val="none" w:sz="0" w:space="0" w:color="000000"/>
+                <w:right w:val="none" w:sz="0" w:space="0" w:color="000000"/>
+              </w:pBdr>
+              <w:spacing w:after="100" w:before="100" w:line="240"/>
+              <w:ind w:left="100" w:right="100" w:firstLine="0" w:firstLineChars="0"/>
+              <w:rPr>
+                <w:rFonts w:ascii="Helvetica" w:hAnsi="Helvetica" w:eastAsia="Helvetica" w:cs="Helvetica"/>
+                <w:i w:val="false"/>
+                <w:b w:val="false"/>
+                <w:u w:val="none"/>
+                <w:sz w:val="22"/>
+                <w:szCs w:val="22"/>
+                <w:color w:val="000000"/>
+              </w:rPr>
+            </w:pPr>
+            <w:r>
+              <w:rPr>
+                <w:rFonts w:ascii="Helvetica" w:hAnsi="Helvetica" w:eastAsia="Helvetica" w:cs="Helvetica"/>
+                <w:i w:val="false"/>
+                <w:b w:val="false"/>
+                <w:u w:val="none"/>
+                <w:sz w:val="22"/>
+                <w:szCs w:val="22"/>
+                <w:color w:val="000000"/>
+              </w:rPr>
+              <w:t xml:space="preserve">0.710</w:t>
             </w:r>
           </w:p>
         </w:tc>
@@ -6204,113 +6204,113 @@
                 <w:szCs w:val="22"/>
                 <w:color w:val="000000"/>
               </w:rPr>
-              <w:t xml:space="preserve">0.51</w:t>
-            </w:r>
-          </w:p>
-        </w:tc>
-        <w:tc>
-          <w:tcPr>
-            <w:tcBorders>
-              <w:bottom w:val="none" w:sz="0" w:space="0" w:color="000000"/>
-              <w:top w:val="none" w:sz="0" w:space="0" w:color="000000"/>
-              <w:left w:val="none" w:sz="0" w:space="0" w:color="000000"/>
-              <w:right w:val="none" w:sz="0" w:space="0" w:color="000000"/>
-            </w:tcBorders>
-            <w:shd w:val="clear" w:color="auto" w:fill="FFFFFF"/>
-            <w:tcMar>
-              <w:top w:w="0" w:type="dxa"/>
-              <w:bottom w:w="0" w:type="dxa"/>
-              <w:left w:w="0" w:type="dxa"/>
-              <w:right w:w="0" w:type="dxa"/>
-            </w:tcMar>
-            <w:vAlign w:val="top"/>
-          </w:tcPr>
-          <w:p>
-            <w:pPr>
-              <w:pStyle w:val="Normal"/>
-              <w:jc w:val="center"/>
-              <w:pBdr>
-                <w:bottom w:val="none" w:sz="0" w:space="0" w:color="000000"/>
-                <w:top w:val="none" w:sz="0" w:space="0" w:color="000000"/>
-                <w:left w:val="none" w:sz="0" w:space="0" w:color="000000"/>
-                <w:right w:val="none" w:sz="0" w:space="0" w:color="000000"/>
-              </w:pBdr>
-              <w:spacing w:after="100" w:before="100" w:line="240"/>
-              <w:ind w:left="100" w:right="100" w:firstLine="0" w:firstLineChars="0"/>
-              <w:rPr>
-                <w:rFonts w:ascii="Helvetica" w:hAnsi="Helvetica" w:eastAsia="Helvetica" w:cs="Helvetica"/>
-                <w:i w:val="false"/>
-                <w:b w:val="false"/>
-                <w:u w:val="none"/>
-                <w:sz w:val="22"/>
-                <w:szCs w:val="22"/>
-                <w:color w:val="000000"/>
-              </w:rPr>
-            </w:pPr>
-            <w:r>
-              <w:rPr>
-                <w:rFonts w:ascii="Helvetica" w:hAnsi="Helvetica" w:eastAsia="Helvetica" w:cs="Helvetica"/>
-                <w:i w:val="false"/>
-                <w:b w:val="false"/>
-                <w:u w:val="none"/>
-                <w:sz w:val="22"/>
-                <w:szCs w:val="22"/>
-                <w:color w:val="000000"/>
-              </w:rPr>
-              <w:t xml:space="preserve">0.17, 1.48</w:t>
-            </w:r>
-          </w:p>
-        </w:tc>
-        <w:tc>
-          <w:tcPr>
-            <w:tcBorders>
-              <w:bottom w:val="none" w:sz="0" w:space="0" w:color="000000"/>
-              <w:top w:val="none" w:sz="0" w:space="0" w:color="000000"/>
-              <w:left w:val="none" w:sz="0" w:space="0" w:color="000000"/>
-              <w:right w:val="none" w:sz="0" w:space="0" w:color="000000"/>
-            </w:tcBorders>
-            <w:shd w:val="clear" w:color="auto" w:fill="FFFFFF"/>
-            <w:tcMar>
-              <w:top w:w="0" w:type="dxa"/>
-              <w:bottom w:w="0" w:type="dxa"/>
-              <w:left w:w="0" w:type="dxa"/>
-              <w:right w:w="0" w:type="dxa"/>
-            </w:tcMar>
-            <w:vAlign w:val="top"/>
-          </w:tcPr>
-          <w:p>
-            <w:pPr>
-              <w:pStyle w:val="Normal"/>
-              <w:jc w:val="center"/>
-              <w:pBdr>
-                <w:bottom w:val="none" w:sz="0" w:space="0" w:color="000000"/>
-                <w:top w:val="none" w:sz="0" w:space="0" w:color="000000"/>
-                <w:left w:val="none" w:sz="0" w:space="0" w:color="000000"/>
-                <w:right w:val="none" w:sz="0" w:space="0" w:color="000000"/>
-              </w:pBdr>
-              <w:spacing w:after="100" w:before="100" w:line="240"/>
-              <w:ind w:left="100" w:right="100" w:firstLine="0" w:firstLineChars="0"/>
-              <w:rPr>
-                <w:rFonts w:ascii="Helvetica" w:hAnsi="Helvetica" w:eastAsia="Helvetica" w:cs="Helvetica"/>
-                <w:i w:val="false"/>
-                <w:b w:val="false"/>
-                <w:u w:val="none"/>
-                <w:sz w:val="22"/>
-                <w:szCs w:val="22"/>
-                <w:color w:val="000000"/>
-              </w:rPr>
-            </w:pPr>
-            <w:r>
-              <w:rPr>
-                <w:rFonts w:ascii="Helvetica" w:hAnsi="Helvetica" w:eastAsia="Helvetica" w:cs="Helvetica"/>
-                <w:i w:val="false"/>
-                <w:b w:val="false"/>
-                <w:u w:val="none"/>
-                <w:sz w:val="22"/>
-                <w:szCs w:val="22"/>
-                <w:color w:val="000000"/>
-              </w:rPr>
-              <w:t xml:space="preserve">0.210</w:t>
+              <w:t xml:space="preserve">0.50</w:t>
+            </w:r>
+          </w:p>
+        </w:tc>
+        <w:tc>
+          <w:tcPr>
+            <w:tcBorders>
+              <w:bottom w:val="none" w:sz="0" w:space="0" w:color="000000"/>
+              <w:top w:val="none" w:sz="0" w:space="0" w:color="000000"/>
+              <w:left w:val="none" w:sz="0" w:space="0" w:color="000000"/>
+              <w:right w:val="none" w:sz="0" w:space="0" w:color="000000"/>
+            </w:tcBorders>
+            <w:shd w:val="clear" w:color="auto" w:fill="FFFFFF"/>
+            <w:tcMar>
+              <w:top w:w="0" w:type="dxa"/>
+              <w:bottom w:w="0" w:type="dxa"/>
+              <w:left w:w="0" w:type="dxa"/>
+              <w:right w:w="0" w:type="dxa"/>
+            </w:tcMar>
+            <w:vAlign w:val="top"/>
+          </w:tcPr>
+          <w:p>
+            <w:pPr>
+              <w:pStyle w:val="Normal"/>
+              <w:jc w:val="center"/>
+              <w:pBdr>
+                <w:bottom w:val="none" w:sz="0" w:space="0" w:color="000000"/>
+                <w:top w:val="none" w:sz="0" w:space="0" w:color="000000"/>
+                <w:left w:val="none" w:sz="0" w:space="0" w:color="000000"/>
+                <w:right w:val="none" w:sz="0" w:space="0" w:color="000000"/>
+              </w:pBdr>
+              <w:spacing w:after="100" w:before="100" w:line="240"/>
+              <w:ind w:left="100" w:right="100" w:firstLine="0" w:firstLineChars="0"/>
+              <w:rPr>
+                <w:rFonts w:ascii="Helvetica" w:hAnsi="Helvetica" w:eastAsia="Helvetica" w:cs="Helvetica"/>
+                <w:i w:val="false"/>
+                <w:b w:val="false"/>
+                <w:u w:val="none"/>
+                <w:sz w:val="22"/>
+                <w:szCs w:val="22"/>
+                <w:color w:val="000000"/>
+              </w:rPr>
+            </w:pPr>
+            <w:r>
+              <w:rPr>
+                <w:rFonts w:ascii="Helvetica" w:hAnsi="Helvetica" w:eastAsia="Helvetica" w:cs="Helvetica"/>
+                <w:i w:val="false"/>
+                <w:b w:val="false"/>
+                <w:u w:val="none"/>
+                <w:sz w:val="22"/>
+                <w:szCs w:val="22"/>
+                <w:color w:val="000000"/>
+              </w:rPr>
+              <w:t xml:space="preserve">0.17, 1.46</w:t>
+            </w:r>
+          </w:p>
+        </w:tc>
+        <w:tc>
+          <w:tcPr>
+            <w:tcBorders>
+              <w:bottom w:val="none" w:sz="0" w:space="0" w:color="000000"/>
+              <w:top w:val="none" w:sz="0" w:space="0" w:color="000000"/>
+              <w:left w:val="none" w:sz="0" w:space="0" w:color="000000"/>
+              <w:right w:val="none" w:sz="0" w:space="0" w:color="000000"/>
+            </w:tcBorders>
+            <w:shd w:val="clear" w:color="auto" w:fill="FFFFFF"/>
+            <w:tcMar>
+              <w:top w:w="0" w:type="dxa"/>
+              <w:bottom w:w="0" w:type="dxa"/>
+              <w:left w:w="0" w:type="dxa"/>
+              <w:right w:w="0" w:type="dxa"/>
+            </w:tcMar>
+            <w:vAlign w:val="top"/>
+          </w:tcPr>
+          <w:p>
+            <w:pPr>
+              <w:pStyle w:val="Normal"/>
+              <w:jc w:val="center"/>
+              <w:pBdr>
+                <w:bottom w:val="none" w:sz="0" w:space="0" w:color="000000"/>
+                <w:top w:val="none" w:sz="0" w:space="0" w:color="000000"/>
+                <w:left w:val="none" w:sz="0" w:space="0" w:color="000000"/>
+                <w:right w:val="none" w:sz="0" w:space="0" w:color="000000"/>
+              </w:pBdr>
+              <w:spacing w:after="100" w:before="100" w:line="240"/>
+              <w:ind w:left="100" w:right="100" w:firstLine="0" w:firstLineChars="0"/>
+              <w:rPr>
+                <w:rFonts w:ascii="Helvetica" w:hAnsi="Helvetica" w:eastAsia="Helvetica" w:cs="Helvetica"/>
+                <w:i w:val="false"/>
+                <w:b w:val="false"/>
+                <w:u w:val="none"/>
+                <w:sz w:val="22"/>
+                <w:szCs w:val="22"/>
+                <w:color w:val="000000"/>
+              </w:rPr>
+            </w:pPr>
+            <w:r>
+              <w:rPr>
+                <w:rFonts w:ascii="Helvetica" w:hAnsi="Helvetica" w:eastAsia="Helvetica" w:cs="Helvetica"/>
+                <w:i w:val="false"/>
+                <w:b w:val="false"/>
+                <w:u w:val="none"/>
+                <w:sz w:val="22"/>
+                <w:szCs w:val="22"/>
+                <w:color w:val="000000"/>
+              </w:rPr>
+              <w:t xml:space="preserve">0.200</w:t>
             </w:r>
           </w:p>
         </w:tc>
@@ -6416,113 +6416,113 @@
                 <w:szCs w:val="22"/>
                 <w:color w:val="000000"/>
               </w:rPr>
-              <w:t xml:space="preserve">0.85</w:t>
-            </w:r>
-          </w:p>
-        </w:tc>
-        <w:tc>
-          <w:tcPr>
-            <w:tcBorders>
-              <w:bottom w:val="none" w:sz="0" w:space="0" w:color="000000"/>
-              <w:top w:val="none" w:sz="0" w:space="0" w:color="000000"/>
-              <w:left w:val="none" w:sz="0" w:space="0" w:color="000000"/>
-              <w:right w:val="none" w:sz="0" w:space="0" w:color="000000"/>
-            </w:tcBorders>
-            <w:shd w:val="clear" w:color="auto" w:fill="FFFFFF"/>
-            <w:tcMar>
-              <w:top w:w="0" w:type="dxa"/>
-              <w:bottom w:w="0" w:type="dxa"/>
-              <w:left w:w="0" w:type="dxa"/>
-              <w:right w:w="0" w:type="dxa"/>
-            </w:tcMar>
-            <w:vAlign w:val="top"/>
-          </w:tcPr>
-          <w:p>
-            <w:pPr>
-              <w:pStyle w:val="Normal"/>
-              <w:jc w:val="center"/>
-              <w:pBdr>
-                <w:bottom w:val="none" w:sz="0" w:space="0" w:color="000000"/>
-                <w:top w:val="none" w:sz="0" w:space="0" w:color="000000"/>
-                <w:left w:val="none" w:sz="0" w:space="0" w:color="000000"/>
-                <w:right w:val="none" w:sz="0" w:space="0" w:color="000000"/>
-              </w:pBdr>
-              <w:spacing w:after="100" w:before="100" w:line="240"/>
-              <w:ind w:left="100" w:right="100" w:firstLine="0" w:firstLineChars="0"/>
-              <w:rPr>
-                <w:rFonts w:ascii="Helvetica" w:hAnsi="Helvetica" w:eastAsia="Helvetica" w:cs="Helvetica"/>
-                <w:i w:val="false"/>
-                <w:b w:val="false"/>
-                <w:u w:val="none"/>
-                <w:sz w:val="22"/>
-                <w:szCs w:val="22"/>
-                <w:color w:val="000000"/>
-              </w:rPr>
-            </w:pPr>
-            <w:r>
-              <w:rPr>
-                <w:rFonts w:ascii="Helvetica" w:hAnsi="Helvetica" w:eastAsia="Helvetica" w:cs="Helvetica"/>
-                <w:i w:val="false"/>
-                <w:b w:val="false"/>
-                <w:u w:val="none"/>
-                <w:sz w:val="22"/>
-                <w:szCs w:val="22"/>
-                <w:color w:val="000000"/>
-              </w:rPr>
-              <w:t xml:space="preserve">0.15, 4.81</w:t>
-            </w:r>
-          </w:p>
-        </w:tc>
-        <w:tc>
-          <w:tcPr>
-            <w:tcBorders>
-              <w:bottom w:val="none" w:sz="0" w:space="0" w:color="000000"/>
-              <w:top w:val="none" w:sz="0" w:space="0" w:color="000000"/>
-              <w:left w:val="none" w:sz="0" w:space="0" w:color="000000"/>
-              <w:right w:val="none" w:sz="0" w:space="0" w:color="000000"/>
-            </w:tcBorders>
-            <w:shd w:val="clear" w:color="auto" w:fill="FFFFFF"/>
-            <w:tcMar>
-              <w:top w:w="0" w:type="dxa"/>
-              <w:bottom w:w="0" w:type="dxa"/>
-              <w:left w:w="0" w:type="dxa"/>
-              <w:right w:w="0" w:type="dxa"/>
-            </w:tcMar>
-            <w:vAlign w:val="top"/>
-          </w:tcPr>
-          <w:p>
-            <w:pPr>
-              <w:pStyle w:val="Normal"/>
-              <w:jc w:val="center"/>
-              <w:pBdr>
-                <w:bottom w:val="none" w:sz="0" w:space="0" w:color="000000"/>
-                <w:top w:val="none" w:sz="0" w:space="0" w:color="000000"/>
-                <w:left w:val="none" w:sz="0" w:space="0" w:color="000000"/>
-                <w:right w:val="none" w:sz="0" w:space="0" w:color="000000"/>
-              </w:pBdr>
-              <w:spacing w:after="100" w:before="100" w:line="240"/>
-              <w:ind w:left="100" w:right="100" w:firstLine="0" w:firstLineChars="0"/>
-              <w:rPr>
-                <w:rFonts w:ascii="Helvetica" w:hAnsi="Helvetica" w:eastAsia="Helvetica" w:cs="Helvetica"/>
-                <w:i w:val="false"/>
-                <w:b w:val="false"/>
-                <w:u w:val="none"/>
-                <w:sz w:val="22"/>
-                <w:szCs w:val="22"/>
-                <w:color w:val="000000"/>
-              </w:rPr>
-            </w:pPr>
-            <w:r>
-              <w:rPr>
-                <w:rFonts w:ascii="Helvetica" w:hAnsi="Helvetica" w:eastAsia="Helvetica" w:cs="Helvetica"/>
-                <w:i w:val="false"/>
-                <w:b w:val="false"/>
-                <w:u w:val="none"/>
-                <w:sz w:val="22"/>
-                <w:szCs w:val="22"/>
-                <w:color w:val="000000"/>
-              </w:rPr>
-              <w:t xml:space="preserve">0.860</w:t>
+              <w:t xml:space="preserve">0.73</w:t>
+            </w:r>
+          </w:p>
+        </w:tc>
+        <w:tc>
+          <w:tcPr>
+            <w:tcBorders>
+              <w:bottom w:val="none" w:sz="0" w:space="0" w:color="000000"/>
+              <w:top w:val="none" w:sz="0" w:space="0" w:color="000000"/>
+              <w:left w:val="none" w:sz="0" w:space="0" w:color="000000"/>
+              <w:right w:val="none" w:sz="0" w:space="0" w:color="000000"/>
+            </w:tcBorders>
+            <w:shd w:val="clear" w:color="auto" w:fill="FFFFFF"/>
+            <w:tcMar>
+              <w:top w:w="0" w:type="dxa"/>
+              <w:bottom w:w="0" w:type="dxa"/>
+              <w:left w:w="0" w:type="dxa"/>
+              <w:right w:w="0" w:type="dxa"/>
+            </w:tcMar>
+            <w:vAlign w:val="top"/>
+          </w:tcPr>
+          <w:p>
+            <w:pPr>
+              <w:pStyle w:val="Normal"/>
+              <w:jc w:val="center"/>
+              <w:pBdr>
+                <w:bottom w:val="none" w:sz="0" w:space="0" w:color="000000"/>
+                <w:top w:val="none" w:sz="0" w:space="0" w:color="000000"/>
+                <w:left w:val="none" w:sz="0" w:space="0" w:color="000000"/>
+                <w:right w:val="none" w:sz="0" w:space="0" w:color="000000"/>
+              </w:pBdr>
+              <w:spacing w:after="100" w:before="100" w:line="240"/>
+              <w:ind w:left="100" w:right="100" w:firstLine="0" w:firstLineChars="0"/>
+              <w:rPr>
+                <w:rFonts w:ascii="Helvetica" w:hAnsi="Helvetica" w:eastAsia="Helvetica" w:cs="Helvetica"/>
+                <w:i w:val="false"/>
+                <w:b w:val="false"/>
+                <w:u w:val="none"/>
+                <w:sz w:val="22"/>
+                <w:szCs w:val="22"/>
+                <w:color w:val="000000"/>
+              </w:rPr>
+            </w:pPr>
+            <w:r>
+              <w:rPr>
+                <w:rFonts w:ascii="Helvetica" w:hAnsi="Helvetica" w:eastAsia="Helvetica" w:cs="Helvetica"/>
+                <w:i w:val="false"/>
+                <w:b w:val="false"/>
+                <w:u w:val="none"/>
+                <w:sz w:val="22"/>
+                <w:szCs w:val="22"/>
+                <w:color w:val="000000"/>
+              </w:rPr>
+              <w:t xml:space="preserve">0.13, 4.19</w:t>
+            </w:r>
+          </w:p>
+        </w:tc>
+        <w:tc>
+          <w:tcPr>
+            <w:tcBorders>
+              <w:bottom w:val="none" w:sz="0" w:space="0" w:color="000000"/>
+              <w:top w:val="none" w:sz="0" w:space="0" w:color="000000"/>
+              <w:left w:val="none" w:sz="0" w:space="0" w:color="000000"/>
+              <w:right w:val="none" w:sz="0" w:space="0" w:color="000000"/>
+            </w:tcBorders>
+            <w:shd w:val="clear" w:color="auto" w:fill="FFFFFF"/>
+            <w:tcMar>
+              <w:top w:w="0" w:type="dxa"/>
+              <w:bottom w:w="0" w:type="dxa"/>
+              <w:left w:w="0" w:type="dxa"/>
+              <w:right w:w="0" w:type="dxa"/>
+            </w:tcMar>
+            <w:vAlign w:val="top"/>
+          </w:tcPr>
+          <w:p>
+            <w:pPr>
+              <w:pStyle w:val="Normal"/>
+              <w:jc w:val="center"/>
+              <w:pBdr>
+                <w:bottom w:val="none" w:sz="0" w:space="0" w:color="000000"/>
+                <w:top w:val="none" w:sz="0" w:space="0" w:color="000000"/>
+                <w:left w:val="none" w:sz="0" w:space="0" w:color="000000"/>
+                <w:right w:val="none" w:sz="0" w:space="0" w:color="000000"/>
+              </w:pBdr>
+              <w:spacing w:after="100" w:before="100" w:line="240"/>
+              <w:ind w:left="100" w:right="100" w:firstLine="0" w:firstLineChars="0"/>
+              <w:rPr>
+                <w:rFonts w:ascii="Helvetica" w:hAnsi="Helvetica" w:eastAsia="Helvetica" w:cs="Helvetica"/>
+                <w:i w:val="false"/>
+                <w:b w:val="false"/>
+                <w:u w:val="none"/>
+                <w:sz w:val="22"/>
+                <w:szCs w:val="22"/>
+                <w:color w:val="000000"/>
+              </w:rPr>
+            </w:pPr>
+            <w:r>
+              <w:rPr>
+                <w:rFonts w:ascii="Helvetica" w:hAnsi="Helvetica" w:eastAsia="Helvetica" w:cs="Helvetica"/>
+                <w:i w:val="false"/>
+                <w:b w:val="false"/>
+                <w:u w:val="none"/>
+                <w:sz w:val="22"/>
+                <w:szCs w:val="22"/>
+                <w:color w:val="000000"/>
+              </w:rPr>
+              <w:t xml:space="preserve">0.720</w:t>
             </w:r>
           </w:p>
         </w:tc>
@@ -6740,7 +6740,7 @@
                 <w:szCs w:val="22"/>
                 <w:color w:val="000000"/>
               </w:rPr>
-              <w:t xml:space="preserve">0.78, 4.69</w:t>
+              <w:t xml:space="preserve">0.78, 4.71</w:t>
             </w:r>
           </w:p>
         </w:tc>
@@ -6899,113 +6899,113 @@
                 <w:szCs w:val="22"/>
                 <w:color w:val="000000"/>
               </w:rPr>
-              <w:t xml:space="preserve">0.67</w:t>
-            </w:r>
-          </w:p>
-        </w:tc>
-        <w:tc>
-          <w:tcPr>
-            <w:tcBorders>
-              <w:bottom w:val="none" w:sz="0" w:space="0" w:color="000000"/>
-              <w:top w:val="none" w:sz="0" w:space="0" w:color="000000"/>
-              <w:left w:val="none" w:sz="0" w:space="0" w:color="000000"/>
-              <w:right w:val="none" w:sz="0" w:space="0" w:color="000000"/>
-            </w:tcBorders>
-            <w:shd w:val="clear" w:color="auto" w:fill="FFFFFF"/>
-            <w:tcMar>
-              <w:top w:w="0" w:type="dxa"/>
-              <w:bottom w:w="0" w:type="dxa"/>
-              <w:left w:w="0" w:type="dxa"/>
-              <w:right w:w="0" w:type="dxa"/>
-            </w:tcMar>
-            <w:vAlign w:val="top"/>
-          </w:tcPr>
-          <w:p>
-            <w:pPr>
-              <w:pStyle w:val="Normal"/>
-              <w:jc w:val="center"/>
-              <w:pBdr>
-                <w:bottom w:val="none" w:sz="0" w:space="0" w:color="000000"/>
-                <w:top w:val="none" w:sz="0" w:space="0" w:color="000000"/>
-                <w:left w:val="none" w:sz="0" w:space="0" w:color="000000"/>
-                <w:right w:val="none" w:sz="0" w:space="0" w:color="000000"/>
-              </w:pBdr>
-              <w:spacing w:after="100" w:before="100" w:line="240"/>
-              <w:ind w:left="100" w:right="100" w:firstLine="0" w:firstLineChars="0"/>
-              <w:rPr>
-                <w:rFonts w:ascii="Helvetica" w:hAnsi="Helvetica" w:eastAsia="Helvetica" w:cs="Helvetica"/>
-                <w:i w:val="false"/>
-                <w:b w:val="false"/>
-                <w:u w:val="none"/>
-                <w:sz w:val="22"/>
-                <w:szCs w:val="22"/>
-                <w:color w:val="000000"/>
-              </w:rPr>
-            </w:pPr>
-            <w:r>
-              <w:rPr>
-                <w:rFonts w:ascii="Helvetica" w:hAnsi="Helvetica" w:eastAsia="Helvetica" w:cs="Helvetica"/>
-                <w:i w:val="false"/>
-                <w:b w:val="false"/>
-                <w:u w:val="none"/>
-                <w:sz w:val="22"/>
-                <w:szCs w:val="22"/>
-                <w:color w:val="000000"/>
-              </w:rPr>
-              <w:t xml:space="preserve">0.17, 2.61</w:t>
-            </w:r>
-          </w:p>
-        </w:tc>
-        <w:tc>
-          <w:tcPr>
-            <w:tcBorders>
-              <w:bottom w:val="none" w:sz="0" w:space="0" w:color="000000"/>
-              <w:top w:val="none" w:sz="0" w:space="0" w:color="000000"/>
-              <w:left w:val="none" w:sz="0" w:space="0" w:color="000000"/>
-              <w:right w:val="none" w:sz="0" w:space="0" w:color="000000"/>
-            </w:tcBorders>
-            <w:shd w:val="clear" w:color="auto" w:fill="FFFFFF"/>
-            <w:tcMar>
-              <w:top w:w="0" w:type="dxa"/>
-              <w:bottom w:w="0" w:type="dxa"/>
-              <w:left w:w="0" w:type="dxa"/>
-              <w:right w:w="0" w:type="dxa"/>
-            </w:tcMar>
-            <w:vAlign w:val="top"/>
-          </w:tcPr>
-          <w:p>
-            <w:pPr>
-              <w:pStyle w:val="Normal"/>
-              <w:jc w:val="center"/>
-              <w:pBdr>
-                <w:bottom w:val="none" w:sz="0" w:space="0" w:color="000000"/>
-                <w:top w:val="none" w:sz="0" w:space="0" w:color="000000"/>
-                <w:left w:val="none" w:sz="0" w:space="0" w:color="000000"/>
-                <w:right w:val="none" w:sz="0" w:space="0" w:color="000000"/>
-              </w:pBdr>
-              <w:spacing w:after="100" w:before="100" w:line="240"/>
-              <w:ind w:left="100" w:right="100" w:firstLine="0" w:firstLineChars="0"/>
-              <w:rPr>
-                <w:rFonts w:ascii="Helvetica" w:hAnsi="Helvetica" w:eastAsia="Helvetica" w:cs="Helvetica"/>
-                <w:i w:val="false"/>
-                <w:b w:val="false"/>
-                <w:u w:val="none"/>
-                <w:sz w:val="22"/>
-                <w:szCs w:val="22"/>
-                <w:color w:val="000000"/>
-              </w:rPr>
-            </w:pPr>
-            <w:r>
-              <w:rPr>
-                <w:rFonts w:ascii="Helvetica" w:hAnsi="Helvetica" w:eastAsia="Helvetica" w:cs="Helvetica"/>
-                <w:i w:val="false"/>
-                <w:b w:val="false"/>
-                <w:u w:val="none"/>
-                <w:sz w:val="22"/>
-                <w:szCs w:val="22"/>
-                <w:color w:val="000000"/>
-              </w:rPr>
-              <w:t xml:space="preserve">0.570</w:t>
+              <w:t xml:space="preserve">0.69</w:t>
+            </w:r>
+          </w:p>
+        </w:tc>
+        <w:tc>
+          <w:tcPr>
+            <w:tcBorders>
+              <w:bottom w:val="none" w:sz="0" w:space="0" w:color="000000"/>
+              <w:top w:val="none" w:sz="0" w:space="0" w:color="000000"/>
+              <w:left w:val="none" w:sz="0" w:space="0" w:color="000000"/>
+              <w:right w:val="none" w:sz="0" w:space="0" w:color="000000"/>
+            </w:tcBorders>
+            <w:shd w:val="clear" w:color="auto" w:fill="FFFFFF"/>
+            <w:tcMar>
+              <w:top w:w="0" w:type="dxa"/>
+              <w:bottom w:w="0" w:type="dxa"/>
+              <w:left w:w="0" w:type="dxa"/>
+              <w:right w:w="0" w:type="dxa"/>
+            </w:tcMar>
+            <w:vAlign w:val="top"/>
+          </w:tcPr>
+          <w:p>
+            <w:pPr>
+              <w:pStyle w:val="Normal"/>
+              <w:jc w:val="center"/>
+              <w:pBdr>
+                <w:bottom w:val="none" w:sz="0" w:space="0" w:color="000000"/>
+                <w:top w:val="none" w:sz="0" w:space="0" w:color="000000"/>
+                <w:left w:val="none" w:sz="0" w:space="0" w:color="000000"/>
+                <w:right w:val="none" w:sz="0" w:space="0" w:color="000000"/>
+              </w:pBdr>
+              <w:spacing w:after="100" w:before="100" w:line="240"/>
+              <w:ind w:left="100" w:right="100" w:firstLine="0" w:firstLineChars="0"/>
+              <w:rPr>
+                <w:rFonts w:ascii="Helvetica" w:hAnsi="Helvetica" w:eastAsia="Helvetica" w:cs="Helvetica"/>
+                <w:i w:val="false"/>
+                <w:b w:val="false"/>
+                <w:u w:val="none"/>
+                <w:sz w:val="22"/>
+                <w:szCs w:val="22"/>
+                <w:color w:val="000000"/>
+              </w:rPr>
+            </w:pPr>
+            <w:r>
+              <w:rPr>
+                <w:rFonts w:ascii="Helvetica" w:hAnsi="Helvetica" w:eastAsia="Helvetica" w:cs="Helvetica"/>
+                <w:i w:val="false"/>
+                <w:b w:val="false"/>
+                <w:u w:val="none"/>
+                <w:sz w:val="22"/>
+                <w:szCs w:val="22"/>
+                <w:color w:val="000000"/>
+              </w:rPr>
+              <w:t xml:space="preserve">0.18, 2.67</w:t>
+            </w:r>
+          </w:p>
+        </w:tc>
+        <w:tc>
+          <w:tcPr>
+            <w:tcBorders>
+              <w:bottom w:val="none" w:sz="0" w:space="0" w:color="000000"/>
+              <w:top w:val="none" w:sz="0" w:space="0" w:color="000000"/>
+              <w:left w:val="none" w:sz="0" w:space="0" w:color="000000"/>
+              <w:right w:val="none" w:sz="0" w:space="0" w:color="000000"/>
+            </w:tcBorders>
+            <w:shd w:val="clear" w:color="auto" w:fill="FFFFFF"/>
+            <w:tcMar>
+              <w:top w:w="0" w:type="dxa"/>
+              <w:bottom w:w="0" w:type="dxa"/>
+              <w:left w:w="0" w:type="dxa"/>
+              <w:right w:w="0" w:type="dxa"/>
+            </w:tcMar>
+            <w:vAlign w:val="top"/>
+          </w:tcPr>
+          <w:p>
+            <w:pPr>
+              <w:pStyle w:val="Normal"/>
+              <w:jc w:val="center"/>
+              <w:pBdr>
+                <w:bottom w:val="none" w:sz="0" w:space="0" w:color="000000"/>
+                <w:top w:val="none" w:sz="0" w:space="0" w:color="000000"/>
+                <w:left w:val="none" w:sz="0" w:space="0" w:color="000000"/>
+                <w:right w:val="none" w:sz="0" w:space="0" w:color="000000"/>
+              </w:pBdr>
+              <w:spacing w:after="100" w:before="100" w:line="240"/>
+              <w:ind w:left="100" w:right="100" w:firstLine="0" w:firstLineChars="0"/>
+              <w:rPr>
+                <w:rFonts w:ascii="Helvetica" w:hAnsi="Helvetica" w:eastAsia="Helvetica" w:cs="Helvetica"/>
+                <w:i w:val="false"/>
+                <w:b w:val="false"/>
+                <w:u w:val="none"/>
+                <w:sz w:val="22"/>
+                <w:szCs w:val="22"/>
+                <w:color w:val="000000"/>
+              </w:rPr>
+            </w:pPr>
+            <w:r>
+              <w:rPr>
+                <w:rFonts w:ascii="Helvetica" w:hAnsi="Helvetica" w:eastAsia="Helvetica" w:cs="Helvetica"/>
+                <w:i w:val="false"/>
+                <w:b w:val="false"/>
+                <w:u w:val="none"/>
+                <w:sz w:val="22"/>
+                <w:szCs w:val="22"/>
+                <w:color w:val="000000"/>
+              </w:rPr>
+              <w:t xml:space="preserve">0.590</w:t>
             </w:r>
           </w:p>
         </w:tc>
@@ -7223,7 +7223,7 @@
                 <w:szCs w:val="22"/>
                 <w:color w:val="000000"/>
               </w:rPr>
-              <w:t xml:space="preserve">0.91, 4.37</w:t>
+              <w:t xml:space="preserve">0.91, 4.39</w:t>
             </w:r>
           </w:p>
         </w:tc>
@@ -7382,113 +7382,113 @@
                 <w:szCs w:val="22"/>
                 <w:color w:val="000000"/>
               </w:rPr>
-              <w:t xml:space="preserve">0.26</w:t>
-            </w:r>
-          </w:p>
-        </w:tc>
-        <w:tc>
-          <w:tcPr>
-            <w:tcBorders>
-              <w:bottom w:val="none" w:sz="0" w:space="0" w:color="000000"/>
-              <w:top w:val="none" w:sz="0" w:space="0" w:color="000000"/>
-              <w:left w:val="none" w:sz="0" w:space="0" w:color="000000"/>
-              <w:right w:val="none" w:sz="0" w:space="0" w:color="000000"/>
-            </w:tcBorders>
-            <w:shd w:val="clear" w:color="auto" w:fill="FFFFFF"/>
-            <w:tcMar>
-              <w:top w:w="0" w:type="dxa"/>
-              <w:bottom w:w="0" w:type="dxa"/>
-              <w:left w:w="0" w:type="dxa"/>
-              <w:right w:w="0" w:type="dxa"/>
-            </w:tcMar>
-            <w:vAlign w:val="top"/>
-          </w:tcPr>
-          <w:p>
-            <w:pPr>
-              <w:pStyle w:val="Normal"/>
-              <w:jc w:val="center"/>
-              <w:pBdr>
-                <w:bottom w:val="none" w:sz="0" w:space="0" w:color="000000"/>
-                <w:top w:val="none" w:sz="0" w:space="0" w:color="000000"/>
-                <w:left w:val="none" w:sz="0" w:space="0" w:color="000000"/>
-                <w:right w:val="none" w:sz="0" w:space="0" w:color="000000"/>
-              </w:pBdr>
-              <w:spacing w:after="100" w:before="100" w:line="240"/>
-              <w:ind w:left="100" w:right="100" w:firstLine="0" w:firstLineChars="0"/>
-              <w:rPr>
-                <w:rFonts w:ascii="Helvetica" w:hAnsi="Helvetica" w:eastAsia="Helvetica" w:cs="Helvetica"/>
-                <w:i w:val="false"/>
-                <w:b w:val="false"/>
-                <w:u w:val="none"/>
-                <w:sz w:val="22"/>
-                <w:szCs w:val="22"/>
-                <w:color w:val="000000"/>
-              </w:rPr>
-            </w:pPr>
-            <w:r>
-              <w:rPr>
-                <w:rFonts w:ascii="Helvetica" w:hAnsi="Helvetica" w:eastAsia="Helvetica" w:cs="Helvetica"/>
-                <w:i w:val="false"/>
-                <w:b w:val="false"/>
-                <w:u w:val="none"/>
-                <w:sz w:val="22"/>
-                <w:szCs w:val="22"/>
-                <w:color w:val="000000"/>
-              </w:rPr>
-              <w:t xml:space="preserve">0.06, 1.15</w:t>
-            </w:r>
-          </w:p>
-        </w:tc>
-        <w:tc>
-          <w:tcPr>
-            <w:tcBorders>
-              <w:bottom w:val="none" w:sz="0" w:space="0" w:color="000000"/>
-              <w:top w:val="none" w:sz="0" w:space="0" w:color="000000"/>
-              <w:left w:val="none" w:sz="0" w:space="0" w:color="000000"/>
-              <w:right w:val="none" w:sz="0" w:space="0" w:color="000000"/>
-            </w:tcBorders>
-            <w:shd w:val="clear" w:color="auto" w:fill="FFFFFF"/>
-            <w:tcMar>
-              <w:top w:w="0" w:type="dxa"/>
-              <w:bottom w:w="0" w:type="dxa"/>
-              <w:left w:w="0" w:type="dxa"/>
-              <w:right w:w="0" w:type="dxa"/>
-            </w:tcMar>
-            <w:vAlign w:val="top"/>
-          </w:tcPr>
-          <w:p>
-            <w:pPr>
-              <w:pStyle w:val="Normal"/>
-              <w:jc w:val="center"/>
-              <w:pBdr>
-                <w:bottom w:val="none" w:sz="0" w:space="0" w:color="000000"/>
-                <w:top w:val="none" w:sz="0" w:space="0" w:color="000000"/>
-                <w:left w:val="none" w:sz="0" w:space="0" w:color="000000"/>
-                <w:right w:val="none" w:sz="0" w:space="0" w:color="000000"/>
-              </w:pBdr>
-              <w:spacing w:after="100" w:before="100" w:line="240"/>
-              <w:ind w:left="100" w:right="100" w:firstLine="0" w:firstLineChars="0"/>
-              <w:rPr>
-                <w:rFonts w:ascii="Helvetica" w:hAnsi="Helvetica" w:eastAsia="Helvetica" w:cs="Helvetica"/>
-                <w:i w:val="false"/>
-                <w:b w:val="false"/>
-                <w:u w:val="none"/>
-                <w:sz w:val="22"/>
-                <w:szCs w:val="22"/>
-                <w:color w:val="000000"/>
-              </w:rPr>
-            </w:pPr>
-            <w:r>
-              <w:rPr>
-                <w:rFonts w:ascii="Helvetica" w:hAnsi="Helvetica" w:eastAsia="Helvetica" w:cs="Helvetica"/>
-                <w:i w:val="false"/>
-                <w:b w:val="false"/>
-                <w:u w:val="none"/>
-                <w:sz w:val="22"/>
-                <w:szCs w:val="22"/>
-                <w:color w:val="000000"/>
-              </w:rPr>
-              <w:t xml:space="preserve">0.075</w:t>
+              <w:t xml:space="preserve">0.25</w:t>
+            </w:r>
+          </w:p>
+        </w:tc>
+        <w:tc>
+          <w:tcPr>
+            <w:tcBorders>
+              <w:bottom w:val="none" w:sz="0" w:space="0" w:color="000000"/>
+              <w:top w:val="none" w:sz="0" w:space="0" w:color="000000"/>
+              <w:left w:val="none" w:sz="0" w:space="0" w:color="000000"/>
+              <w:right w:val="none" w:sz="0" w:space="0" w:color="000000"/>
+            </w:tcBorders>
+            <w:shd w:val="clear" w:color="auto" w:fill="FFFFFF"/>
+            <w:tcMar>
+              <w:top w:w="0" w:type="dxa"/>
+              <w:bottom w:w="0" w:type="dxa"/>
+              <w:left w:w="0" w:type="dxa"/>
+              <w:right w:w="0" w:type="dxa"/>
+            </w:tcMar>
+            <w:vAlign w:val="top"/>
+          </w:tcPr>
+          <w:p>
+            <w:pPr>
+              <w:pStyle w:val="Normal"/>
+              <w:jc w:val="center"/>
+              <w:pBdr>
+                <w:bottom w:val="none" w:sz="0" w:space="0" w:color="000000"/>
+                <w:top w:val="none" w:sz="0" w:space="0" w:color="000000"/>
+                <w:left w:val="none" w:sz="0" w:space="0" w:color="000000"/>
+                <w:right w:val="none" w:sz="0" w:space="0" w:color="000000"/>
+              </w:pBdr>
+              <w:spacing w:after="100" w:before="100" w:line="240"/>
+              <w:ind w:left="100" w:right="100" w:firstLine="0" w:firstLineChars="0"/>
+              <w:rPr>
+                <w:rFonts w:ascii="Helvetica" w:hAnsi="Helvetica" w:eastAsia="Helvetica" w:cs="Helvetica"/>
+                <w:i w:val="false"/>
+                <w:b w:val="false"/>
+                <w:u w:val="none"/>
+                <w:sz w:val="22"/>
+                <w:szCs w:val="22"/>
+                <w:color w:val="000000"/>
+              </w:rPr>
+            </w:pPr>
+            <w:r>
+              <w:rPr>
+                <w:rFonts w:ascii="Helvetica" w:hAnsi="Helvetica" w:eastAsia="Helvetica" w:cs="Helvetica"/>
+                <w:i w:val="false"/>
+                <w:b w:val="false"/>
+                <w:u w:val="none"/>
+                <w:sz w:val="22"/>
+                <w:szCs w:val="22"/>
+                <w:color w:val="000000"/>
+              </w:rPr>
+              <w:t xml:space="preserve">0.06, 1.08</w:t>
+            </w:r>
+          </w:p>
+        </w:tc>
+        <w:tc>
+          <w:tcPr>
+            <w:tcBorders>
+              <w:bottom w:val="none" w:sz="0" w:space="0" w:color="000000"/>
+              <w:top w:val="none" w:sz="0" w:space="0" w:color="000000"/>
+              <w:left w:val="none" w:sz="0" w:space="0" w:color="000000"/>
+              <w:right w:val="none" w:sz="0" w:space="0" w:color="000000"/>
+            </w:tcBorders>
+            <w:shd w:val="clear" w:color="auto" w:fill="FFFFFF"/>
+            <w:tcMar>
+              <w:top w:w="0" w:type="dxa"/>
+              <w:bottom w:w="0" w:type="dxa"/>
+              <w:left w:w="0" w:type="dxa"/>
+              <w:right w:w="0" w:type="dxa"/>
+            </w:tcMar>
+            <w:vAlign w:val="top"/>
+          </w:tcPr>
+          <w:p>
+            <w:pPr>
+              <w:pStyle w:val="Normal"/>
+              <w:jc w:val="center"/>
+              <w:pBdr>
+                <w:bottom w:val="none" w:sz="0" w:space="0" w:color="000000"/>
+                <w:top w:val="none" w:sz="0" w:space="0" w:color="000000"/>
+                <w:left w:val="none" w:sz="0" w:space="0" w:color="000000"/>
+                <w:right w:val="none" w:sz="0" w:space="0" w:color="000000"/>
+              </w:pBdr>
+              <w:spacing w:after="100" w:before="100" w:line="240"/>
+              <w:ind w:left="100" w:right="100" w:firstLine="0" w:firstLineChars="0"/>
+              <w:rPr>
+                <w:rFonts w:ascii="Helvetica" w:hAnsi="Helvetica" w:eastAsia="Helvetica" w:cs="Helvetica"/>
+                <w:i w:val="false"/>
+                <w:b w:val="false"/>
+                <w:u w:val="none"/>
+                <w:sz w:val="22"/>
+                <w:szCs w:val="22"/>
+                <w:color w:val="000000"/>
+              </w:rPr>
+            </w:pPr>
+            <w:r>
+              <w:rPr>
+                <w:rFonts w:ascii="Helvetica" w:hAnsi="Helvetica" w:eastAsia="Helvetica" w:cs="Helvetica"/>
+                <w:i w:val="false"/>
+                <w:b w:val="false"/>
+                <w:u w:val="none"/>
+                <w:sz w:val="22"/>
+                <w:szCs w:val="22"/>
+                <w:color w:val="000000"/>
+              </w:rPr>
+              <w:t xml:space="preserve">0.063</w:t>
             </w:r>
           </w:p>
         </w:tc>
@@ -7653,113 +7653,113 @@
                 <w:szCs w:val="22"/>
                 <w:color w:val="000000"/>
               </w:rPr>
-              <w:t xml:space="preserve">0.18</w:t>
-            </w:r>
-          </w:p>
-        </w:tc>
-        <w:tc>
-          <w:tcPr>
-            <w:tcBorders>
-              <w:bottom w:val="none" w:sz="0" w:space="0" w:color="000000"/>
-              <w:top w:val="none" w:sz="0" w:space="0" w:color="000000"/>
-              <w:left w:val="none" w:sz="0" w:space="0" w:color="000000"/>
-              <w:right w:val="none" w:sz="0" w:space="0" w:color="000000"/>
-            </w:tcBorders>
-            <w:shd w:val="clear" w:color="auto" w:fill="FFFFFF"/>
-            <w:tcMar>
-              <w:top w:w="0" w:type="dxa"/>
-              <w:bottom w:w="0" w:type="dxa"/>
-              <w:left w:w="0" w:type="dxa"/>
-              <w:right w:w="0" w:type="dxa"/>
-            </w:tcMar>
-            <w:vAlign w:val="top"/>
-          </w:tcPr>
-          <w:p>
-            <w:pPr>
-              <w:pStyle w:val="Normal"/>
-              <w:jc w:val="center"/>
-              <w:pBdr>
-                <w:bottom w:val="none" w:sz="0" w:space="0" w:color="000000"/>
-                <w:top w:val="none" w:sz="0" w:space="0" w:color="000000"/>
-                <w:left w:val="none" w:sz="0" w:space="0" w:color="000000"/>
-                <w:right w:val="none" w:sz="0" w:space="0" w:color="000000"/>
-              </w:pBdr>
-              <w:spacing w:after="100" w:before="100" w:line="240"/>
-              <w:ind w:left="100" w:right="100" w:firstLine="0" w:firstLineChars="0"/>
-              <w:rPr>
-                <w:rFonts w:ascii="Helvetica" w:hAnsi="Helvetica" w:eastAsia="Helvetica" w:cs="Helvetica"/>
-                <w:i w:val="false"/>
-                <w:b w:val="false"/>
-                <w:u w:val="none"/>
-                <w:sz w:val="22"/>
-                <w:szCs w:val="22"/>
-                <w:color w:val="000000"/>
-              </w:rPr>
-            </w:pPr>
-            <w:r>
-              <w:rPr>
-                <w:rFonts w:ascii="Helvetica" w:hAnsi="Helvetica" w:eastAsia="Helvetica" w:cs="Helvetica"/>
-                <w:i w:val="false"/>
-                <w:b w:val="false"/>
-                <w:u w:val="none"/>
-                <w:sz w:val="22"/>
-                <w:szCs w:val="22"/>
-                <w:color w:val="000000"/>
-              </w:rPr>
-              <w:t xml:space="preserve">0.05, 0.67</w:t>
-            </w:r>
-          </w:p>
-        </w:tc>
-        <w:tc>
-          <w:tcPr>
-            <w:tcBorders>
-              <w:bottom w:val="none" w:sz="0" w:space="0" w:color="000000"/>
-              <w:top w:val="none" w:sz="0" w:space="0" w:color="000000"/>
-              <w:left w:val="none" w:sz="0" w:space="0" w:color="000000"/>
-              <w:right w:val="none" w:sz="0" w:space="0" w:color="000000"/>
-            </w:tcBorders>
-            <w:shd w:val="clear" w:color="auto" w:fill="FFFFFF"/>
-            <w:tcMar>
-              <w:top w:w="0" w:type="dxa"/>
-              <w:bottom w:w="0" w:type="dxa"/>
-              <w:left w:w="0" w:type="dxa"/>
-              <w:right w:w="0" w:type="dxa"/>
-            </w:tcMar>
-            <w:vAlign w:val="top"/>
-          </w:tcPr>
-          <w:p>
-            <w:pPr>
-              <w:pStyle w:val="Normal"/>
-              <w:jc w:val="center"/>
-              <w:pBdr>
-                <w:bottom w:val="none" w:sz="0" w:space="0" w:color="000000"/>
-                <w:top w:val="none" w:sz="0" w:space="0" w:color="000000"/>
-                <w:left w:val="none" w:sz="0" w:space="0" w:color="000000"/>
-                <w:right w:val="none" w:sz="0" w:space="0" w:color="000000"/>
-              </w:pBdr>
-              <w:spacing w:after="100" w:before="100" w:line="240"/>
-              <w:ind w:left="100" w:right="100" w:firstLine="0" w:firstLineChars="0"/>
-              <w:rPr>
-                <w:rFonts w:ascii="Helvetica" w:hAnsi="Helvetica" w:eastAsia="Helvetica" w:cs="Helvetica"/>
-                <w:i w:val="false"/>
-                <w:b w:val="false"/>
-                <w:u w:val="none"/>
-                <w:sz w:val="22"/>
-                <w:szCs w:val="22"/>
-                <w:color w:val="000000"/>
-              </w:rPr>
-            </w:pPr>
-            <w:r>
-              <w:rPr>
-                <w:rFonts w:ascii="Helvetica" w:hAnsi="Helvetica" w:eastAsia="Helvetica" w:cs="Helvetica"/>
-                <w:i w:val="false"/>
-                <w:b w:val="false"/>
-                <w:u w:val="none"/>
-                <w:sz w:val="22"/>
-                <w:szCs w:val="22"/>
-                <w:color w:val="000000"/>
-              </w:rPr>
-              <w:t xml:space="preserve">0.010</w:t>
+              <w:t xml:space="preserve">0.24</w:t>
+            </w:r>
+          </w:p>
+        </w:tc>
+        <w:tc>
+          <w:tcPr>
+            <w:tcBorders>
+              <w:bottom w:val="none" w:sz="0" w:space="0" w:color="000000"/>
+              <w:top w:val="none" w:sz="0" w:space="0" w:color="000000"/>
+              <w:left w:val="none" w:sz="0" w:space="0" w:color="000000"/>
+              <w:right w:val="none" w:sz="0" w:space="0" w:color="000000"/>
+            </w:tcBorders>
+            <w:shd w:val="clear" w:color="auto" w:fill="FFFFFF"/>
+            <w:tcMar>
+              <w:top w:w="0" w:type="dxa"/>
+              <w:bottom w:w="0" w:type="dxa"/>
+              <w:left w:w="0" w:type="dxa"/>
+              <w:right w:w="0" w:type="dxa"/>
+            </w:tcMar>
+            <w:vAlign w:val="top"/>
+          </w:tcPr>
+          <w:p>
+            <w:pPr>
+              <w:pStyle w:val="Normal"/>
+              <w:jc w:val="center"/>
+              <w:pBdr>
+                <w:bottom w:val="none" w:sz="0" w:space="0" w:color="000000"/>
+                <w:top w:val="none" w:sz="0" w:space="0" w:color="000000"/>
+                <w:left w:val="none" w:sz="0" w:space="0" w:color="000000"/>
+                <w:right w:val="none" w:sz="0" w:space="0" w:color="000000"/>
+              </w:pBdr>
+              <w:spacing w:after="100" w:before="100" w:line="240"/>
+              <w:ind w:left="100" w:right="100" w:firstLine="0" w:firstLineChars="0"/>
+              <w:rPr>
+                <w:rFonts w:ascii="Helvetica" w:hAnsi="Helvetica" w:eastAsia="Helvetica" w:cs="Helvetica"/>
+                <w:i w:val="false"/>
+                <w:b w:val="false"/>
+                <w:u w:val="none"/>
+                <w:sz w:val="22"/>
+                <w:szCs w:val="22"/>
+                <w:color w:val="000000"/>
+              </w:rPr>
+            </w:pPr>
+            <w:r>
+              <w:rPr>
+                <w:rFonts w:ascii="Helvetica" w:hAnsi="Helvetica" w:eastAsia="Helvetica" w:cs="Helvetica"/>
+                <w:i w:val="false"/>
+                <w:b w:val="false"/>
+                <w:u w:val="none"/>
+                <w:sz w:val="22"/>
+                <w:szCs w:val="22"/>
+                <w:color w:val="000000"/>
+              </w:rPr>
+              <w:t xml:space="preserve">0.08, 0.76</w:t>
+            </w:r>
+          </w:p>
+        </w:tc>
+        <w:tc>
+          <w:tcPr>
+            <w:tcBorders>
+              <w:bottom w:val="none" w:sz="0" w:space="0" w:color="000000"/>
+              <w:top w:val="none" w:sz="0" w:space="0" w:color="000000"/>
+              <w:left w:val="none" w:sz="0" w:space="0" w:color="000000"/>
+              <w:right w:val="none" w:sz="0" w:space="0" w:color="000000"/>
+            </w:tcBorders>
+            <w:shd w:val="clear" w:color="auto" w:fill="FFFFFF"/>
+            <w:tcMar>
+              <w:top w:w="0" w:type="dxa"/>
+              <w:bottom w:w="0" w:type="dxa"/>
+              <w:left w:w="0" w:type="dxa"/>
+              <w:right w:w="0" w:type="dxa"/>
+            </w:tcMar>
+            <w:vAlign w:val="top"/>
+          </w:tcPr>
+          <w:p>
+            <w:pPr>
+              <w:pStyle w:val="Normal"/>
+              <w:jc w:val="center"/>
+              <w:pBdr>
+                <w:bottom w:val="none" w:sz="0" w:space="0" w:color="000000"/>
+                <w:top w:val="none" w:sz="0" w:space="0" w:color="000000"/>
+                <w:left w:val="none" w:sz="0" w:space="0" w:color="000000"/>
+                <w:right w:val="none" w:sz="0" w:space="0" w:color="000000"/>
+              </w:pBdr>
+              <w:spacing w:after="100" w:before="100" w:line="240"/>
+              <w:ind w:left="100" w:right="100" w:firstLine="0" w:firstLineChars="0"/>
+              <w:rPr>
+                <w:rFonts w:ascii="Helvetica" w:hAnsi="Helvetica" w:eastAsia="Helvetica" w:cs="Helvetica"/>
+                <w:i w:val="false"/>
+                <w:b w:val="false"/>
+                <w:u w:val="none"/>
+                <w:sz w:val="22"/>
+                <w:szCs w:val="22"/>
+                <w:color w:val="000000"/>
+              </w:rPr>
+            </w:pPr>
+            <w:r>
+              <w:rPr>
+                <w:rFonts w:ascii="Helvetica" w:hAnsi="Helvetica" w:eastAsia="Helvetica" w:cs="Helvetica"/>
+                <w:i w:val="false"/>
+                <w:b w:val="false"/>
+                <w:u w:val="none"/>
+                <w:sz w:val="22"/>
+                <w:szCs w:val="22"/>
+                <w:color w:val="000000"/>
+              </w:rPr>
+              <w:t xml:space="preserve">0.016</w:t>
             </w:r>
           </w:p>
         </w:tc>
@@ -7865,113 +7865,113 @@
                 <w:szCs w:val="22"/>
                 <w:color w:val="000000"/>
               </w:rPr>
-              <w:t xml:space="preserve">0.27</w:t>
-            </w:r>
-          </w:p>
-        </w:tc>
-        <w:tc>
-          <w:tcPr>
-            <w:tcBorders>
-              <w:bottom w:val="none" w:sz="0" w:space="0" w:color="000000"/>
-              <w:top w:val="none" w:sz="0" w:space="0" w:color="000000"/>
-              <w:left w:val="none" w:sz="0" w:space="0" w:color="000000"/>
-              <w:right w:val="none" w:sz="0" w:space="0" w:color="000000"/>
-            </w:tcBorders>
-            <w:shd w:val="clear" w:color="auto" w:fill="FFFFFF"/>
-            <w:tcMar>
-              <w:top w:w="0" w:type="dxa"/>
-              <w:bottom w:w="0" w:type="dxa"/>
-              <w:left w:w="0" w:type="dxa"/>
-              <w:right w:w="0" w:type="dxa"/>
-            </w:tcMar>
-            <w:vAlign w:val="top"/>
-          </w:tcPr>
-          <w:p>
-            <w:pPr>
-              <w:pStyle w:val="Normal"/>
-              <w:jc w:val="center"/>
-              <w:pBdr>
-                <w:bottom w:val="none" w:sz="0" w:space="0" w:color="000000"/>
-                <w:top w:val="none" w:sz="0" w:space="0" w:color="000000"/>
-                <w:left w:val="none" w:sz="0" w:space="0" w:color="000000"/>
-                <w:right w:val="none" w:sz="0" w:space="0" w:color="000000"/>
-              </w:pBdr>
-              <w:spacing w:after="100" w:before="100" w:line="240"/>
-              <w:ind w:left="100" w:right="100" w:firstLine="0" w:firstLineChars="0"/>
-              <w:rPr>
-                <w:rFonts w:ascii="Helvetica" w:hAnsi="Helvetica" w:eastAsia="Helvetica" w:cs="Helvetica"/>
-                <w:i w:val="false"/>
-                <w:b w:val="false"/>
-                <w:u w:val="none"/>
-                <w:sz w:val="22"/>
-                <w:szCs w:val="22"/>
-                <w:color w:val="000000"/>
-              </w:rPr>
-            </w:pPr>
-            <w:r>
-              <w:rPr>
-                <w:rFonts w:ascii="Helvetica" w:hAnsi="Helvetica" w:eastAsia="Helvetica" w:cs="Helvetica"/>
-                <w:i w:val="false"/>
-                <w:b w:val="false"/>
-                <w:u w:val="none"/>
-                <w:sz w:val="22"/>
-                <w:szCs w:val="22"/>
-                <w:color w:val="000000"/>
-              </w:rPr>
-              <w:t xml:space="preserve">0.04, 1.80</w:t>
-            </w:r>
-          </w:p>
-        </w:tc>
-        <w:tc>
-          <w:tcPr>
-            <w:tcBorders>
-              <w:bottom w:val="none" w:sz="0" w:space="0" w:color="000000"/>
-              <w:top w:val="none" w:sz="0" w:space="0" w:color="000000"/>
-              <w:left w:val="none" w:sz="0" w:space="0" w:color="000000"/>
-              <w:right w:val="none" w:sz="0" w:space="0" w:color="000000"/>
-            </w:tcBorders>
-            <w:shd w:val="clear" w:color="auto" w:fill="FFFFFF"/>
-            <w:tcMar>
-              <w:top w:w="0" w:type="dxa"/>
-              <w:bottom w:w="0" w:type="dxa"/>
-              <w:left w:w="0" w:type="dxa"/>
-              <w:right w:w="0" w:type="dxa"/>
-            </w:tcMar>
-            <w:vAlign w:val="top"/>
-          </w:tcPr>
-          <w:p>
-            <w:pPr>
-              <w:pStyle w:val="Normal"/>
-              <w:jc w:val="center"/>
-              <w:pBdr>
-                <w:bottom w:val="none" w:sz="0" w:space="0" w:color="000000"/>
-                <w:top w:val="none" w:sz="0" w:space="0" w:color="000000"/>
-                <w:left w:val="none" w:sz="0" w:space="0" w:color="000000"/>
-                <w:right w:val="none" w:sz="0" w:space="0" w:color="000000"/>
-              </w:pBdr>
-              <w:spacing w:after="100" w:before="100" w:line="240"/>
-              <w:ind w:left="100" w:right="100" w:firstLine="0" w:firstLineChars="0"/>
-              <w:rPr>
-                <w:rFonts w:ascii="Helvetica" w:hAnsi="Helvetica" w:eastAsia="Helvetica" w:cs="Helvetica"/>
-                <w:i w:val="false"/>
-                <w:b w:val="false"/>
-                <w:u w:val="none"/>
-                <w:sz w:val="22"/>
-                <w:szCs w:val="22"/>
-                <w:color w:val="000000"/>
-              </w:rPr>
-            </w:pPr>
-            <w:r>
-              <w:rPr>
-                <w:rFonts w:ascii="Helvetica" w:hAnsi="Helvetica" w:eastAsia="Helvetica" w:cs="Helvetica"/>
-                <w:i w:val="false"/>
-                <w:b w:val="false"/>
-                <w:u w:val="none"/>
-                <w:sz w:val="22"/>
-                <w:szCs w:val="22"/>
-                <w:color w:val="000000"/>
-              </w:rPr>
-              <w:t xml:space="preserve">0.180</w:t>
+              <w:t xml:space="preserve">0.43</w:t>
+            </w:r>
+          </w:p>
+        </w:tc>
+        <w:tc>
+          <w:tcPr>
+            <w:tcBorders>
+              <w:bottom w:val="none" w:sz="0" w:space="0" w:color="000000"/>
+              <w:top w:val="none" w:sz="0" w:space="0" w:color="000000"/>
+              <w:left w:val="none" w:sz="0" w:space="0" w:color="000000"/>
+              <w:right w:val="none" w:sz="0" w:space="0" w:color="000000"/>
+            </w:tcBorders>
+            <w:shd w:val="clear" w:color="auto" w:fill="FFFFFF"/>
+            <w:tcMar>
+              <w:top w:w="0" w:type="dxa"/>
+              <w:bottom w:w="0" w:type="dxa"/>
+              <w:left w:w="0" w:type="dxa"/>
+              <w:right w:w="0" w:type="dxa"/>
+            </w:tcMar>
+            <w:vAlign w:val="top"/>
+          </w:tcPr>
+          <w:p>
+            <w:pPr>
+              <w:pStyle w:val="Normal"/>
+              <w:jc w:val="center"/>
+              <w:pBdr>
+                <w:bottom w:val="none" w:sz="0" w:space="0" w:color="000000"/>
+                <w:top w:val="none" w:sz="0" w:space="0" w:color="000000"/>
+                <w:left w:val="none" w:sz="0" w:space="0" w:color="000000"/>
+                <w:right w:val="none" w:sz="0" w:space="0" w:color="000000"/>
+              </w:pBdr>
+              <w:spacing w:after="100" w:before="100" w:line="240"/>
+              <w:ind w:left="100" w:right="100" w:firstLine="0" w:firstLineChars="0"/>
+              <w:rPr>
+                <w:rFonts w:ascii="Helvetica" w:hAnsi="Helvetica" w:eastAsia="Helvetica" w:cs="Helvetica"/>
+                <w:i w:val="false"/>
+                <w:b w:val="false"/>
+                <w:u w:val="none"/>
+                <w:sz w:val="22"/>
+                <w:szCs w:val="22"/>
+                <w:color w:val="000000"/>
+              </w:rPr>
+            </w:pPr>
+            <w:r>
+              <w:rPr>
+                <w:rFonts w:ascii="Helvetica" w:hAnsi="Helvetica" w:eastAsia="Helvetica" w:cs="Helvetica"/>
+                <w:i w:val="false"/>
+                <w:b w:val="false"/>
+                <w:u w:val="none"/>
+                <w:sz w:val="22"/>
+                <w:szCs w:val="22"/>
+                <w:color w:val="000000"/>
+              </w:rPr>
+              <w:t xml:space="preserve">0.07, 2.65</w:t>
+            </w:r>
+          </w:p>
+        </w:tc>
+        <w:tc>
+          <w:tcPr>
+            <w:tcBorders>
+              <w:bottom w:val="none" w:sz="0" w:space="0" w:color="000000"/>
+              <w:top w:val="none" w:sz="0" w:space="0" w:color="000000"/>
+              <w:left w:val="none" w:sz="0" w:space="0" w:color="000000"/>
+              <w:right w:val="none" w:sz="0" w:space="0" w:color="000000"/>
+            </w:tcBorders>
+            <w:shd w:val="clear" w:color="auto" w:fill="FFFFFF"/>
+            <w:tcMar>
+              <w:top w:w="0" w:type="dxa"/>
+              <w:bottom w:w="0" w:type="dxa"/>
+              <w:left w:w="0" w:type="dxa"/>
+              <w:right w:w="0" w:type="dxa"/>
+            </w:tcMar>
+            <w:vAlign w:val="top"/>
+          </w:tcPr>
+          <w:p>
+            <w:pPr>
+              <w:pStyle w:val="Normal"/>
+              <w:jc w:val="center"/>
+              <w:pBdr>
+                <w:bottom w:val="none" w:sz="0" w:space="0" w:color="000000"/>
+                <w:top w:val="none" w:sz="0" w:space="0" w:color="000000"/>
+                <w:left w:val="none" w:sz="0" w:space="0" w:color="000000"/>
+                <w:right w:val="none" w:sz="0" w:space="0" w:color="000000"/>
+              </w:pBdr>
+              <w:spacing w:after="100" w:before="100" w:line="240"/>
+              <w:ind w:left="100" w:right="100" w:firstLine="0" w:firstLineChars="0"/>
+              <w:rPr>
+                <w:rFonts w:ascii="Helvetica" w:hAnsi="Helvetica" w:eastAsia="Helvetica" w:cs="Helvetica"/>
+                <w:i w:val="false"/>
+                <w:b w:val="false"/>
+                <w:u w:val="none"/>
+                <w:sz w:val="22"/>
+                <w:szCs w:val="22"/>
+                <w:color w:val="000000"/>
+              </w:rPr>
+            </w:pPr>
+            <w:r>
+              <w:rPr>
+                <w:rFonts w:ascii="Helvetica" w:hAnsi="Helvetica" w:eastAsia="Helvetica" w:cs="Helvetica"/>
+                <w:i w:val="false"/>
+                <w:b w:val="false"/>
+                <w:u w:val="none"/>
+                <w:sz w:val="22"/>
+                <w:szCs w:val="22"/>
+                <w:color w:val="000000"/>
+              </w:rPr>
+              <w:t xml:space="preserve">0.360</w:t>
             </w:r>
           </w:p>
         </w:tc>
@@ -8189,60 +8189,60 @@
                 <w:szCs w:val="22"/>
                 <w:color w:val="000000"/>
               </w:rPr>
-              <w:t xml:space="preserve">0.20, 1.54</w:t>
-            </w:r>
-          </w:p>
-        </w:tc>
-        <w:tc>
-          <w:tcPr>
-            <w:tcBorders>
-              <w:bottom w:val="none" w:sz="0" w:space="0" w:color="000000"/>
-              <w:top w:val="none" w:sz="0" w:space="0" w:color="000000"/>
-              <w:left w:val="none" w:sz="0" w:space="0" w:color="000000"/>
-              <w:right w:val="none" w:sz="0" w:space="0" w:color="000000"/>
-            </w:tcBorders>
-            <w:shd w:val="clear" w:color="auto" w:fill="FFFFFF"/>
-            <w:tcMar>
-              <w:top w:w="0" w:type="dxa"/>
-              <w:bottom w:w="0" w:type="dxa"/>
-              <w:left w:w="0" w:type="dxa"/>
-              <w:right w:w="0" w:type="dxa"/>
-            </w:tcMar>
-            <w:vAlign w:val="top"/>
-          </w:tcPr>
-          <w:p>
-            <w:pPr>
-              <w:pStyle w:val="Normal"/>
-              <w:jc w:val="center"/>
-              <w:pBdr>
-                <w:bottom w:val="none" w:sz="0" w:space="0" w:color="000000"/>
-                <w:top w:val="none" w:sz="0" w:space="0" w:color="000000"/>
-                <w:left w:val="none" w:sz="0" w:space="0" w:color="000000"/>
-                <w:right w:val="none" w:sz="0" w:space="0" w:color="000000"/>
-              </w:pBdr>
-              <w:spacing w:after="100" w:before="100" w:line="240"/>
-              <w:ind w:left="100" w:right="100" w:firstLine="0" w:firstLineChars="0"/>
-              <w:rPr>
-                <w:rFonts w:ascii="Helvetica" w:hAnsi="Helvetica" w:eastAsia="Helvetica" w:cs="Helvetica"/>
-                <w:i w:val="false"/>
-                <w:b w:val="false"/>
-                <w:u w:val="none"/>
-                <w:sz w:val="22"/>
-                <w:szCs w:val="22"/>
-                <w:color w:val="000000"/>
-              </w:rPr>
-            </w:pPr>
-            <w:r>
-              <w:rPr>
-                <w:rFonts w:ascii="Helvetica" w:hAnsi="Helvetica" w:eastAsia="Helvetica" w:cs="Helvetica"/>
-                <w:i w:val="false"/>
-                <w:b w:val="false"/>
-                <w:u w:val="none"/>
-                <w:sz w:val="22"/>
-                <w:szCs w:val="22"/>
-                <w:color w:val="000000"/>
-              </w:rPr>
-              <w:t xml:space="preserve">0.260</w:t>
+              <w:t xml:space="preserve">0.19, 1.53</w:t>
+            </w:r>
+          </w:p>
+        </w:tc>
+        <w:tc>
+          <w:tcPr>
+            <w:tcBorders>
+              <w:bottom w:val="none" w:sz="0" w:space="0" w:color="000000"/>
+              <w:top w:val="none" w:sz="0" w:space="0" w:color="000000"/>
+              <w:left w:val="none" w:sz="0" w:space="0" w:color="000000"/>
+              <w:right w:val="none" w:sz="0" w:space="0" w:color="000000"/>
+            </w:tcBorders>
+            <w:shd w:val="clear" w:color="auto" w:fill="FFFFFF"/>
+            <w:tcMar>
+              <w:top w:w="0" w:type="dxa"/>
+              <w:bottom w:w="0" w:type="dxa"/>
+              <w:left w:w="0" w:type="dxa"/>
+              <w:right w:w="0" w:type="dxa"/>
+            </w:tcMar>
+            <w:vAlign w:val="top"/>
+          </w:tcPr>
+          <w:p>
+            <w:pPr>
+              <w:pStyle w:val="Normal"/>
+              <w:jc w:val="center"/>
+              <w:pBdr>
+                <w:bottom w:val="none" w:sz="0" w:space="0" w:color="000000"/>
+                <w:top w:val="none" w:sz="0" w:space="0" w:color="000000"/>
+                <w:left w:val="none" w:sz="0" w:space="0" w:color="000000"/>
+                <w:right w:val="none" w:sz="0" w:space="0" w:color="000000"/>
+              </w:pBdr>
+              <w:spacing w:after="100" w:before="100" w:line="240"/>
+              <w:ind w:left="100" w:right="100" w:firstLine="0" w:firstLineChars="0"/>
+              <w:rPr>
+                <w:rFonts w:ascii="Helvetica" w:hAnsi="Helvetica" w:eastAsia="Helvetica" w:cs="Helvetica"/>
+                <w:i w:val="false"/>
+                <w:b w:val="false"/>
+                <w:u w:val="none"/>
+                <w:sz w:val="22"/>
+                <w:szCs w:val="22"/>
+                <w:color w:val="000000"/>
+              </w:rPr>
+            </w:pPr>
+            <w:r>
+              <w:rPr>
+                <w:rFonts w:ascii="Helvetica" w:hAnsi="Helvetica" w:eastAsia="Helvetica" w:cs="Helvetica"/>
+                <w:i w:val="false"/>
+                <w:b w:val="false"/>
+                <w:u w:val="none"/>
+                <w:sz w:val="22"/>
+                <w:szCs w:val="22"/>
+                <w:color w:val="000000"/>
+              </w:rPr>
+              <w:t xml:space="preserve">0.250</w:t>
             </w:r>
           </w:p>
         </w:tc>
@@ -8348,113 +8348,113 @@
                 <w:szCs w:val="22"/>
                 <w:color w:val="000000"/>
               </w:rPr>
-              <w:t xml:space="preserve">0.22</w:t>
-            </w:r>
-          </w:p>
-        </w:tc>
-        <w:tc>
-          <w:tcPr>
-            <w:tcBorders>
-              <w:bottom w:val="none" w:sz="0" w:space="0" w:color="000000"/>
-              <w:top w:val="none" w:sz="0" w:space="0" w:color="000000"/>
-              <w:left w:val="none" w:sz="0" w:space="0" w:color="000000"/>
-              <w:right w:val="none" w:sz="0" w:space="0" w:color="000000"/>
-            </w:tcBorders>
-            <w:shd w:val="clear" w:color="auto" w:fill="FFFFFF"/>
-            <w:tcMar>
-              <w:top w:w="0" w:type="dxa"/>
-              <w:bottom w:w="0" w:type="dxa"/>
-              <w:left w:w="0" w:type="dxa"/>
-              <w:right w:w="0" w:type="dxa"/>
-            </w:tcMar>
-            <w:vAlign w:val="top"/>
-          </w:tcPr>
-          <w:p>
-            <w:pPr>
-              <w:pStyle w:val="Normal"/>
-              <w:jc w:val="center"/>
-              <w:pBdr>
-                <w:bottom w:val="none" w:sz="0" w:space="0" w:color="000000"/>
-                <w:top w:val="none" w:sz="0" w:space="0" w:color="000000"/>
-                <w:left w:val="none" w:sz="0" w:space="0" w:color="000000"/>
-                <w:right w:val="none" w:sz="0" w:space="0" w:color="000000"/>
-              </w:pBdr>
-              <w:spacing w:after="100" w:before="100" w:line="240"/>
-              <w:ind w:left="100" w:right="100" w:firstLine="0" w:firstLineChars="0"/>
-              <w:rPr>
-                <w:rFonts w:ascii="Helvetica" w:hAnsi="Helvetica" w:eastAsia="Helvetica" w:cs="Helvetica"/>
-                <w:i w:val="false"/>
-                <w:b w:val="false"/>
-                <w:u w:val="none"/>
-                <w:sz w:val="22"/>
-                <w:szCs w:val="22"/>
-                <w:color w:val="000000"/>
-              </w:rPr>
-            </w:pPr>
-            <w:r>
-              <w:rPr>
-                <w:rFonts w:ascii="Helvetica" w:hAnsi="Helvetica" w:eastAsia="Helvetica" w:cs="Helvetica"/>
-                <w:i w:val="false"/>
-                <w:b w:val="false"/>
-                <w:u w:val="none"/>
-                <w:sz w:val="22"/>
-                <w:szCs w:val="22"/>
-                <w:color w:val="000000"/>
-              </w:rPr>
-              <w:t xml:space="preserve">0.05, 0.93</w:t>
-            </w:r>
-          </w:p>
-        </w:tc>
-        <w:tc>
-          <w:tcPr>
-            <w:tcBorders>
-              <w:bottom w:val="none" w:sz="0" w:space="0" w:color="000000"/>
-              <w:top w:val="none" w:sz="0" w:space="0" w:color="000000"/>
-              <w:left w:val="none" w:sz="0" w:space="0" w:color="000000"/>
-              <w:right w:val="none" w:sz="0" w:space="0" w:color="000000"/>
-            </w:tcBorders>
-            <w:shd w:val="clear" w:color="auto" w:fill="FFFFFF"/>
-            <w:tcMar>
-              <w:top w:w="0" w:type="dxa"/>
-              <w:bottom w:w="0" w:type="dxa"/>
-              <w:left w:w="0" w:type="dxa"/>
-              <w:right w:w="0" w:type="dxa"/>
-            </w:tcMar>
-            <w:vAlign w:val="top"/>
-          </w:tcPr>
-          <w:p>
-            <w:pPr>
-              <w:pStyle w:val="Normal"/>
-              <w:jc w:val="center"/>
-              <w:pBdr>
-                <w:bottom w:val="none" w:sz="0" w:space="0" w:color="000000"/>
-                <w:top w:val="none" w:sz="0" w:space="0" w:color="000000"/>
-                <w:left w:val="none" w:sz="0" w:space="0" w:color="000000"/>
-                <w:right w:val="none" w:sz="0" w:space="0" w:color="000000"/>
-              </w:pBdr>
-              <w:spacing w:after="100" w:before="100" w:line="240"/>
-              <w:ind w:left="100" w:right="100" w:firstLine="0" w:firstLineChars="0"/>
-              <w:rPr>
-                <w:rFonts w:ascii="Helvetica" w:hAnsi="Helvetica" w:eastAsia="Helvetica" w:cs="Helvetica"/>
-                <w:i w:val="false"/>
-                <w:b w:val="false"/>
-                <w:u w:val="none"/>
-                <w:sz w:val="22"/>
-                <w:szCs w:val="22"/>
-                <w:color w:val="000000"/>
-              </w:rPr>
-            </w:pPr>
-            <w:r>
-              <w:rPr>
-                <w:rFonts w:ascii="Helvetica" w:hAnsi="Helvetica" w:eastAsia="Helvetica" w:cs="Helvetica"/>
-                <w:i w:val="false"/>
-                <w:b w:val="false"/>
-                <w:u w:val="none"/>
-                <w:sz w:val="22"/>
-                <w:szCs w:val="22"/>
-                <w:color w:val="000000"/>
-              </w:rPr>
-              <w:t xml:space="preserve">0.040</w:t>
+              <w:t xml:space="preserve">0.20</w:t>
+            </w:r>
+          </w:p>
+        </w:tc>
+        <w:tc>
+          <w:tcPr>
+            <w:tcBorders>
+              <w:bottom w:val="none" w:sz="0" w:space="0" w:color="000000"/>
+              <w:top w:val="none" w:sz="0" w:space="0" w:color="000000"/>
+              <w:left w:val="none" w:sz="0" w:space="0" w:color="000000"/>
+              <w:right w:val="none" w:sz="0" w:space="0" w:color="000000"/>
+            </w:tcBorders>
+            <w:shd w:val="clear" w:color="auto" w:fill="FFFFFF"/>
+            <w:tcMar>
+              <w:top w:w="0" w:type="dxa"/>
+              <w:bottom w:w="0" w:type="dxa"/>
+              <w:left w:w="0" w:type="dxa"/>
+              <w:right w:w="0" w:type="dxa"/>
+            </w:tcMar>
+            <w:vAlign w:val="top"/>
+          </w:tcPr>
+          <w:p>
+            <w:pPr>
+              <w:pStyle w:val="Normal"/>
+              <w:jc w:val="center"/>
+              <w:pBdr>
+                <w:bottom w:val="none" w:sz="0" w:space="0" w:color="000000"/>
+                <w:top w:val="none" w:sz="0" w:space="0" w:color="000000"/>
+                <w:left w:val="none" w:sz="0" w:space="0" w:color="000000"/>
+                <w:right w:val="none" w:sz="0" w:space="0" w:color="000000"/>
+              </w:pBdr>
+              <w:spacing w:after="100" w:before="100" w:line="240"/>
+              <w:ind w:left="100" w:right="100" w:firstLine="0" w:firstLineChars="0"/>
+              <w:rPr>
+                <w:rFonts w:ascii="Helvetica" w:hAnsi="Helvetica" w:eastAsia="Helvetica" w:cs="Helvetica"/>
+                <w:i w:val="false"/>
+                <w:b w:val="false"/>
+                <w:u w:val="none"/>
+                <w:sz w:val="22"/>
+                <w:szCs w:val="22"/>
+                <w:color w:val="000000"/>
+              </w:rPr>
+            </w:pPr>
+            <w:r>
+              <w:rPr>
+                <w:rFonts w:ascii="Helvetica" w:hAnsi="Helvetica" w:eastAsia="Helvetica" w:cs="Helvetica"/>
+                <w:i w:val="false"/>
+                <w:b w:val="false"/>
+                <w:u w:val="none"/>
+                <w:sz w:val="22"/>
+                <w:szCs w:val="22"/>
+                <w:color w:val="000000"/>
+              </w:rPr>
+              <w:t xml:space="preserve">0.05, 0.86</w:t>
+            </w:r>
+          </w:p>
+        </w:tc>
+        <w:tc>
+          <w:tcPr>
+            <w:tcBorders>
+              <w:bottom w:val="none" w:sz="0" w:space="0" w:color="000000"/>
+              <w:top w:val="none" w:sz="0" w:space="0" w:color="000000"/>
+              <w:left w:val="none" w:sz="0" w:space="0" w:color="000000"/>
+              <w:right w:val="none" w:sz="0" w:space="0" w:color="000000"/>
+            </w:tcBorders>
+            <w:shd w:val="clear" w:color="auto" w:fill="FFFFFF"/>
+            <w:tcMar>
+              <w:top w:w="0" w:type="dxa"/>
+              <w:bottom w:w="0" w:type="dxa"/>
+              <w:left w:w="0" w:type="dxa"/>
+              <w:right w:w="0" w:type="dxa"/>
+            </w:tcMar>
+            <w:vAlign w:val="top"/>
+          </w:tcPr>
+          <w:p>
+            <w:pPr>
+              <w:pStyle w:val="Normal"/>
+              <w:jc w:val="center"/>
+              <w:pBdr>
+                <w:bottom w:val="none" w:sz="0" w:space="0" w:color="000000"/>
+                <w:top w:val="none" w:sz="0" w:space="0" w:color="000000"/>
+                <w:left w:val="none" w:sz="0" w:space="0" w:color="000000"/>
+                <w:right w:val="none" w:sz="0" w:space="0" w:color="000000"/>
+              </w:pBdr>
+              <w:spacing w:after="100" w:before="100" w:line="240"/>
+              <w:ind w:left="100" w:right="100" w:firstLine="0" w:firstLineChars="0"/>
+              <w:rPr>
+                <w:rFonts w:ascii="Helvetica" w:hAnsi="Helvetica" w:eastAsia="Helvetica" w:cs="Helvetica"/>
+                <w:i w:val="false"/>
+                <w:b w:val="false"/>
+                <w:u w:val="none"/>
+                <w:sz w:val="22"/>
+                <w:szCs w:val="22"/>
+                <w:color w:val="000000"/>
+              </w:rPr>
+            </w:pPr>
+            <w:r>
+              <w:rPr>
+                <w:rFonts w:ascii="Helvetica" w:hAnsi="Helvetica" w:eastAsia="Helvetica" w:cs="Helvetica"/>
+                <w:i w:val="false"/>
+                <w:b w:val="false"/>
+                <w:u w:val="none"/>
+                <w:sz w:val="22"/>
+                <w:szCs w:val="22"/>
+                <w:color w:val="000000"/>
+              </w:rPr>
+              <w:t xml:space="preserve">0.031</w:t>
             </w:r>
           </w:p>
         </w:tc>
@@ -8619,60 +8619,60 @@
                 <w:szCs w:val="22"/>
                 <w:color w:val="000000"/>
               </w:rPr>
-              <w:t xml:space="preserve">1.43</w:t>
-            </w:r>
-          </w:p>
-        </w:tc>
-        <w:tc>
-          <w:tcPr>
-            <w:tcBorders>
-              <w:bottom w:val="none" w:sz="0" w:space="0" w:color="000000"/>
-              <w:top w:val="none" w:sz="0" w:space="0" w:color="000000"/>
-              <w:left w:val="none" w:sz="0" w:space="0" w:color="000000"/>
-              <w:right w:val="none" w:sz="0" w:space="0" w:color="000000"/>
-            </w:tcBorders>
-            <w:shd w:val="clear" w:color="auto" w:fill="FFFFFF"/>
-            <w:tcMar>
-              <w:top w:w="0" w:type="dxa"/>
-              <w:bottom w:w="0" w:type="dxa"/>
-              <w:left w:w="0" w:type="dxa"/>
-              <w:right w:w="0" w:type="dxa"/>
-            </w:tcMar>
-            <w:vAlign w:val="top"/>
-          </w:tcPr>
-          <w:p>
-            <w:pPr>
-              <w:pStyle w:val="Normal"/>
-              <w:jc w:val="center"/>
-              <w:pBdr>
-                <w:bottom w:val="none" w:sz="0" w:space="0" w:color="000000"/>
-                <w:top w:val="none" w:sz="0" w:space="0" w:color="000000"/>
-                <w:left w:val="none" w:sz="0" w:space="0" w:color="000000"/>
-                <w:right w:val="none" w:sz="0" w:space="0" w:color="000000"/>
-              </w:pBdr>
-              <w:spacing w:after="100" w:before="100" w:line="240"/>
-              <w:ind w:left="100" w:right="100" w:firstLine="0" w:firstLineChars="0"/>
-              <w:rPr>
-                <w:rFonts w:ascii="Helvetica" w:hAnsi="Helvetica" w:eastAsia="Helvetica" w:cs="Helvetica"/>
-                <w:i w:val="false"/>
-                <w:b w:val="false"/>
-                <w:u w:val="none"/>
-                <w:sz w:val="22"/>
-                <w:szCs w:val="22"/>
-                <w:color w:val="000000"/>
-              </w:rPr>
-            </w:pPr>
-            <w:r>
-              <w:rPr>
-                <w:rFonts w:ascii="Helvetica" w:hAnsi="Helvetica" w:eastAsia="Helvetica" w:cs="Helvetica"/>
-                <w:i w:val="false"/>
-                <w:b w:val="false"/>
-                <w:u w:val="none"/>
-                <w:sz w:val="22"/>
-                <w:szCs w:val="22"/>
-                <w:color w:val="000000"/>
-              </w:rPr>
-              <w:t xml:space="preserve">0.50, 4.08</w:t>
+              <w:t xml:space="preserve">1.44</w:t>
+            </w:r>
+          </w:p>
+        </w:tc>
+        <w:tc>
+          <w:tcPr>
+            <w:tcBorders>
+              <w:bottom w:val="none" w:sz="0" w:space="0" w:color="000000"/>
+              <w:top w:val="none" w:sz="0" w:space="0" w:color="000000"/>
+              <w:left w:val="none" w:sz="0" w:space="0" w:color="000000"/>
+              <w:right w:val="none" w:sz="0" w:space="0" w:color="000000"/>
+            </w:tcBorders>
+            <w:shd w:val="clear" w:color="auto" w:fill="FFFFFF"/>
+            <w:tcMar>
+              <w:top w:w="0" w:type="dxa"/>
+              <w:bottom w:w="0" w:type="dxa"/>
+              <w:left w:w="0" w:type="dxa"/>
+              <w:right w:w="0" w:type="dxa"/>
+            </w:tcMar>
+            <w:vAlign w:val="top"/>
+          </w:tcPr>
+          <w:p>
+            <w:pPr>
+              <w:pStyle w:val="Normal"/>
+              <w:jc w:val="center"/>
+              <w:pBdr>
+                <w:bottom w:val="none" w:sz="0" w:space="0" w:color="000000"/>
+                <w:top w:val="none" w:sz="0" w:space="0" w:color="000000"/>
+                <w:left w:val="none" w:sz="0" w:space="0" w:color="000000"/>
+                <w:right w:val="none" w:sz="0" w:space="0" w:color="000000"/>
+              </w:pBdr>
+              <w:spacing w:after="100" w:before="100" w:line="240"/>
+              <w:ind w:left="100" w:right="100" w:firstLine="0" w:firstLineChars="0"/>
+              <w:rPr>
+                <w:rFonts w:ascii="Helvetica" w:hAnsi="Helvetica" w:eastAsia="Helvetica" w:cs="Helvetica"/>
+                <w:i w:val="false"/>
+                <w:b w:val="false"/>
+                <w:u w:val="none"/>
+                <w:sz w:val="22"/>
+                <w:szCs w:val="22"/>
+                <w:color w:val="000000"/>
+              </w:rPr>
+            </w:pPr>
+            <w:r>
+              <w:rPr>
+                <w:rFonts w:ascii="Helvetica" w:hAnsi="Helvetica" w:eastAsia="Helvetica" w:cs="Helvetica"/>
+                <w:i w:val="false"/>
+                <w:b w:val="false"/>
+                <w:u w:val="none"/>
+                <w:sz w:val="22"/>
+                <w:szCs w:val="22"/>
+                <w:color w:val="000000"/>
+              </w:rPr>
+              <w:t xml:space="preserve">0.50, 4.12</w:t>
             </w:r>
           </w:p>
         </w:tc>
@@ -8831,113 +8831,113 @@
                 <w:szCs w:val="22"/>
                 <w:color w:val="000000"/>
               </w:rPr>
-              <w:t xml:space="preserve">0.59</w:t>
-            </w:r>
-          </w:p>
-        </w:tc>
-        <w:tc>
-          <w:tcPr>
-            <w:tcBorders>
-              <w:bottom w:val="none" w:sz="0" w:space="0" w:color="000000"/>
-              <w:top w:val="none" w:sz="0" w:space="0" w:color="000000"/>
-              <w:left w:val="none" w:sz="0" w:space="0" w:color="000000"/>
-              <w:right w:val="none" w:sz="0" w:space="0" w:color="000000"/>
-            </w:tcBorders>
-            <w:shd w:val="clear" w:color="auto" w:fill="FFFFFF"/>
-            <w:tcMar>
-              <w:top w:w="0" w:type="dxa"/>
-              <w:bottom w:w="0" w:type="dxa"/>
-              <w:left w:w="0" w:type="dxa"/>
-              <w:right w:w="0" w:type="dxa"/>
-            </w:tcMar>
-            <w:vAlign w:val="top"/>
-          </w:tcPr>
-          <w:p>
-            <w:pPr>
-              <w:pStyle w:val="Normal"/>
-              <w:jc w:val="center"/>
-              <w:pBdr>
-                <w:bottom w:val="none" w:sz="0" w:space="0" w:color="000000"/>
-                <w:top w:val="none" w:sz="0" w:space="0" w:color="000000"/>
-                <w:left w:val="none" w:sz="0" w:space="0" w:color="000000"/>
-                <w:right w:val="none" w:sz="0" w:space="0" w:color="000000"/>
-              </w:pBdr>
-              <w:spacing w:after="100" w:before="100" w:line="240"/>
-              <w:ind w:left="100" w:right="100" w:firstLine="0" w:firstLineChars="0"/>
-              <w:rPr>
-                <w:rFonts w:ascii="Helvetica" w:hAnsi="Helvetica" w:eastAsia="Helvetica" w:cs="Helvetica"/>
-                <w:i w:val="false"/>
-                <w:b w:val="false"/>
-                <w:u w:val="none"/>
-                <w:sz w:val="22"/>
-                <w:szCs w:val="22"/>
-                <w:color w:val="000000"/>
-              </w:rPr>
-            </w:pPr>
-            <w:r>
-              <w:rPr>
-                <w:rFonts w:ascii="Helvetica" w:hAnsi="Helvetica" w:eastAsia="Helvetica" w:cs="Helvetica"/>
-                <w:i w:val="false"/>
-                <w:b w:val="false"/>
-                <w:u w:val="none"/>
-                <w:sz w:val="22"/>
-                <w:szCs w:val="22"/>
-                <w:color w:val="000000"/>
-              </w:rPr>
-              <w:t xml:space="preserve">0.10, 3.60</w:t>
-            </w:r>
-          </w:p>
-        </w:tc>
-        <w:tc>
-          <w:tcPr>
-            <w:tcBorders>
-              <w:bottom w:val="none" w:sz="0" w:space="0" w:color="000000"/>
-              <w:top w:val="none" w:sz="0" w:space="0" w:color="000000"/>
-              <w:left w:val="none" w:sz="0" w:space="0" w:color="000000"/>
-              <w:right w:val="none" w:sz="0" w:space="0" w:color="000000"/>
-            </w:tcBorders>
-            <w:shd w:val="clear" w:color="auto" w:fill="FFFFFF"/>
-            <w:tcMar>
-              <w:top w:w="0" w:type="dxa"/>
-              <w:bottom w:w="0" w:type="dxa"/>
-              <w:left w:w="0" w:type="dxa"/>
-              <w:right w:w="0" w:type="dxa"/>
-            </w:tcMar>
-            <w:vAlign w:val="top"/>
-          </w:tcPr>
-          <w:p>
-            <w:pPr>
-              <w:pStyle w:val="Normal"/>
-              <w:jc w:val="center"/>
-              <w:pBdr>
-                <w:bottom w:val="none" w:sz="0" w:space="0" w:color="000000"/>
-                <w:top w:val="none" w:sz="0" w:space="0" w:color="000000"/>
-                <w:left w:val="none" w:sz="0" w:space="0" w:color="000000"/>
-                <w:right w:val="none" w:sz="0" w:space="0" w:color="000000"/>
-              </w:pBdr>
-              <w:spacing w:after="100" w:before="100" w:line="240"/>
-              <w:ind w:left="100" w:right="100" w:firstLine="0" w:firstLineChars="0"/>
-              <w:rPr>
-                <w:rFonts w:ascii="Helvetica" w:hAnsi="Helvetica" w:eastAsia="Helvetica" w:cs="Helvetica"/>
-                <w:i w:val="false"/>
-                <w:b w:val="false"/>
-                <w:u w:val="none"/>
-                <w:sz w:val="22"/>
-                <w:szCs w:val="22"/>
-                <w:color w:val="000000"/>
-              </w:rPr>
-            </w:pPr>
-            <w:r>
-              <w:rPr>
-                <w:rFonts w:ascii="Helvetica" w:hAnsi="Helvetica" w:eastAsia="Helvetica" w:cs="Helvetica"/>
-                <w:i w:val="false"/>
-                <w:b w:val="false"/>
-                <w:u w:val="none"/>
-                <w:sz w:val="22"/>
-                <w:szCs w:val="22"/>
-                <w:color w:val="000000"/>
-              </w:rPr>
-              <w:t xml:space="preserve">0.570</w:t>
+              <w:t xml:space="preserve">0.53</w:t>
+            </w:r>
+          </w:p>
+        </w:tc>
+        <w:tc>
+          <w:tcPr>
+            <w:tcBorders>
+              <w:bottom w:val="none" w:sz="0" w:space="0" w:color="000000"/>
+              <w:top w:val="none" w:sz="0" w:space="0" w:color="000000"/>
+              <w:left w:val="none" w:sz="0" w:space="0" w:color="000000"/>
+              <w:right w:val="none" w:sz="0" w:space="0" w:color="000000"/>
+            </w:tcBorders>
+            <w:shd w:val="clear" w:color="auto" w:fill="FFFFFF"/>
+            <w:tcMar>
+              <w:top w:w="0" w:type="dxa"/>
+              <w:bottom w:w="0" w:type="dxa"/>
+              <w:left w:w="0" w:type="dxa"/>
+              <w:right w:w="0" w:type="dxa"/>
+            </w:tcMar>
+            <w:vAlign w:val="top"/>
+          </w:tcPr>
+          <w:p>
+            <w:pPr>
+              <w:pStyle w:val="Normal"/>
+              <w:jc w:val="center"/>
+              <w:pBdr>
+                <w:bottom w:val="none" w:sz="0" w:space="0" w:color="000000"/>
+                <w:top w:val="none" w:sz="0" w:space="0" w:color="000000"/>
+                <w:left w:val="none" w:sz="0" w:space="0" w:color="000000"/>
+                <w:right w:val="none" w:sz="0" w:space="0" w:color="000000"/>
+              </w:pBdr>
+              <w:spacing w:after="100" w:before="100" w:line="240"/>
+              <w:ind w:left="100" w:right="100" w:firstLine="0" w:firstLineChars="0"/>
+              <w:rPr>
+                <w:rFonts w:ascii="Helvetica" w:hAnsi="Helvetica" w:eastAsia="Helvetica" w:cs="Helvetica"/>
+                <w:i w:val="false"/>
+                <w:b w:val="false"/>
+                <w:u w:val="none"/>
+                <w:sz w:val="22"/>
+                <w:szCs w:val="22"/>
+                <w:color w:val="000000"/>
+              </w:rPr>
+            </w:pPr>
+            <w:r>
+              <w:rPr>
+                <w:rFonts w:ascii="Helvetica" w:hAnsi="Helvetica" w:eastAsia="Helvetica" w:cs="Helvetica"/>
+                <w:i w:val="false"/>
+                <w:b w:val="false"/>
+                <w:u w:val="none"/>
+                <w:sz w:val="22"/>
+                <w:szCs w:val="22"/>
+                <w:color w:val="000000"/>
+              </w:rPr>
+              <w:t xml:space="preserve">0.08, 3.46</w:t>
+            </w:r>
+          </w:p>
+        </w:tc>
+        <w:tc>
+          <w:tcPr>
+            <w:tcBorders>
+              <w:bottom w:val="none" w:sz="0" w:space="0" w:color="000000"/>
+              <w:top w:val="none" w:sz="0" w:space="0" w:color="000000"/>
+              <w:left w:val="none" w:sz="0" w:space="0" w:color="000000"/>
+              <w:right w:val="none" w:sz="0" w:space="0" w:color="000000"/>
+            </w:tcBorders>
+            <w:shd w:val="clear" w:color="auto" w:fill="FFFFFF"/>
+            <w:tcMar>
+              <w:top w:w="0" w:type="dxa"/>
+              <w:bottom w:w="0" w:type="dxa"/>
+              <w:left w:w="0" w:type="dxa"/>
+              <w:right w:w="0" w:type="dxa"/>
+            </w:tcMar>
+            <w:vAlign w:val="top"/>
+          </w:tcPr>
+          <w:p>
+            <w:pPr>
+              <w:pStyle w:val="Normal"/>
+              <w:jc w:val="center"/>
+              <w:pBdr>
+                <w:bottom w:val="none" w:sz="0" w:space="0" w:color="000000"/>
+                <w:top w:val="none" w:sz="0" w:space="0" w:color="000000"/>
+                <w:left w:val="none" w:sz="0" w:space="0" w:color="000000"/>
+                <w:right w:val="none" w:sz="0" w:space="0" w:color="000000"/>
+              </w:pBdr>
+              <w:spacing w:after="100" w:before="100" w:line="240"/>
+              <w:ind w:left="100" w:right="100" w:firstLine="0" w:firstLineChars="0"/>
+              <w:rPr>
+                <w:rFonts w:ascii="Helvetica" w:hAnsi="Helvetica" w:eastAsia="Helvetica" w:cs="Helvetica"/>
+                <w:i w:val="false"/>
+                <w:b w:val="false"/>
+                <w:u w:val="none"/>
+                <w:sz w:val="22"/>
+                <w:szCs w:val="22"/>
+                <w:color w:val="000000"/>
+              </w:rPr>
+            </w:pPr>
+            <w:r>
+              <w:rPr>
+                <w:rFonts w:ascii="Helvetica" w:hAnsi="Helvetica" w:eastAsia="Helvetica" w:cs="Helvetica"/>
+                <w:i w:val="false"/>
+                <w:b w:val="false"/>
+                <w:u w:val="none"/>
+                <w:sz w:val="22"/>
+                <w:szCs w:val="22"/>
+                <w:color w:val="000000"/>
+              </w:rPr>
+              <w:t xml:space="preserve">0.510</w:t>
             </w:r>
           </w:p>
         </w:tc>
@@ -10068,113 +10068,113 @@
                 <w:szCs w:val="22"/>
                 <w:color w:val="000000"/>
               </w:rPr>
-              <w:t xml:space="preserve">1.84</w:t>
-            </w:r>
-          </w:p>
-        </w:tc>
-        <w:tc>
-          <w:tcPr>
-            <w:tcBorders>
-              <w:bottom w:val="none" w:sz="0" w:space="0" w:color="000000"/>
-              <w:top w:val="none" w:sz="0" w:space="0" w:color="000000"/>
-              <w:left w:val="none" w:sz="0" w:space="0" w:color="000000"/>
-              <w:right w:val="none" w:sz="0" w:space="0" w:color="000000"/>
-            </w:tcBorders>
-            <w:shd w:val="clear" w:color="auto" w:fill="FFFFFF"/>
-            <w:tcMar>
-              <w:top w:w="0" w:type="dxa"/>
-              <w:bottom w:w="0" w:type="dxa"/>
-              <w:left w:w="0" w:type="dxa"/>
-              <w:right w:w="0" w:type="dxa"/>
-            </w:tcMar>
-            <w:vAlign w:val="top"/>
-          </w:tcPr>
-          <w:p>
-            <w:pPr>
-              <w:pStyle w:val="Normal"/>
-              <w:jc w:val="center"/>
-              <w:pBdr>
-                <w:bottom w:val="none" w:sz="0" w:space="0" w:color="000000"/>
-                <w:top w:val="none" w:sz="0" w:space="0" w:color="000000"/>
-                <w:left w:val="none" w:sz="0" w:space="0" w:color="000000"/>
-                <w:right w:val="none" w:sz="0" w:space="0" w:color="000000"/>
-              </w:pBdr>
-              <w:spacing w:after="100" w:before="100" w:line="240"/>
-              <w:ind w:left="100" w:right="100" w:firstLine="0" w:firstLineChars="0"/>
-              <w:rPr>
-                <w:rFonts w:ascii="Helvetica" w:hAnsi="Helvetica" w:eastAsia="Helvetica" w:cs="Helvetica"/>
-                <w:i w:val="false"/>
-                <w:b w:val="false"/>
-                <w:u w:val="none"/>
-                <w:sz w:val="22"/>
-                <w:szCs w:val="22"/>
-                <w:color w:val="000000"/>
-              </w:rPr>
-            </w:pPr>
-            <w:r>
-              <w:rPr>
-                <w:rFonts w:ascii="Helvetica" w:hAnsi="Helvetica" w:eastAsia="Helvetica" w:cs="Helvetica"/>
-                <w:i w:val="false"/>
-                <w:b w:val="false"/>
-                <w:u w:val="none"/>
-                <w:sz w:val="22"/>
-                <w:szCs w:val="22"/>
-                <w:color w:val="000000"/>
-              </w:rPr>
-              <w:t xml:space="preserve">1.06, 3.19</w:t>
-            </w:r>
-          </w:p>
-        </w:tc>
-        <w:tc>
-          <w:tcPr>
-            <w:tcBorders>
-              <w:bottom w:val="none" w:sz="0" w:space="0" w:color="000000"/>
-              <w:top w:val="none" w:sz="0" w:space="0" w:color="000000"/>
-              <w:left w:val="none" w:sz="0" w:space="0" w:color="000000"/>
-              <w:right w:val="none" w:sz="0" w:space="0" w:color="000000"/>
-            </w:tcBorders>
-            <w:shd w:val="clear" w:color="auto" w:fill="FFFFFF"/>
-            <w:tcMar>
-              <w:top w:w="0" w:type="dxa"/>
-              <w:bottom w:w="0" w:type="dxa"/>
-              <w:left w:w="0" w:type="dxa"/>
-              <w:right w:w="0" w:type="dxa"/>
-            </w:tcMar>
-            <w:vAlign w:val="top"/>
-          </w:tcPr>
-          <w:p>
-            <w:pPr>
-              <w:pStyle w:val="Normal"/>
-              <w:jc w:val="center"/>
-              <w:pBdr>
-                <w:bottom w:val="none" w:sz="0" w:space="0" w:color="000000"/>
-                <w:top w:val="none" w:sz="0" w:space="0" w:color="000000"/>
-                <w:left w:val="none" w:sz="0" w:space="0" w:color="000000"/>
-                <w:right w:val="none" w:sz="0" w:space="0" w:color="000000"/>
-              </w:pBdr>
-              <w:spacing w:after="100" w:before="100" w:line="240"/>
-              <w:ind w:left="100" w:right="100" w:firstLine="0" w:firstLineChars="0"/>
-              <w:rPr>
-                <w:rFonts w:ascii="Helvetica" w:hAnsi="Helvetica" w:eastAsia="Helvetica" w:cs="Helvetica"/>
-                <w:i w:val="false"/>
-                <w:b w:val="false"/>
-                <w:u w:val="none"/>
-                <w:sz w:val="22"/>
-                <w:szCs w:val="22"/>
-                <w:color w:val="000000"/>
-              </w:rPr>
-            </w:pPr>
-            <w:r>
-              <w:rPr>
-                <w:rFonts w:ascii="Helvetica" w:hAnsi="Helvetica" w:eastAsia="Helvetica" w:cs="Helvetica"/>
-                <w:i w:val="false"/>
-                <w:b w:val="false"/>
-                <w:u w:val="none"/>
-                <w:sz w:val="22"/>
-                <w:szCs w:val="22"/>
-                <w:color w:val="000000"/>
-              </w:rPr>
-              <w:t xml:space="preserve">0.030</w:t>
+              <w:t xml:space="preserve">1.79</w:t>
+            </w:r>
+          </w:p>
+        </w:tc>
+        <w:tc>
+          <w:tcPr>
+            <w:tcBorders>
+              <w:bottom w:val="none" w:sz="0" w:space="0" w:color="000000"/>
+              <w:top w:val="none" w:sz="0" w:space="0" w:color="000000"/>
+              <w:left w:val="none" w:sz="0" w:space="0" w:color="000000"/>
+              <w:right w:val="none" w:sz="0" w:space="0" w:color="000000"/>
+            </w:tcBorders>
+            <w:shd w:val="clear" w:color="auto" w:fill="FFFFFF"/>
+            <w:tcMar>
+              <w:top w:w="0" w:type="dxa"/>
+              <w:bottom w:w="0" w:type="dxa"/>
+              <w:left w:w="0" w:type="dxa"/>
+              <w:right w:w="0" w:type="dxa"/>
+            </w:tcMar>
+            <w:vAlign w:val="top"/>
+          </w:tcPr>
+          <w:p>
+            <w:pPr>
+              <w:pStyle w:val="Normal"/>
+              <w:jc w:val="center"/>
+              <w:pBdr>
+                <w:bottom w:val="none" w:sz="0" w:space="0" w:color="000000"/>
+                <w:top w:val="none" w:sz="0" w:space="0" w:color="000000"/>
+                <w:left w:val="none" w:sz="0" w:space="0" w:color="000000"/>
+                <w:right w:val="none" w:sz="0" w:space="0" w:color="000000"/>
+              </w:pBdr>
+              <w:spacing w:after="100" w:before="100" w:line="240"/>
+              <w:ind w:left="100" w:right="100" w:firstLine="0" w:firstLineChars="0"/>
+              <w:rPr>
+                <w:rFonts w:ascii="Helvetica" w:hAnsi="Helvetica" w:eastAsia="Helvetica" w:cs="Helvetica"/>
+                <w:i w:val="false"/>
+                <w:b w:val="false"/>
+                <w:u w:val="none"/>
+                <w:sz w:val="22"/>
+                <w:szCs w:val="22"/>
+                <w:color w:val="000000"/>
+              </w:rPr>
+            </w:pPr>
+            <w:r>
+              <w:rPr>
+                <w:rFonts w:ascii="Helvetica" w:hAnsi="Helvetica" w:eastAsia="Helvetica" w:cs="Helvetica"/>
+                <w:i w:val="false"/>
+                <w:b w:val="false"/>
+                <w:u w:val="none"/>
+                <w:sz w:val="22"/>
+                <w:szCs w:val="22"/>
+                <w:color w:val="000000"/>
+              </w:rPr>
+              <w:t xml:space="preserve">1.04, 3.09</w:t>
+            </w:r>
+          </w:p>
+        </w:tc>
+        <w:tc>
+          <w:tcPr>
+            <w:tcBorders>
+              <w:bottom w:val="none" w:sz="0" w:space="0" w:color="000000"/>
+              <w:top w:val="none" w:sz="0" w:space="0" w:color="000000"/>
+              <w:left w:val="none" w:sz="0" w:space="0" w:color="000000"/>
+              <w:right w:val="none" w:sz="0" w:space="0" w:color="000000"/>
+            </w:tcBorders>
+            <w:shd w:val="clear" w:color="auto" w:fill="FFFFFF"/>
+            <w:tcMar>
+              <w:top w:w="0" w:type="dxa"/>
+              <w:bottom w:w="0" w:type="dxa"/>
+              <w:left w:w="0" w:type="dxa"/>
+              <w:right w:w="0" w:type="dxa"/>
+            </w:tcMar>
+            <w:vAlign w:val="top"/>
+          </w:tcPr>
+          <w:p>
+            <w:pPr>
+              <w:pStyle w:val="Normal"/>
+              <w:jc w:val="center"/>
+              <w:pBdr>
+                <w:bottom w:val="none" w:sz="0" w:space="0" w:color="000000"/>
+                <w:top w:val="none" w:sz="0" w:space="0" w:color="000000"/>
+                <w:left w:val="none" w:sz="0" w:space="0" w:color="000000"/>
+                <w:right w:val="none" w:sz="0" w:space="0" w:color="000000"/>
+              </w:pBdr>
+              <w:spacing w:after="100" w:before="100" w:line="240"/>
+              <w:ind w:left="100" w:right="100" w:firstLine="0" w:firstLineChars="0"/>
+              <w:rPr>
+                <w:rFonts w:ascii="Helvetica" w:hAnsi="Helvetica" w:eastAsia="Helvetica" w:cs="Helvetica"/>
+                <w:i w:val="false"/>
+                <w:b w:val="false"/>
+                <w:u w:val="none"/>
+                <w:sz w:val="22"/>
+                <w:szCs w:val="22"/>
+                <w:color w:val="000000"/>
+              </w:rPr>
+            </w:pPr>
+            <w:r>
+              <w:rPr>
+                <w:rFonts w:ascii="Helvetica" w:hAnsi="Helvetica" w:eastAsia="Helvetica" w:cs="Helvetica"/>
+                <w:i w:val="false"/>
+                <w:b w:val="false"/>
+                <w:u w:val="none"/>
+                <w:sz w:val="22"/>
+                <w:szCs w:val="22"/>
+                <w:color w:val="000000"/>
+              </w:rPr>
+              <w:t xml:space="preserve">0.036</w:t>
             </w:r>
           </w:p>
         </w:tc>
@@ -10280,113 +10280,113 @@
                 <w:szCs w:val="22"/>
                 <w:color w:val="000000"/>
               </w:rPr>
-              <w:t xml:space="preserve">1.00</w:t>
-            </w:r>
-          </w:p>
-        </w:tc>
-        <w:tc>
-          <w:tcPr>
-            <w:tcBorders>
-              <w:bottom w:val="none" w:sz="0" w:space="0" w:color="000000"/>
-              <w:top w:val="none" w:sz="0" w:space="0" w:color="000000"/>
-              <w:left w:val="none" w:sz="0" w:space="0" w:color="000000"/>
-              <w:right w:val="none" w:sz="0" w:space="0" w:color="000000"/>
-            </w:tcBorders>
-            <w:shd w:val="clear" w:color="auto" w:fill="FFFFFF"/>
-            <w:tcMar>
-              <w:top w:w="0" w:type="dxa"/>
-              <w:bottom w:w="0" w:type="dxa"/>
-              <w:left w:w="0" w:type="dxa"/>
-              <w:right w:w="0" w:type="dxa"/>
-            </w:tcMar>
-            <w:vAlign w:val="top"/>
-          </w:tcPr>
-          <w:p>
-            <w:pPr>
-              <w:pStyle w:val="Normal"/>
-              <w:jc w:val="center"/>
-              <w:pBdr>
-                <w:bottom w:val="none" w:sz="0" w:space="0" w:color="000000"/>
-                <w:top w:val="none" w:sz="0" w:space="0" w:color="000000"/>
-                <w:left w:val="none" w:sz="0" w:space="0" w:color="000000"/>
-                <w:right w:val="none" w:sz="0" w:space="0" w:color="000000"/>
-              </w:pBdr>
-              <w:spacing w:after="100" w:before="100" w:line="240"/>
-              <w:ind w:left="100" w:right="100" w:firstLine="0" w:firstLineChars="0"/>
-              <w:rPr>
-                <w:rFonts w:ascii="Helvetica" w:hAnsi="Helvetica" w:eastAsia="Helvetica" w:cs="Helvetica"/>
-                <w:i w:val="false"/>
-                <w:b w:val="false"/>
-                <w:u w:val="none"/>
-                <w:sz w:val="22"/>
-                <w:szCs w:val="22"/>
-                <w:color w:val="000000"/>
-              </w:rPr>
-            </w:pPr>
-            <w:r>
-              <w:rPr>
-                <w:rFonts w:ascii="Helvetica" w:hAnsi="Helvetica" w:eastAsia="Helvetica" w:cs="Helvetica"/>
-                <w:i w:val="false"/>
-                <w:b w:val="false"/>
-                <w:u w:val="none"/>
-                <w:sz w:val="22"/>
-                <w:szCs w:val="22"/>
-                <w:color w:val="000000"/>
-              </w:rPr>
-              <w:t xml:space="preserve">0.33, 3.06</w:t>
-            </w:r>
-          </w:p>
-        </w:tc>
-        <w:tc>
-          <w:tcPr>
-            <w:tcBorders>
-              <w:bottom w:val="none" w:sz="0" w:space="0" w:color="000000"/>
-              <w:top w:val="none" w:sz="0" w:space="0" w:color="000000"/>
-              <w:left w:val="none" w:sz="0" w:space="0" w:color="000000"/>
-              <w:right w:val="none" w:sz="0" w:space="0" w:color="000000"/>
-            </w:tcBorders>
-            <w:shd w:val="clear" w:color="auto" w:fill="FFFFFF"/>
-            <w:tcMar>
-              <w:top w:w="0" w:type="dxa"/>
-              <w:bottom w:w="0" w:type="dxa"/>
-              <w:left w:w="0" w:type="dxa"/>
-              <w:right w:w="0" w:type="dxa"/>
-            </w:tcMar>
-            <w:vAlign w:val="top"/>
-          </w:tcPr>
-          <w:p>
-            <w:pPr>
-              <w:pStyle w:val="Normal"/>
-              <w:jc w:val="center"/>
-              <w:pBdr>
-                <w:bottom w:val="none" w:sz="0" w:space="0" w:color="000000"/>
-                <w:top w:val="none" w:sz="0" w:space="0" w:color="000000"/>
-                <w:left w:val="none" w:sz="0" w:space="0" w:color="000000"/>
-                <w:right w:val="none" w:sz="0" w:space="0" w:color="000000"/>
-              </w:pBdr>
-              <w:spacing w:after="100" w:before="100" w:line="240"/>
-              <w:ind w:left="100" w:right="100" w:firstLine="0" w:firstLineChars="0"/>
-              <w:rPr>
-                <w:rFonts w:ascii="Helvetica" w:hAnsi="Helvetica" w:eastAsia="Helvetica" w:cs="Helvetica"/>
-                <w:i w:val="false"/>
-                <w:b w:val="false"/>
-                <w:u w:val="none"/>
-                <w:sz w:val="22"/>
-                <w:szCs w:val="22"/>
-                <w:color w:val="000000"/>
-              </w:rPr>
-            </w:pPr>
-            <w:r>
-              <w:rPr>
-                <w:rFonts w:ascii="Helvetica" w:hAnsi="Helvetica" w:eastAsia="Helvetica" w:cs="Helvetica"/>
-                <w:i w:val="false"/>
-                <w:b w:val="false"/>
-                <w:u w:val="none"/>
-                <w:sz w:val="22"/>
-                <w:szCs w:val="22"/>
-                <w:color w:val="000000"/>
-              </w:rPr>
-              <w:t xml:space="preserve">0.990</w:t>
+              <w:t xml:space="preserve">0.78</w:t>
+            </w:r>
+          </w:p>
+        </w:tc>
+        <w:tc>
+          <w:tcPr>
+            <w:tcBorders>
+              <w:bottom w:val="none" w:sz="0" w:space="0" w:color="000000"/>
+              <w:top w:val="none" w:sz="0" w:space="0" w:color="000000"/>
+              <w:left w:val="none" w:sz="0" w:space="0" w:color="000000"/>
+              <w:right w:val="none" w:sz="0" w:space="0" w:color="000000"/>
+            </w:tcBorders>
+            <w:shd w:val="clear" w:color="auto" w:fill="FFFFFF"/>
+            <w:tcMar>
+              <w:top w:w="0" w:type="dxa"/>
+              <w:bottom w:w="0" w:type="dxa"/>
+              <w:left w:w="0" w:type="dxa"/>
+              <w:right w:w="0" w:type="dxa"/>
+            </w:tcMar>
+            <w:vAlign w:val="top"/>
+          </w:tcPr>
+          <w:p>
+            <w:pPr>
+              <w:pStyle w:val="Normal"/>
+              <w:jc w:val="center"/>
+              <w:pBdr>
+                <w:bottom w:val="none" w:sz="0" w:space="0" w:color="000000"/>
+                <w:top w:val="none" w:sz="0" w:space="0" w:color="000000"/>
+                <w:left w:val="none" w:sz="0" w:space="0" w:color="000000"/>
+                <w:right w:val="none" w:sz="0" w:space="0" w:color="000000"/>
+              </w:pBdr>
+              <w:spacing w:after="100" w:before="100" w:line="240"/>
+              <w:ind w:left="100" w:right="100" w:firstLine="0" w:firstLineChars="0"/>
+              <w:rPr>
+                <w:rFonts w:ascii="Helvetica" w:hAnsi="Helvetica" w:eastAsia="Helvetica" w:cs="Helvetica"/>
+                <w:i w:val="false"/>
+                <w:b w:val="false"/>
+                <w:u w:val="none"/>
+                <w:sz w:val="22"/>
+                <w:szCs w:val="22"/>
+                <w:color w:val="000000"/>
+              </w:rPr>
+            </w:pPr>
+            <w:r>
+              <w:rPr>
+                <w:rFonts w:ascii="Helvetica" w:hAnsi="Helvetica" w:eastAsia="Helvetica" w:cs="Helvetica"/>
+                <w:i w:val="false"/>
+                <w:b w:val="false"/>
+                <w:u w:val="none"/>
+                <w:sz w:val="22"/>
+                <w:szCs w:val="22"/>
+                <w:color w:val="000000"/>
+              </w:rPr>
+              <w:t xml:space="preserve">0.25, 2.46</w:t>
+            </w:r>
+          </w:p>
+        </w:tc>
+        <w:tc>
+          <w:tcPr>
+            <w:tcBorders>
+              <w:bottom w:val="none" w:sz="0" w:space="0" w:color="000000"/>
+              <w:top w:val="none" w:sz="0" w:space="0" w:color="000000"/>
+              <w:left w:val="none" w:sz="0" w:space="0" w:color="000000"/>
+              <w:right w:val="none" w:sz="0" w:space="0" w:color="000000"/>
+            </w:tcBorders>
+            <w:shd w:val="clear" w:color="auto" w:fill="FFFFFF"/>
+            <w:tcMar>
+              <w:top w:w="0" w:type="dxa"/>
+              <w:bottom w:w="0" w:type="dxa"/>
+              <w:left w:w="0" w:type="dxa"/>
+              <w:right w:w="0" w:type="dxa"/>
+            </w:tcMar>
+            <w:vAlign w:val="top"/>
+          </w:tcPr>
+          <w:p>
+            <w:pPr>
+              <w:pStyle w:val="Normal"/>
+              <w:jc w:val="center"/>
+              <w:pBdr>
+                <w:bottom w:val="none" w:sz="0" w:space="0" w:color="000000"/>
+                <w:top w:val="none" w:sz="0" w:space="0" w:color="000000"/>
+                <w:left w:val="none" w:sz="0" w:space="0" w:color="000000"/>
+                <w:right w:val="none" w:sz="0" w:space="0" w:color="000000"/>
+              </w:pBdr>
+              <w:spacing w:after="100" w:before="100" w:line="240"/>
+              <w:ind w:left="100" w:right="100" w:firstLine="0" w:firstLineChars="0"/>
+              <w:rPr>
+                <w:rFonts w:ascii="Helvetica" w:hAnsi="Helvetica" w:eastAsia="Helvetica" w:cs="Helvetica"/>
+                <w:i w:val="false"/>
+                <w:b w:val="false"/>
+                <w:u w:val="none"/>
+                <w:sz w:val="22"/>
+                <w:szCs w:val="22"/>
+                <w:color w:val="000000"/>
+              </w:rPr>
+            </w:pPr>
+            <w:r>
+              <w:rPr>
+                <w:rFonts w:ascii="Helvetica" w:hAnsi="Helvetica" w:eastAsia="Helvetica" w:cs="Helvetica"/>
+                <w:i w:val="false"/>
+                <w:b w:val="false"/>
+                <w:u w:val="none"/>
+                <w:sz w:val="22"/>
+                <w:szCs w:val="22"/>
+                <w:color w:val="000000"/>
+              </w:rPr>
+              <w:t xml:space="preserve">0.670</w:t>
             </w:r>
           </w:p>
         </w:tc>
@@ -11517,60 +11517,60 @@
                 <w:szCs w:val="22"/>
                 <w:color w:val="000000"/>
               </w:rPr>
-              <w:t xml:space="preserve">0.35</w:t>
-            </w:r>
-          </w:p>
-        </w:tc>
-        <w:tc>
-          <w:tcPr>
-            <w:tcBorders>
-              <w:bottom w:val="none" w:sz="0" w:space="0" w:color="000000"/>
-              <w:top w:val="none" w:sz="0" w:space="0" w:color="000000"/>
-              <w:left w:val="none" w:sz="0" w:space="0" w:color="000000"/>
-              <w:right w:val="none" w:sz="0" w:space="0" w:color="000000"/>
-            </w:tcBorders>
-            <w:shd w:val="clear" w:color="auto" w:fill="FFFFFF"/>
-            <w:tcMar>
-              <w:top w:w="0" w:type="dxa"/>
-              <w:bottom w:w="0" w:type="dxa"/>
-              <w:left w:w="0" w:type="dxa"/>
-              <w:right w:w="0" w:type="dxa"/>
-            </w:tcMar>
-            <w:vAlign w:val="top"/>
-          </w:tcPr>
-          <w:p>
-            <w:pPr>
-              <w:pStyle w:val="Normal"/>
-              <w:jc w:val="center"/>
-              <w:pBdr>
-                <w:bottom w:val="none" w:sz="0" w:space="0" w:color="000000"/>
-                <w:top w:val="none" w:sz="0" w:space="0" w:color="000000"/>
-                <w:left w:val="none" w:sz="0" w:space="0" w:color="000000"/>
-                <w:right w:val="none" w:sz="0" w:space="0" w:color="000000"/>
-              </w:pBdr>
-              <w:spacing w:after="100" w:before="100" w:line="240"/>
-              <w:ind w:left="100" w:right="100" w:firstLine="0" w:firstLineChars="0"/>
-              <w:rPr>
-                <w:rFonts w:ascii="Helvetica" w:hAnsi="Helvetica" w:eastAsia="Helvetica" w:cs="Helvetica"/>
-                <w:i w:val="false"/>
-                <w:b w:val="false"/>
-                <w:u w:val="none"/>
-                <w:sz w:val="22"/>
-                <w:szCs w:val="22"/>
-                <w:color w:val="000000"/>
-              </w:rPr>
-            </w:pPr>
-            <w:r>
-              <w:rPr>
-                <w:rFonts w:ascii="Helvetica" w:hAnsi="Helvetica" w:eastAsia="Helvetica" w:cs="Helvetica"/>
-                <w:i w:val="false"/>
-                <w:b w:val="false"/>
-                <w:u w:val="none"/>
-                <w:sz w:val="22"/>
-                <w:szCs w:val="22"/>
-                <w:color w:val="000000"/>
-              </w:rPr>
-              <w:t xml:space="preserve">0.20, 0.64</w:t>
+              <w:t xml:space="preserve">0.34</w:t>
+            </w:r>
+          </w:p>
+        </w:tc>
+        <w:tc>
+          <w:tcPr>
+            <w:tcBorders>
+              <w:bottom w:val="none" w:sz="0" w:space="0" w:color="000000"/>
+              <w:top w:val="none" w:sz="0" w:space="0" w:color="000000"/>
+              <w:left w:val="none" w:sz="0" w:space="0" w:color="000000"/>
+              <w:right w:val="none" w:sz="0" w:space="0" w:color="000000"/>
+            </w:tcBorders>
+            <w:shd w:val="clear" w:color="auto" w:fill="FFFFFF"/>
+            <w:tcMar>
+              <w:top w:w="0" w:type="dxa"/>
+              <w:bottom w:w="0" w:type="dxa"/>
+              <w:left w:w="0" w:type="dxa"/>
+              <w:right w:w="0" w:type="dxa"/>
+            </w:tcMar>
+            <w:vAlign w:val="top"/>
+          </w:tcPr>
+          <w:p>
+            <w:pPr>
+              <w:pStyle w:val="Normal"/>
+              <w:jc w:val="center"/>
+              <w:pBdr>
+                <w:bottom w:val="none" w:sz="0" w:space="0" w:color="000000"/>
+                <w:top w:val="none" w:sz="0" w:space="0" w:color="000000"/>
+                <w:left w:val="none" w:sz="0" w:space="0" w:color="000000"/>
+                <w:right w:val="none" w:sz="0" w:space="0" w:color="000000"/>
+              </w:pBdr>
+              <w:spacing w:after="100" w:before="100" w:line="240"/>
+              <w:ind w:left="100" w:right="100" w:firstLine="0" w:firstLineChars="0"/>
+              <w:rPr>
+                <w:rFonts w:ascii="Helvetica" w:hAnsi="Helvetica" w:eastAsia="Helvetica" w:cs="Helvetica"/>
+                <w:i w:val="false"/>
+                <w:b w:val="false"/>
+                <w:u w:val="none"/>
+                <w:sz w:val="22"/>
+                <w:szCs w:val="22"/>
+                <w:color w:val="000000"/>
+              </w:rPr>
+            </w:pPr>
+            <w:r>
+              <w:rPr>
+                <w:rFonts w:ascii="Helvetica" w:hAnsi="Helvetica" w:eastAsia="Helvetica" w:cs="Helvetica"/>
+                <w:i w:val="false"/>
+                <w:b w:val="false"/>
+                <w:u w:val="none"/>
+                <w:sz w:val="22"/>
+                <w:szCs w:val="22"/>
+                <w:color w:val="000000"/>
+              </w:rPr>
+              <w:t xml:space="preserve">0.19, 0.62</w:t>
             </w:r>
           </w:p>
         </w:tc>
@@ -11729,113 +11729,113 @@
                 <w:szCs w:val="22"/>
                 <w:color w:val="000000"/>
               </w:rPr>
-              <w:t xml:space="preserve">0.36</w:t>
-            </w:r>
-          </w:p>
-        </w:tc>
-        <w:tc>
-          <w:tcPr>
-            <w:tcBorders>
-              <w:bottom w:val="none" w:sz="0" w:space="0" w:color="000000"/>
-              <w:top w:val="none" w:sz="0" w:space="0" w:color="000000"/>
-              <w:left w:val="none" w:sz="0" w:space="0" w:color="000000"/>
-              <w:right w:val="none" w:sz="0" w:space="0" w:color="000000"/>
-            </w:tcBorders>
-            <w:shd w:val="clear" w:color="auto" w:fill="FFFFFF"/>
-            <w:tcMar>
-              <w:top w:w="0" w:type="dxa"/>
-              <w:bottom w:w="0" w:type="dxa"/>
-              <w:left w:w="0" w:type="dxa"/>
-              <w:right w:w="0" w:type="dxa"/>
-            </w:tcMar>
-            <w:vAlign w:val="top"/>
-          </w:tcPr>
-          <w:p>
-            <w:pPr>
-              <w:pStyle w:val="Normal"/>
-              <w:jc w:val="center"/>
-              <w:pBdr>
-                <w:bottom w:val="none" w:sz="0" w:space="0" w:color="000000"/>
-                <w:top w:val="none" w:sz="0" w:space="0" w:color="000000"/>
-                <w:left w:val="none" w:sz="0" w:space="0" w:color="000000"/>
-                <w:right w:val="none" w:sz="0" w:space="0" w:color="000000"/>
-              </w:pBdr>
-              <w:spacing w:after="100" w:before="100" w:line="240"/>
-              <w:ind w:left="100" w:right="100" w:firstLine="0" w:firstLineChars="0"/>
-              <w:rPr>
-                <w:rFonts w:ascii="Helvetica" w:hAnsi="Helvetica" w:eastAsia="Helvetica" w:cs="Helvetica"/>
-                <w:i w:val="false"/>
-                <w:b w:val="false"/>
-                <w:u w:val="none"/>
-                <w:sz w:val="22"/>
-                <w:szCs w:val="22"/>
-                <w:color w:val="000000"/>
-              </w:rPr>
-            </w:pPr>
-            <w:r>
-              <w:rPr>
-                <w:rFonts w:ascii="Helvetica" w:hAnsi="Helvetica" w:eastAsia="Helvetica" w:cs="Helvetica"/>
-                <w:i w:val="false"/>
-                <w:b w:val="false"/>
-                <w:u w:val="none"/>
-                <w:sz w:val="22"/>
-                <w:szCs w:val="22"/>
-                <w:color w:val="000000"/>
-              </w:rPr>
-              <w:t xml:space="preserve">0.11, 1.18</w:t>
-            </w:r>
-          </w:p>
-        </w:tc>
-        <w:tc>
-          <w:tcPr>
-            <w:tcBorders>
-              <w:bottom w:val="none" w:sz="0" w:space="0" w:color="000000"/>
-              <w:top w:val="none" w:sz="0" w:space="0" w:color="000000"/>
-              <w:left w:val="none" w:sz="0" w:space="0" w:color="000000"/>
-              <w:right w:val="none" w:sz="0" w:space="0" w:color="000000"/>
-            </w:tcBorders>
-            <w:shd w:val="clear" w:color="auto" w:fill="FFFFFF"/>
-            <w:tcMar>
-              <w:top w:w="0" w:type="dxa"/>
-              <w:bottom w:w="0" w:type="dxa"/>
-              <w:left w:w="0" w:type="dxa"/>
-              <w:right w:w="0" w:type="dxa"/>
-            </w:tcMar>
-            <w:vAlign w:val="top"/>
-          </w:tcPr>
-          <w:p>
-            <w:pPr>
-              <w:pStyle w:val="Normal"/>
-              <w:jc w:val="center"/>
-              <w:pBdr>
-                <w:bottom w:val="none" w:sz="0" w:space="0" w:color="000000"/>
-                <w:top w:val="none" w:sz="0" w:space="0" w:color="000000"/>
-                <w:left w:val="none" w:sz="0" w:space="0" w:color="000000"/>
-                <w:right w:val="none" w:sz="0" w:space="0" w:color="000000"/>
-              </w:pBdr>
-              <w:spacing w:after="100" w:before="100" w:line="240"/>
-              <w:ind w:left="100" w:right="100" w:firstLine="0" w:firstLineChars="0"/>
-              <w:rPr>
-                <w:rFonts w:ascii="Helvetica" w:hAnsi="Helvetica" w:eastAsia="Helvetica" w:cs="Helvetica"/>
-                <w:i w:val="false"/>
-                <w:b w:val="false"/>
-                <w:u w:val="none"/>
-                <w:sz w:val="22"/>
-                <w:szCs w:val="22"/>
-                <w:color w:val="000000"/>
-              </w:rPr>
-            </w:pPr>
-            <w:r>
-              <w:rPr>
-                <w:rFonts w:ascii="Helvetica" w:hAnsi="Helvetica" w:eastAsia="Helvetica" w:cs="Helvetica"/>
-                <w:i w:val="false"/>
-                <w:b w:val="false"/>
-                <w:u w:val="none"/>
-                <w:sz w:val="22"/>
-                <w:szCs w:val="22"/>
-                <w:color w:val="000000"/>
-              </w:rPr>
-              <w:t xml:space="preserve">0.091</w:t>
+              <w:t xml:space="preserve">0.28</w:t>
+            </w:r>
+          </w:p>
+        </w:tc>
+        <w:tc>
+          <w:tcPr>
+            <w:tcBorders>
+              <w:bottom w:val="none" w:sz="0" w:space="0" w:color="000000"/>
+              <w:top w:val="none" w:sz="0" w:space="0" w:color="000000"/>
+              <w:left w:val="none" w:sz="0" w:space="0" w:color="000000"/>
+              <w:right w:val="none" w:sz="0" w:space="0" w:color="000000"/>
+            </w:tcBorders>
+            <w:shd w:val="clear" w:color="auto" w:fill="FFFFFF"/>
+            <w:tcMar>
+              <w:top w:w="0" w:type="dxa"/>
+              <w:bottom w:w="0" w:type="dxa"/>
+              <w:left w:w="0" w:type="dxa"/>
+              <w:right w:w="0" w:type="dxa"/>
+            </w:tcMar>
+            <w:vAlign w:val="top"/>
+          </w:tcPr>
+          <w:p>
+            <w:pPr>
+              <w:pStyle w:val="Normal"/>
+              <w:jc w:val="center"/>
+              <w:pBdr>
+                <w:bottom w:val="none" w:sz="0" w:space="0" w:color="000000"/>
+                <w:top w:val="none" w:sz="0" w:space="0" w:color="000000"/>
+                <w:left w:val="none" w:sz="0" w:space="0" w:color="000000"/>
+                <w:right w:val="none" w:sz="0" w:space="0" w:color="000000"/>
+              </w:pBdr>
+              <w:spacing w:after="100" w:before="100" w:line="240"/>
+              <w:ind w:left="100" w:right="100" w:firstLine="0" w:firstLineChars="0"/>
+              <w:rPr>
+                <w:rFonts w:ascii="Helvetica" w:hAnsi="Helvetica" w:eastAsia="Helvetica" w:cs="Helvetica"/>
+                <w:i w:val="false"/>
+                <w:b w:val="false"/>
+                <w:u w:val="none"/>
+                <w:sz w:val="22"/>
+                <w:szCs w:val="22"/>
+                <w:color w:val="000000"/>
+              </w:rPr>
+            </w:pPr>
+            <w:r>
+              <w:rPr>
+                <w:rFonts w:ascii="Helvetica" w:hAnsi="Helvetica" w:eastAsia="Helvetica" w:cs="Helvetica"/>
+                <w:i w:val="false"/>
+                <w:b w:val="false"/>
+                <w:u w:val="none"/>
+                <w:sz w:val="22"/>
+                <w:szCs w:val="22"/>
+                <w:color w:val="000000"/>
+              </w:rPr>
+              <w:t xml:space="preserve">0.08, 0.95</w:t>
+            </w:r>
+          </w:p>
+        </w:tc>
+        <w:tc>
+          <w:tcPr>
+            <w:tcBorders>
+              <w:bottom w:val="none" w:sz="0" w:space="0" w:color="000000"/>
+              <w:top w:val="none" w:sz="0" w:space="0" w:color="000000"/>
+              <w:left w:val="none" w:sz="0" w:space="0" w:color="000000"/>
+              <w:right w:val="none" w:sz="0" w:space="0" w:color="000000"/>
+            </w:tcBorders>
+            <w:shd w:val="clear" w:color="auto" w:fill="FFFFFF"/>
+            <w:tcMar>
+              <w:top w:w="0" w:type="dxa"/>
+              <w:bottom w:w="0" w:type="dxa"/>
+              <w:left w:w="0" w:type="dxa"/>
+              <w:right w:w="0" w:type="dxa"/>
+            </w:tcMar>
+            <w:vAlign w:val="top"/>
+          </w:tcPr>
+          <w:p>
+            <w:pPr>
+              <w:pStyle w:val="Normal"/>
+              <w:jc w:val="center"/>
+              <w:pBdr>
+                <w:bottom w:val="none" w:sz="0" w:space="0" w:color="000000"/>
+                <w:top w:val="none" w:sz="0" w:space="0" w:color="000000"/>
+                <w:left w:val="none" w:sz="0" w:space="0" w:color="000000"/>
+                <w:right w:val="none" w:sz="0" w:space="0" w:color="000000"/>
+              </w:pBdr>
+              <w:spacing w:after="100" w:before="100" w:line="240"/>
+              <w:ind w:left="100" w:right="100" w:firstLine="0" w:firstLineChars="0"/>
+              <w:rPr>
+                <w:rFonts w:ascii="Helvetica" w:hAnsi="Helvetica" w:eastAsia="Helvetica" w:cs="Helvetica"/>
+                <w:i w:val="false"/>
+                <w:b w:val="false"/>
+                <w:u w:val="none"/>
+                <w:sz w:val="22"/>
+                <w:szCs w:val="22"/>
+                <w:color w:val="000000"/>
+              </w:rPr>
+            </w:pPr>
+            <w:r>
+              <w:rPr>
+                <w:rFonts w:ascii="Helvetica" w:hAnsi="Helvetica" w:eastAsia="Helvetica" w:cs="Helvetica"/>
+                <w:i w:val="false"/>
+                <w:b w:val="false"/>
+                <w:u w:val="none"/>
+                <w:sz w:val="22"/>
+                <w:szCs w:val="22"/>
+                <w:color w:val="000000"/>
+              </w:rPr>
+              <w:t xml:space="preserve">0.041</w:t>
             </w:r>
           </w:p>
         </w:tc>
@@ -12000,113 +12000,113 @@
                 <w:szCs w:val="22"/>
                 <w:color w:val="000000"/>
               </w:rPr>
-              <w:t xml:space="preserve">0.62</w:t>
-            </w:r>
-          </w:p>
-        </w:tc>
-        <w:tc>
-          <w:tcPr>
-            <w:tcBorders>
-              <w:bottom w:val="none" w:sz="0" w:space="0" w:color="000000"/>
-              <w:top w:val="none" w:sz="0" w:space="0" w:color="000000"/>
-              <w:left w:val="none" w:sz="0" w:space="0" w:color="000000"/>
-              <w:right w:val="none" w:sz="0" w:space="0" w:color="000000"/>
-            </w:tcBorders>
-            <w:shd w:val="clear" w:color="auto" w:fill="FFFFFF"/>
-            <w:tcMar>
-              <w:top w:w="0" w:type="dxa"/>
-              <w:bottom w:w="0" w:type="dxa"/>
-              <w:left w:w="0" w:type="dxa"/>
-              <w:right w:w="0" w:type="dxa"/>
-            </w:tcMar>
-            <w:vAlign w:val="top"/>
-          </w:tcPr>
-          <w:p>
-            <w:pPr>
-              <w:pStyle w:val="Normal"/>
-              <w:jc w:val="center"/>
-              <w:pBdr>
-                <w:bottom w:val="none" w:sz="0" w:space="0" w:color="000000"/>
-                <w:top w:val="none" w:sz="0" w:space="0" w:color="000000"/>
-                <w:left w:val="none" w:sz="0" w:space="0" w:color="000000"/>
-                <w:right w:val="none" w:sz="0" w:space="0" w:color="000000"/>
-              </w:pBdr>
-              <w:spacing w:after="100" w:before="100" w:line="240"/>
-              <w:ind w:left="100" w:right="100" w:firstLine="0" w:firstLineChars="0"/>
-              <w:rPr>
-                <w:rFonts w:ascii="Helvetica" w:hAnsi="Helvetica" w:eastAsia="Helvetica" w:cs="Helvetica"/>
-                <w:i w:val="false"/>
-                <w:b w:val="false"/>
-                <w:u w:val="none"/>
-                <w:sz w:val="22"/>
-                <w:szCs w:val="22"/>
-                <w:color w:val="000000"/>
-              </w:rPr>
-            </w:pPr>
-            <w:r>
-              <w:rPr>
-                <w:rFonts w:ascii="Helvetica" w:hAnsi="Helvetica" w:eastAsia="Helvetica" w:cs="Helvetica"/>
-                <w:i w:val="false"/>
-                <w:b w:val="false"/>
-                <w:u w:val="none"/>
-                <w:sz w:val="22"/>
-                <w:szCs w:val="22"/>
-                <w:color w:val="000000"/>
-              </w:rPr>
-              <w:t xml:space="preserve">0.33, 1.14</w:t>
-            </w:r>
-          </w:p>
-        </w:tc>
-        <w:tc>
-          <w:tcPr>
-            <w:tcBorders>
-              <w:bottom w:val="none" w:sz="0" w:space="0" w:color="000000"/>
-              <w:top w:val="none" w:sz="0" w:space="0" w:color="000000"/>
-              <w:left w:val="none" w:sz="0" w:space="0" w:color="000000"/>
-              <w:right w:val="none" w:sz="0" w:space="0" w:color="000000"/>
-            </w:tcBorders>
-            <w:shd w:val="clear" w:color="auto" w:fill="FFFFFF"/>
-            <w:tcMar>
-              <w:top w:w="0" w:type="dxa"/>
-              <w:bottom w:w="0" w:type="dxa"/>
-              <w:left w:w="0" w:type="dxa"/>
-              <w:right w:w="0" w:type="dxa"/>
-            </w:tcMar>
-            <w:vAlign w:val="top"/>
-          </w:tcPr>
-          <w:p>
-            <w:pPr>
-              <w:pStyle w:val="Normal"/>
-              <w:jc w:val="center"/>
-              <w:pBdr>
-                <w:bottom w:val="none" w:sz="0" w:space="0" w:color="000000"/>
-                <w:top w:val="none" w:sz="0" w:space="0" w:color="000000"/>
-                <w:left w:val="none" w:sz="0" w:space="0" w:color="000000"/>
-                <w:right w:val="none" w:sz="0" w:space="0" w:color="000000"/>
-              </w:pBdr>
-              <w:spacing w:after="100" w:before="100" w:line="240"/>
-              <w:ind w:left="100" w:right="100" w:firstLine="0" w:firstLineChars="0"/>
-              <w:rPr>
-                <w:rFonts w:ascii="Helvetica" w:hAnsi="Helvetica" w:eastAsia="Helvetica" w:cs="Helvetica"/>
-                <w:i w:val="false"/>
-                <w:b w:val="false"/>
-                <w:u w:val="none"/>
-                <w:sz w:val="22"/>
-                <w:szCs w:val="22"/>
-                <w:color w:val="000000"/>
-              </w:rPr>
-            </w:pPr>
-            <w:r>
-              <w:rPr>
-                <w:rFonts w:ascii="Helvetica" w:hAnsi="Helvetica" w:eastAsia="Helvetica" w:cs="Helvetica"/>
-                <w:i w:val="false"/>
-                <w:b w:val="false"/>
-                <w:u w:val="none"/>
-                <w:sz w:val="22"/>
-                <w:szCs w:val="22"/>
-                <w:color w:val="000000"/>
-              </w:rPr>
-              <w:t xml:space="preserve">0.130</w:t>
+              <w:t xml:space="preserve">0.59</w:t>
+            </w:r>
+          </w:p>
+        </w:tc>
+        <w:tc>
+          <w:tcPr>
+            <w:tcBorders>
+              <w:bottom w:val="none" w:sz="0" w:space="0" w:color="000000"/>
+              <w:top w:val="none" w:sz="0" w:space="0" w:color="000000"/>
+              <w:left w:val="none" w:sz="0" w:space="0" w:color="000000"/>
+              <w:right w:val="none" w:sz="0" w:space="0" w:color="000000"/>
+            </w:tcBorders>
+            <w:shd w:val="clear" w:color="auto" w:fill="FFFFFF"/>
+            <w:tcMar>
+              <w:top w:w="0" w:type="dxa"/>
+              <w:bottom w:w="0" w:type="dxa"/>
+              <w:left w:w="0" w:type="dxa"/>
+              <w:right w:w="0" w:type="dxa"/>
+            </w:tcMar>
+            <w:vAlign w:val="top"/>
+          </w:tcPr>
+          <w:p>
+            <w:pPr>
+              <w:pStyle w:val="Normal"/>
+              <w:jc w:val="center"/>
+              <w:pBdr>
+                <w:bottom w:val="none" w:sz="0" w:space="0" w:color="000000"/>
+                <w:top w:val="none" w:sz="0" w:space="0" w:color="000000"/>
+                <w:left w:val="none" w:sz="0" w:space="0" w:color="000000"/>
+                <w:right w:val="none" w:sz="0" w:space="0" w:color="000000"/>
+              </w:pBdr>
+              <w:spacing w:after="100" w:before="100" w:line="240"/>
+              <w:ind w:left="100" w:right="100" w:firstLine="0" w:firstLineChars="0"/>
+              <w:rPr>
+                <w:rFonts w:ascii="Helvetica" w:hAnsi="Helvetica" w:eastAsia="Helvetica" w:cs="Helvetica"/>
+                <w:i w:val="false"/>
+                <w:b w:val="false"/>
+                <w:u w:val="none"/>
+                <w:sz w:val="22"/>
+                <w:szCs w:val="22"/>
+                <w:color w:val="000000"/>
+              </w:rPr>
+            </w:pPr>
+            <w:r>
+              <w:rPr>
+                <w:rFonts w:ascii="Helvetica" w:hAnsi="Helvetica" w:eastAsia="Helvetica" w:cs="Helvetica"/>
+                <w:i w:val="false"/>
+                <w:b w:val="false"/>
+                <w:u w:val="none"/>
+                <w:sz w:val="22"/>
+                <w:szCs w:val="22"/>
+                <w:color w:val="000000"/>
+              </w:rPr>
+              <w:t xml:space="preserve">0.32, 1.10</w:t>
+            </w:r>
+          </w:p>
+        </w:tc>
+        <w:tc>
+          <w:tcPr>
+            <w:tcBorders>
+              <w:bottom w:val="none" w:sz="0" w:space="0" w:color="000000"/>
+              <w:top w:val="none" w:sz="0" w:space="0" w:color="000000"/>
+              <w:left w:val="none" w:sz="0" w:space="0" w:color="000000"/>
+              <w:right w:val="none" w:sz="0" w:space="0" w:color="000000"/>
+            </w:tcBorders>
+            <w:shd w:val="clear" w:color="auto" w:fill="FFFFFF"/>
+            <w:tcMar>
+              <w:top w:w="0" w:type="dxa"/>
+              <w:bottom w:w="0" w:type="dxa"/>
+              <w:left w:w="0" w:type="dxa"/>
+              <w:right w:w="0" w:type="dxa"/>
+            </w:tcMar>
+            <w:vAlign w:val="top"/>
+          </w:tcPr>
+          <w:p>
+            <w:pPr>
+              <w:pStyle w:val="Normal"/>
+              <w:jc w:val="center"/>
+              <w:pBdr>
+                <w:bottom w:val="none" w:sz="0" w:space="0" w:color="000000"/>
+                <w:top w:val="none" w:sz="0" w:space="0" w:color="000000"/>
+                <w:left w:val="none" w:sz="0" w:space="0" w:color="000000"/>
+                <w:right w:val="none" w:sz="0" w:space="0" w:color="000000"/>
+              </w:pBdr>
+              <w:spacing w:after="100" w:before="100" w:line="240"/>
+              <w:ind w:left="100" w:right="100" w:firstLine="0" w:firstLineChars="0"/>
+              <w:rPr>
+                <w:rFonts w:ascii="Helvetica" w:hAnsi="Helvetica" w:eastAsia="Helvetica" w:cs="Helvetica"/>
+                <w:i w:val="false"/>
+                <w:b w:val="false"/>
+                <w:u w:val="none"/>
+                <w:sz w:val="22"/>
+                <w:szCs w:val="22"/>
+                <w:color w:val="000000"/>
+              </w:rPr>
+            </w:pPr>
+            <w:r>
+              <w:rPr>
+                <w:rFonts w:ascii="Helvetica" w:hAnsi="Helvetica" w:eastAsia="Helvetica" w:cs="Helvetica"/>
+                <w:i w:val="false"/>
+                <w:b w:val="false"/>
+                <w:u w:val="none"/>
+                <w:sz w:val="22"/>
+                <w:szCs w:val="22"/>
+                <w:color w:val="000000"/>
+              </w:rPr>
+              <w:t xml:space="preserve">0.095</w:t>
             </w:r>
           </w:p>
         </w:tc>
@@ -12212,113 +12212,113 @@
                 <w:szCs w:val="22"/>
                 <w:color w:val="000000"/>
               </w:rPr>
-              <w:t xml:space="preserve">1.16</w:t>
-            </w:r>
-          </w:p>
-        </w:tc>
-        <w:tc>
-          <w:tcPr>
-            <w:tcBorders>
-              <w:bottom w:val="none" w:sz="0" w:space="0" w:color="000000"/>
-              <w:top w:val="none" w:sz="0" w:space="0" w:color="000000"/>
-              <w:left w:val="none" w:sz="0" w:space="0" w:color="000000"/>
-              <w:right w:val="none" w:sz="0" w:space="0" w:color="000000"/>
-            </w:tcBorders>
-            <w:shd w:val="clear" w:color="auto" w:fill="FFFFFF"/>
-            <w:tcMar>
-              <w:top w:w="0" w:type="dxa"/>
-              <w:bottom w:w="0" w:type="dxa"/>
-              <w:left w:w="0" w:type="dxa"/>
-              <w:right w:w="0" w:type="dxa"/>
-            </w:tcMar>
-            <w:vAlign w:val="top"/>
-          </w:tcPr>
-          <w:p>
-            <w:pPr>
-              <w:pStyle w:val="Normal"/>
-              <w:jc w:val="center"/>
-              <w:pBdr>
-                <w:bottom w:val="none" w:sz="0" w:space="0" w:color="000000"/>
-                <w:top w:val="none" w:sz="0" w:space="0" w:color="000000"/>
-                <w:left w:val="none" w:sz="0" w:space="0" w:color="000000"/>
-                <w:right w:val="none" w:sz="0" w:space="0" w:color="000000"/>
-              </w:pBdr>
-              <w:spacing w:after="100" w:before="100" w:line="240"/>
-              <w:ind w:left="100" w:right="100" w:firstLine="0" w:firstLineChars="0"/>
-              <w:rPr>
-                <w:rFonts w:ascii="Helvetica" w:hAnsi="Helvetica" w:eastAsia="Helvetica" w:cs="Helvetica"/>
-                <w:i w:val="false"/>
-                <w:b w:val="false"/>
-                <w:u w:val="none"/>
-                <w:sz w:val="22"/>
-                <w:szCs w:val="22"/>
-                <w:color w:val="000000"/>
-              </w:rPr>
-            </w:pPr>
-            <w:r>
-              <w:rPr>
-                <w:rFonts w:ascii="Helvetica" w:hAnsi="Helvetica" w:eastAsia="Helvetica" w:cs="Helvetica"/>
-                <w:i w:val="false"/>
-                <w:b w:val="false"/>
-                <w:u w:val="none"/>
-                <w:sz w:val="22"/>
-                <w:szCs w:val="22"/>
-                <w:color w:val="000000"/>
-              </w:rPr>
-              <w:t xml:space="preserve">0.37, 3.63</w:t>
-            </w:r>
-          </w:p>
-        </w:tc>
-        <w:tc>
-          <w:tcPr>
-            <w:tcBorders>
-              <w:bottom w:val="none" w:sz="0" w:space="0" w:color="000000"/>
-              <w:top w:val="none" w:sz="0" w:space="0" w:color="000000"/>
-              <w:left w:val="none" w:sz="0" w:space="0" w:color="000000"/>
-              <w:right w:val="none" w:sz="0" w:space="0" w:color="000000"/>
-            </w:tcBorders>
-            <w:shd w:val="clear" w:color="auto" w:fill="FFFFFF"/>
-            <w:tcMar>
-              <w:top w:w="0" w:type="dxa"/>
-              <w:bottom w:w="0" w:type="dxa"/>
-              <w:left w:w="0" w:type="dxa"/>
-              <w:right w:w="0" w:type="dxa"/>
-            </w:tcMar>
-            <w:vAlign w:val="top"/>
-          </w:tcPr>
-          <w:p>
-            <w:pPr>
-              <w:pStyle w:val="Normal"/>
-              <w:jc w:val="center"/>
-              <w:pBdr>
-                <w:bottom w:val="none" w:sz="0" w:space="0" w:color="000000"/>
-                <w:top w:val="none" w:sz="0" w:space="0" w:color="000000"/>
-                <w:left w:val="none" w:sz="0" w:space="0" w:color="000000"/>
-                <w:right w:val="none" w:sz="0" w:space="0" w:color="000000"/>
-              </w:pBdr>
-              <w:spacing w:after="100" w:before="100" w:line="240"/>
-              <w:ind w:left="100" w:right="100" w:firstLine="0" w:firstLineChars="0"/>
-              <w:rPr>
-                <w:rFonts w:ascii="Helvetica" w:hAnsi="Helvetica" w:eastAsia="Helvetica" w:cs="Helvetica"/>
-                <w:i w:val="false"/>
-                <w:b w:val="false"/>
-                <w:u w:val="none"/>
-                <w:sz w:val="22"/>
-                <w:szCs w:val="22"/>
-                <w:color w:val="000000"/>
-              </w:rPr>
-            </w:pPr>
-            <w:r>
-              <w:rPr>
-                <w:rFonts w:ascii="Helvetica" w:hAnsi="Helvetica" w:eastAsia="Helvetica" w:cs="Helvetica"/>
-                <w:i w:val="false"/>
-                <w:b w:val="false"/>
-                <w:u w:val="none"/>
-                <w:sz w:val="22"/>
-                <w:szCs w:val="22"/>
-                <w:color w:val="000000"/>
-              </w:rPr>
-              <w:t xml:space="preserve">0.790</w:t>
+              <w:t xml:space="preserve">0.79</w:t>
+            </w:r>
+          </w:p>
+        </w:tc>
+        <w:tc>
+          <w:tcPr>
+            <w:tcBorders>
+              <w:bottom w:val="none" w:sz="0" w:space="0" w:color="000000"/>
+              <w:top w:val="none" w:sz="0" w:space="0" w:color="000000"/>
+              <w:left w:val="none" w:sz="0" w:space="0" w:color="000000"/>
+              <w:right w:val="none" w:sz="0" w:space="0" w:color="000000"/>
+            </w:tcBorders>
+            <w:shd w:val="clear" w:color="auto" w:fill="FFFFFF"/>
+            <w:tcMar>
+              <w:top w:w="0" w:type="dxa"/>
+              <w:bottom w:w="0" w:type="dxa"/>
+              <w:left w:w="0" w:type="dxa"/>
+              <w:right w:w="0" w:type="dxa"/>
+            </w:tcMar>
+            <w:vAlign w:val="top"/>
+          </w:tcPr>
+          <w:p>
+            <w:pPr>
+              <w:pStyle w:val="Normal"/>
+              <w:jc w:val="center"/>
+              <w:pBdr>
+                <w:bottom w:val="none" w:sz="0" w:space="0" w:color="000000"/>
+                <w:top w:val="none" w:sz="0" w:space="0" w:color="000000"/>
+                <w:left w:val="none" w:sz="0" w:space="0" w:color="000000"/>
+                <w:right w:val="none" w:sz="0" w:space="0" w:color="000000"/>
+              </w:pBdr>
+              <w:spacing w:after="100" w:before="100" w:line="240"/>
+              <w:ind w:left="100" w:right="100" w:firstLine="0" w:firstLineChars="0"/>
+              <w:rPr>
+                <w:rFonts w:ascii="Helvetica" w:hAnsi="Helvetica" w:eastAsia="Helvetica" w:cs="Helvetica"/>
+                <w:i w:val="false"/>
+                <w:b w:val="false"/>
+                <w:u w:val="none"/>
+                <w:sz w:val="22"/>
+                <w:szCs w:val="22"/>
+                <w:color w:val="000000"/>
+              </w:rPr>
+            </w:pPr>
+            <w:r>
+              <w:rPr>
+                <w:rFonts w:ascii="Helvetica" w:hAnsi="Helvetica" w:eastAsia="Helvetica" w:cs="Helvetica"/>
+                <w:i w:val="false"/>
+                <w:b w:val="false"/>
+                <w:u w:val="none"/>
+                <w:sz w:val="22"/>
+                <w:szCs w:val="22"/>
+                <w:color w:val="000000"/>
+              </w:rPr>
+              <w:t xml:space="preserve">0.24, 2.52</w:t>
+            </w:r>
+          </w:p>
+        </w:tc>
+        <w:tc>
+          <w:tcPr>
+            <w:tcBorders>
+              <w:bottom w:val="none" w:sz="0" w:space="0" w:color="000000"/>
+              <w:top w:val="none" w:sz="0" w:space="0" w:color="000000"/>
+              <w:left w:val="none" w:sz="0" w:space="0" w:color="000000"/>
+              <w:right w:val="none" w:sz="0" w:space="0" w:color="000000"/>
+            </w:tcBorders>
+            <w:shd w:val="clear" w:color="auto" w:fill="FFFFFF"/>
+            <w:tcMar>
+              <w:top w:w="0" w:type="dxa"/>
+              <w:bottom w:w="0" w:type="dxa"/>
+              <w:left w:w="0" w:type="dxa"/>
+              <w:right w:w="0" w:type="dxa"/>
+            </w:tcMar>
+            <w:vAlign w:val="top"/>
+          </w:tcPr>
+          <w:p>
+            <w:pPr>
+              <w:pStyle w:val="Normal"/>
+              <w:jc w:val="center"/>
+              <w:pBdr>
+                <w:bottom w:val="none" w:sz="0" w:space="0" w:color="000000"/>
+                <w:top w:val="none" w:sz="0" w:space="0" w:color="000000"/>
+                <w:left w:val="none" w:sz="0" w:space="0" w:color="000000"/>
+                <w:right w:val="none" w:sz="0" w:space="0" w:color="000000"/>
+              </w:pBdr>
+              <w:spacing w:after="100" w:before="100" w:line="240"/>
+              <w:ind w:left="100" w:right="100" w:firstLine="0" w:firstLineChars="0"/>
+              <w:rPr>
+                <w:rFonts w:ascii="Helvetica" w:hAnsi="Helvetica" w:eastAsia="Helvetica" w:cs="Helvetica"/>
+                <w:i w:val="false"/>
+                <w:b w:val="false"/>
+                <w:u w:val="none"/>
+                <w:sz w:val="22"/>
+                <w:szCs w:val="22"/>
+                <w:color w:val="000000"/>
+              </w:rPr>
+            </w:pPr>
+            <w:r>
+              <w:rPr>
+                <w:rFonts w:ascii="Helvetica" w:hAnsi="Helvetica" w:eastAsia="Helvetica" w:cs="Helvetica"/>
+                <w:i w:val="false"/>
+                <w:b w:val="false"/>
+                <w:u w:val="none"/>
+                <w:sz w:val="22"/>
+                <w:szCs w:val="22"/>
+                <w:color w:val="000000"/>
+              </w:rPr>
+              <w:t xml:space="preserve">0.690</w:t>
             </w:r>
           </w:p>
         </w:tc>
@@ -12483,113 +12483,113 @@
                 <w:szCs w:val="22"/>
                 <w:color w:val="000000"/>
               </w:rPr>
-              <w:t xml:space="preserve">0.78</w:t>
-            </w:r>
-          </w:p>
-        </w:tc>
-        <w:tc>
-          <w:tcPr>
-            <w:tcBorders>
-              <w:bottom w:val="none" w:sz="0" w:space="0" w:color="000000"/>
-              <w:top w:val="none" w:sz="0" w:space="0" w:color="000000"/>
-              <w:left w:val="none" w:sz="0" w:space="0" w:color="000000"/>
-              <w:right w:val="none" w:sz="0" w:space="0" w:color="000000"/>
-            </w:tcBorders>
-            <w:shd w:val="clear" w:color="auto" w:fill="FFFFFF"/>
-            <w:tcMar>
-              <w:top w:w="0" w:type="dxa"/>
-              <w:bottom w:w="0" w:type="dxa"/>
-              <w:left w:w="0" w:type="dxa"/>
-              <w:right w:w="0" w:type="dxa"/>
-            </w:tcMar>
-            <w:vAlign w:val="top"/>
-          </w:tcPr>
-          <w:p>
-            <w:pPr>
-              <w:pStyle w:val="Normal"/>
-              <w:jc w:val="center"/>
-              <w:pBdr>
-                <w:bottom w:val="none" w:sz="0" w:space="0" w:color="000000"/>
-                <w:top w:val="none" w:sz="0" w:space="0" w:color="000000"/>
-                <w:left w:val="none" w:sz="0" w:space="0" w:color="000000"/>
-                <w:right w:val="none" w:sz="0" w:space="0" w:color="000000"/>
-              </w:pBdr>
-              <w:spacing w:after="100" w:before="100" w:line="240"/>
-              <w:ind w:left="100" w:right="100" w:firstLine="0" w:firstLineChars="0"/>
-              <w:rPr>
-                <w:rFonts w:ascii="Helvetica" w:hAnsi="Helvetica" w:eastAsia="Helvetica" w:cs="Helvetica"/>
-                <w:i w:val="false"/>
-                <w:b w:val="false"/>
-                <w:u w:val="none"/>
-                <w:sz w:val="22"/>
-                <w:szCs w:val="22"/>
-                <w:color w:val="000000"/>
-              </w:rPr>
-            </w:pPr>
-            <w:r>
-              <w:rPr>
-                <w:rFonts w:ascii="Helvetica" w:hAnsi="Helvetica" w:eastAsia="Helvetica" w:cs="Helvetica"/>
-                <w:i w:val="false"/>
-                <w:b w:val="false"/>
-                <w:u w:val="none"/>
-                <w:sz w:val="22"/>
-                <w:szCs w:val="22"/>
-                <w:color w:val="000000"/>
-              </w:rPr>
-              <w:t xml:space="preserve">0.28, 2.15</w:t>
-            </w:r>
-          </w:p>
-        </w:tc>
-        <w:tc>
-          <w:tcPr>
-            <w:tcBorders>
-              <w:bottom w:val="none" w:sz="0" w:space="0" w:color="000000"/>
-              <w:top w:val="none" w:sz="0" w:space="0" w:color="000000"/>
-              <w:left w:val="none" w:sz="0" w:space="0" w:color="000000"/>
-              <w:right w:val="none" w:sz="0" w:space="0" w:color="000000"/>
-            </w:tcBorders>
-            <w:shd w:val="clear" w:color="auto" w:fill="FFFFFF"/>
-            <w:tcMar>
-              <w:top w:w="0" w:type="dxa"/>
-              <w:bottom w:w="0" w:type="dxa"/>
-              <w:left w:w="0" w:type="dxa"/>
-              <w:right w:w="0" w:type="dxa"/>
-            </w:tcMar>
-            <w:vAlign w:val="top"/>
-          </w:tcPr>
-          <w:p>
-            <w:pPr>
-              <w:pStyle w:val="Normal"/>
-              <w:jc w:val="center"/>
-              <w:pBdr>
-                <w:bottom w:val="none" w:sz="0" w:space="0" w:color="000000"/>
-                <w:top w:val="none" w:sz="0" w:space="0" w:color="000000"/>
-                <w:left w:val="none" w:sz="0" w:space="0" w:color="000000"/>
-                <w:right w:val="none" w:sz="0" w:space="0" w:color="000000"/>
-              </w:pBdr>
-              <w:spacing w:after="100" w:before="100" w:line="240"/>
-              <w:ind w:left="100" w:right="100" w:firstLine="0" w:firstLineChars="0"/>
-              <w:rPr>
-                <w:rFonts w:ascii="Helvetica" w:hAnsi="Helvetica" w:eastAsia="Helvetica" w:cs="Helvetica"/>
-                <w:i w:val="false"/>
-                <w:b w:val="false"/>
-                <w:u w:val="none"/>
-                <w:sz w:val="22"/>
-                <w:szCs w:val="22"/>
-                <w:color w:val="000000"/>
-              </w:rPr>
-            </w:pPr>
-            <w:r>
-              <w:rPr>
-                <w:rFonts w:ascii="Helvetica" w:hAnsi="Helvetica" w:eastAsia="Helvetica" w:cs="Helvetica"/>
-                <w:i w:val="false"/>
-                <w:b w:val="false"/>
-                <w:u w:val="none"/>
-                <w:sz w:val="22"/>
-                <w:szCs w:val="22"/>
-                <w:color w:val="000000"/>
-              </w:rPr>
-              <w:t xml:space="preserve">0.630</w:t>
+              <w:t xml:space="preserve">0.77</w:t>
+            </w:r>
+          </w:p>
+        </w:tc>
+        <w:tc>
+          <w:tcPr>
+            <w:tcBorders>
+              <w:bottom w:val="none" w:sz="0" w:space="0" w:color="000000"/>
+              <w:top w:val="none" w:sz="0" w:space="0" w:color="000000"/>
+              <w:left w:val="none" w:sz="0" w:space="0" w:color="000000"/>
+              <w:right w:val="none" w:sz="0" w:space="0" w:color="000000"/>
+            </w:tcBorders>
+            <w:shd w:val="clear" w:color="auto" w:fill="FFFFFF"/>
+            <w:tcMar>
+              <w:top w:w="0" w:type="dxa"/>
+              <w:bottom w:w="0" w:type="dxa"/>
+              <w:left w:w="0" w:type="dxa"/>
+              <w:right w:w="0" w:type="dxa"/>
+            </w:tcMar>
+            <w:vAlign w:val="top"/>
+          </w:tcPr>
+          <w:p>
+            <w:pPr>
+              <w:pStyle w:val="Normal"/>
+              <w:jc w:val="center"/>
+              <w:pBdr>
+                <w:bottom w:val="none" w:sz="0" w:space="0" w:color="000000"/>
+                <w:top w:val="none" w:sz="0" w:space="0" w:color="000000"/>
+                <w:left w:val="none" w:sz="0" w:space="0" w:color="000000"/>
+                <w:right w:val="none" w:sz="0" w:space="0" w:color="000000"/>
+              </w:pBdr>
+              <w:spacing w:after="100" w:before="100" w:line="240"/>
+              <w:ind w:left="100" w:right="100" w:firstLine="0" w:firstLineChars="0"/>
+              <w:rPr>
+                <w:rFonts w:ascii="Helvetica" w:hAnsi="Helvetica" w:eastAsia="Helvetica" w:cs="Helvetica"/>
+                <w:i w:val="false"/>
+                <w:b w:val="false"/>
+                <w:u w:val="none"/>
+                <w:sz w:val="22"/>
+                <w:szCs w:val="22"/>
+                <w:color w:val="000000"/>
+              </w:rPr>
+            </w:pPr>
+            <w:r>
+              <w:rPr>
+                <w:rFonts w:ascii="Helvetica" w:hAnsi="Helvetica" w:eastAsia="Helvetica" w:cs="Helvetica"/>
+                <w:i w:val="false"/>
+                <w:b w:val="false"/>
+                <w:u w:val="none"/>
+                <w:sz w:val="22"/>
+                <w:szCs w:val="22"/>
+                <w:color w:val="000000"/>
+              </w:rPr>
+              <w:t xml:space="preserve">0.28, 2.12</w:t>
+            </w:r>
+          </w:p>
+        </w:tc>
+        <w:tc>
+          <w:tcPr>
+            <w:tcBorders>
+              <w:bottom w:val="none" w:sz="0" w:space="0" w:color="000000"/>
+              <w:top w:val="none" w:sz="0" w:space="0" w:color="000000"/>
+              <w:left w:val="none" w:sz="0" w:space="0" w:color="000000"/>
+              <w:right w:val="none" w:sz="0" w:space="0" w:color="000000"/>
+            </w:tcBorders>
+            <w:shd w:val="clear" w:color="auto" w:fill="FFFFFF"/>
+            <w:tcMar>
+              <w:top w:w="0" w:type="dxa"/>
+              <w:bottom w:w="0" w:type="dxa"/>
+              <w:left w:w="0" w:type="dxa"/>
+              <w:right w:w="0" w:type="dxa"/>
+            </w:tcMar>
+            <w:vAlign w:val="top"/>
+          </w:tcPr>
+          <w:p>
+            <w:pPr>
+              <w:pStyle w:val="Normal"/>
+              <w:jc w:val="center"/>
+              <w:pBdr>
+                <w:bottom w:val="none" w:sz="0" w:space="0" w:color="000000"/>
+                <w:top w:val="none" w:sz="0" w:space="0" w:color="000000"/>
+                <w:left w:val="none" w:sz="0" w:space="0" w:color="000000"/>
+                <w:right w:val="none" w:sz="0" w:space="0" w:color="000000"/>
+              </w:pBdr>
+              <w:spacing w:after="100" w:before="100" w:line="240"/>
+              <w:ind w:left="100" w:right="100" w:firstLine="0" w:firstLineChars="0"/>
+              <w:rPr>
+                <w:rFonts w:ascii="Helvetica" w:hAnsi="Helvetica" w:eastAsia="Helvetica" w:cs="Helvetica"/>
+                <w:i w:val="false"/>
+                <w:b w:val="false"/>
+                <w:u w:val="none"/>
+                <w:sz w:val="22"/>
+                <w:szCs w:val="22"/>
+                <w:color w:val="000000"/>
+              </w:rPr>
+            </w:pPr>
+            <w:r>
+              <w:rPr>
+                <w:rFonts w:ascii="Helvetica" w:hAnsi="Helvetica" w:eastAsia="Helvetica" w:cs="Helvetica"/>
+                <w:i w:val="false"/>
+                <w:b w:val="false"/>
+                <w:u w:val="none"/>
+                <w:sz w:val="22"/>
+                <w:szCs w:val="22"/>
+                <w:color w:val="000000"/>
+              </w:rPr>
+              <w:t xml:space="preserve">0.610</w:t>
             </w:r>
           </w:p>
         </w:tc>
@@ -12695,113 +12695,113 @@
                 <w:szCs w:val="22"/>
                 <w:color w:val="000000"/>
               </w:rPr>
-              <w:t xml:space="preserve">1.03</w:t>
-            </w:r>
-          </w:p>
-        </w:tc>
-        <w:tc>
-          <w:tcPr>
-            <w:tcBorders>
-              <w:bottom w:val="none" w:sz="0" w:space="0" w:color="000000"/>
-              <w:top w:val="none" w:sz="0" w:space="0" w:color="000000"/>
-              <w:left w:val="none" w:sz="0" w:space="0" w:color="000000"/>
-              <w:right w:val="none" w:sz="0" w:space="0" w:color="000000"/>
-            </w:tcBorders>
-            <w:shd w:val="clear" w:color="auto" w:fill="FFFFFF"/>
-            <w:tcMar>
-              <w:top w:w="0" w:type="dxa"/>
-              <w:bottom w:w="0" w:type="dxa"/>
-              <w:left w:w="0" w:type="dxa"/>
-              <w:right w:w="0" w:type="dxa"/>
-            </w:tcMar>
-            <w:vAlign w:val="top"/>
-          </w:tcPr>
-          <w:p>
-            <w:pPr>
-              <w:pStyle w:val="Normal"/>
-              <w:jc w:val="center"/>
-              <w:pBdr>
-                <w:bottom w:val="none" w:sz="0" w:space="0" w:color="000000"/>
-                <w:top w:val="none" w:sz="0" w:space="0" w:color="000000"/>
-                <w:left w:val="none" w:sz="0" w:space="0" w:color="000000"/>
-                <w:right w:val="none" w:sz="0" w:space="0" w:color="000000"/>
-              </w:pBdr>
-              <w:spacing w:after="100" w:before="100" w:line="240"/>
-              <w:ind w:left="100" w:right="100" w:firstLine="0" w:firstLineChars="0"/>
-              <w:rPr>
-                <w:rFonts w:ascii="Helvetica" w:hAnsi="Helvetica" w:eastAsia="Helvetica" w:cs="Helvetica"/>
-                <w:i w:val="false"/>
-                <w:b w:val="false"/>
-                <w:u w:val="none"/>
-                <w:sz w:val="22"/>
-                <w:szCs w:val="22"/>
-                <w:color w:val="000000"/>
-              </w:rPr>
-            </w:pPr>
-            <w:r>
-              <w:rPr>
-                <w:rFonts w:ascii="Helvetica" w:hAnsi="Helvetica" w:eastAsia="Helvetica" w:cs="Helvetica"/>
-                <w:i w:val="false"/>
-                <w:b w:val="false"/>
-                <w:u w:val="none"/>
-                <w:sz w:val="22"/>
-                <w:szCs w:val="22"/>
-                <w:color w:val="000000"/>
-              </w:rPr>
-              <w:t xml:space="preserve">0.24, 4.36</w:t>
-            </w:r>
-          </w:p>
-        </w:tc>
-        <w:tc>
-          <w:tcPr>
-            <w:tcBorders>
-              <w:bottom w:val="none" w:sz="0" w:space="0" w:color="000000"/>
-              <w:top w:val="none" w:sz="0" w:space="0" w:color="000000"/>
-              <w:left w:val="none" w:sz="0" w:space="0" w:color="000000"/>
-              <w:right w:val="none" w:sz="0" w:space="0" w:color="000000"/>
-            </w:tcBorders>
-            <w:shd w:val="clear" w:color="auto" w:fill="FFFFFF"/>
-            <w:tcMar>
-              <w:top w:w="0" w:type="dxa"/>
-              <w:bottom w:w="0" w:type="dxa"/>
-              <w:left w:w="0" w:type="dxa"/>
-              <w:right w:w="0" w:type="dxa"/>
-            </w:tcMar>
-            <w:vAlign w:val="top"/>
-          </w:tcPr>
-          <w:p>
-            <w:pPr>
-              <w:pStyle w:val="Normal"/>
-              <w:jc w:val="center"/>
-              <w:pBdr>
-                <w:bottom w:val="none" w:sz="0" w:space="0" w:color="000000"/>
-                <w:top w:val="none" w:sz="0" w:space="0" w:color="000000"/>
-                <w:left w:val="none" w:sz="0" w:space="0" w:color="000000"/>
-                <w:right w:val="none" w:sz="0" w:space="0" w:color="000000"/>
-              </w:pBdr>
-              <w:spacing w:after="100" w:before="100" w:line="240"/>
-              <w:ind w:left="100" w:right="100" w:firstLine="0" w:firstLineChars="0"/>
-              <w:rPr>
-                <w:rFonts w:ascii="Helvetica" w:hAnsi="Helvetica" w:eastAsia="Helvetica" w:cs="Helvetica"/>
-                <w:i w:val="false"/>
-                <w:b w:val="false"/>
-                <w:u w:val="none"/>
-                <w:sz w:val="22"/>
-                <w:szCs w:val="22"/>
-                <w:color w:val="000000"/>
-              </w:rPr>
-            </w:pPr>
-            <w:r>
-              <w:rPr>
-                <w:rFonts w:ascii="Helvetica" w:hAnsi="Helvetica" w:eastAsia="Helvetica" w:cs="Helvetica"/>
-                <w:i w:val="false"/>
-                <w:b w:val="false"/>
-                <w:u w:val="none"/>
-                <w:sz w:val="22"/>
-                <w:szCs w:val="22"/>
-                <w:color w:val="000000"/>
-              </w:rPr>
-              <w:t xml:space="preserve">0.970</w:t>
+              <w:t xml:space="preserve">1.08</w:t>
+            </w:r>
+          </w:p>
+        </w:tc>
+        <w:tc>
+          <w:tcPr>
+            <w:tcBorders>
+              <w:bottom w:val="none" w:sz="0" w:space="0" w:color="000000"/>
+              <w:top w:val="none" w:sz="0" w:space="0" w:color="000000"/>
+              <w:left w:val="none" w:sz="0" w:space="0" w:color="000000"/>
+              <w:right w:val="none" w:sz="0" w:space="0" w:color="000000"/>
+            </w:tcBorders>
+            <w:shd w:val="clear" w:color="auto" w:fill="FFFFFF"/>
+            <w:tcMar>
+              <w:top w:w="0" w:type="dxa"/>
+              <w:bottom w:w="0" w:type="dxa"/>
+              <w:left w:w="0" w:type="dxa"/>
+              <w:right w:w="0" w:type="dxa"/>
+            </w:tcMar>
+            <w:vAlign w:val="top"/>
+          </w:tcPr>
+          <w:p>
+            <w:pPr>
+              <w:pStyle w:val="Normal"/>
+              <w:jc w:val="center"/>
+              <w:pBdr>
+                <w:bottom w:val="none" w:sz="0" w:space="0" w:color="000000"/>
+                <w:top w:val="none" w:sz="0" w:space="0" w:color="000000"/>
+                <w:left w:val="none" w:sz="0" w:space="0" w:color="000000"/>
+                <w:right w:val="none" w:sz="0" w:space="0" w:color="000000"/>
+              </w:pBdr>
+              <w:spacing w:after="100" w:before="100" w:line="240"/>
+              <w:ind w:left="100" w:right="100" w:firstLine="0" w:firstLineChars="0"/>
+              <w:rPr>
+                <w:rFonts w:ascii="Helvetica" w:hAnsi="Helvetica" w:eastAsia="Helvetica" w:cs="Helvetica"/>
+                <w:i w:val="false"/>
+                <w:b w:val="false"/>
+                <w:u w:val="none"/>
+                <w:sz w:val="22"/>
+                <w:szCs w:val="22"/>
+                <w:color w:val="000000"/>
+              </w:rPr>
+            </w:pPr>
+            <w:r>
+              <w:rPr>
+                <w:rFonts w:ascii="Helvetica" w:hAnsi="Helvetica" w:eastAsia="Helvetica" w:cs="Helvetica"/>
+                <w:i w:val="false"/>
+                <w:b w:val="false"/>
+                <w:u w:val="none"/>
+                <w:sz w:val="22"/>
+                <w:szCs w:val="22"/>
+                <w:color w:val="000000"/>
+              </w:rPr>
+              <w:t xml:space="preserve">0.25, 4.67</w:t>
+            </w:r>
+          </w:p>
+        </w:tc>
+        <w:tc>
+          <w:tcPr>
+            <w:tcBorders>
+              <w:bottom w:val="none" w:sz="0" w:space="0" w:color="000000"/>
+              <w:top w:val="none" w:sz="0" w:space="0" w:color="000000"/>
+              <w:left w:val="none" w:sz="0" w:space="0" w:color="000000"/>
+              <w:right w:val="none" w:sz="0" w:space="0" w:color="000000"/>
+            </w:tcBorders>
+            <w:shd w:val="clear" w:color="auto" w:fill="FFFFFF"/>
+            <w:tcMar>
+              <w:top w:w="0" w:type="dxa"/>
+              <w:bottom w:w="0" w:type="dxa"/>
+              <w:left w:w="0" w:type="dxa"/>
+              <w:right w:w="0" w:type="dxa"/>
+            </w:tcMar>
+            <w:vAlign w:val="top"/>
+          </w:tcPr>
+          <w:p>
+            <w:pPr>
+              <w:pStyle w:val="Normal"/>
+              <w:jc w:val="center"/>
+              <w:pBdr>
+                <w:bottom w:val="none" w:sz="0" w:space="0" w:color="000000"/>
+                <w:top w:val="none" w:sz="0" w:space="0" w:color="000000"/>
+                <w:left w:val="none" w:sz="0" w:space="0" w:color="000000"/>
+                <w:right w:val="none" w:sz="0" w:space="0" w:color="000000"/>
+              </w:pBdr>
+              <w:spacing w:after="100" w:before="100" w:line="240"/>
+              <w:ind w:left="100" w:right="100" w:firstLine="0" w:firstLineChars="0"/>
+              <w:rPr>
+                <w:rFonts w:ascii="Helvetica" w:hAnsi="Helvetica" w:eastAsia="Helvetica" w:cs="Helvetica"/>
+                <w:i w:val="false"/>
+                <w:b w:val="false"/>
+                <w:u w:val="none"/>
+                <w:sz w:val="22"/>
+                <w:szCs w:val="22"/>
+                <w:color w:val="000000"/>
+              </w:rPr>
+            </w:pPr>
+            <w:r>
+              <w:rPr>
+                <w:rFonts w:ascii="Helvetica" w:hAnsi="Helvetica" w:eastAsia="Helvetica" w:cs="Helvetica"/>
+                <w:i w:val="false"/>
+                <w:b w:val="false"/>
+                <w:u w:val="none"/>
+                <w:sz w:val="22"/>
+                <w:szCs w:val="22"/>
+                <w:color w:val="000000"/>
+              </w:rPr>
+              <w:t xml:space="preserve">0.910</w:t>
             </w:r>
           </w:p>
         </w:tc>
@@ -12966,60 +12966,60 @@
                 <w:szCs w:val="22"/>
                 <w:color w:val="000000"/>
               </w:rPr>
-              <w:t xml:space="preserve">5.34</w:t>
-            </w:r>
-          </w:p>
-        </w:tc>
-        <w:tc>
-          <w:tcPr>
-            <w:tcBorders>
-              <w:bottom w:val="none" w:sz="0" w:space="0" w:color="000000"/>
-              <w:top w:val="none" w:sz="0" w:space="0" w:color="000000"/>
-              <w:left w:val="none" w:sz="0" w:space="0" w:color="000000"/>
-              <w:right w:val="none" w:sz="0" w:space="0" w:color="000000"/>
-            </w:tcBorders>
-            <w:shd w:val="clear" w:color="auto" w:fill="FFFFFF"/>
-            <w:tcMar>
-              <w:top w:w="0" w:type="dxa"/>
-              <w:bottom w:w="0" w:type="dxa"/>
-              <w:left w:w="0" w:type="dxa"/>
-              <w:right w:w="0" w:type="dxa"/>
-            </w:tcMar>
-            <w:vAlign w:val="top"/>
-          </w:tcPr>
-          <w:p>
-            <w:pPr>
-              <w:pStyle w:val="Normal"/>
-              <w:jc w:val="center"/>
-              <w:pBdr>
-                <w:bottom w:val="none" w:sz="0" w:space="0" w:color="000000"/>
-                <w:top w:val="none" w:sz="0" w:space="0" w:color="000000"/>
-                <w:left w:val="none" w:sz="0" w:space="0" w:color="000000"/>
-                <w:right w:val="none" w:sz="0" w:space="0" w:color="000000"/>
-              </w:pBdr>
-              <w:spacing w:after="100" w:before="100" w:line="240"/>
-              <w:ind w:left="100" w:right="100" w:firstLine="0" w:firstLineChars="0"/>
-              <w:rPr>
-                <w:rFonts w:ascii="Helvetica" w:hAnsi="Helvetica" w:eastAsia="Helvetica" w:cs="Helvetica"/>
-                <w:i w:val="false"/>
-                <w:b w:val="false"/>
-                <w:u w:val="none"/>
-                <w:sz w:val="22"/>
-                <w:szCs w:val="22"/>
-                <w:color w:val="000000"/>
-              </w:rPr>
-            </w:pPr>
-            <w:r>
-              <w:rPr>
-                <w:rFonts w:ascii="Helvetica" w:hAnsi="Helvetica" w:eastAsia="Helvetica" w:cs="Helvetica"/>
-                <w:i w:val="false"/>
-                <w:b w:val="false"/>
-                <w:u w:val="none"/>
-                <w:sz w:val="22"/>
-                <w:szCs w:val="22"/>
-                <w:color w:val="000000"/>
-              </w:rPr>
-              <w:t xml:space="preserve">3.04, 9.39</w:t>
+              <w:t xml:space="preserve">5.28</w:t>
+            </w:r>
+          </w:p>
+        </w:tc>
+        <w:tc>
+          <w:tcPr>
+            <w:tcBorders>
+              <w:bottom w:val="none" w:sz="0" w:space="0" w:color="000000"/>
+              <w:top w:val="none" w:sz="0" w:space="0" w:color="000000"/>
+              <w:left w:val="none" w:sz="0" w:space="0" w:color="000000"/>
+              <w:right w:val="none" w:sz="0" w:space="0" w:color="000000"/>
+            </w:tcBorders>
+            <w:shd w:val="clear" w:color="auto" w:fill="FFFFFF"/>
+            <w:tcMar>
+              <w:top w:w="0" w:type="dxa"/>
+              <w:bottom w:w="0" w:type="dxa"/>
+              <w:left w:w="0" w:type="dxa"/>
+              <w:right w:w="0" w:type="dxa"/>
+            </w:tcMar>
+            <w:vAlign w:val="top"/>
+          </w:tcPr>
+          <w:p>
+            <w:pPr>
+              <w:pStyle w:val="Normal"/>
+              <w:jc w:val="center"/>
+              <w:pBdr>
+                <w:bottom w:val="none" w:sz="0" w:space="0" w:color="000000"/>
+                <w:top w:val="none" w:sz="0" w:space="0" w:color="000000"/>
+                <w:left w:val="none" w:sz="0" w:space="0" w:color="000000"/>
+                <w:right w:val="none" w:sz="0" w:space="0" w:color="000000"/>
+              </w:pBdr>
+              <w:spacing w:after="100" w:before="100" w:line="240"/>
+              <w:ind w:left="100" w:right="100" w:firstLine="0" w:firstLineChars="0"/>
+              <w:rPr>
+                <w:rFonts w:ascii="Helvetica" w:hAnsi="Helvetica" w:eastAsia="Helvetica" w:cs="Helvetica"/>
+                <w:i w:val="false"/>
+                <w:b w:val="false"/>
+                <w:u w:val="none"/>
+                <w:sz w:val="22"/>
+                <w:szCs w:val="22"/>
+                <w:color w:val="000000"/>
+              </w:rPr>
+            </w:pPr>
+            <w:r>
+              <w:rPr>
+                <w:rFonts w:ascii="Helvetica" w:hAnsi="Helvetica" w:eastAsia="Helvetica" w:cs="Helvetica"/>
+                <w:i w:val="false"/>
+                <w:b w:val="false"/>
+                <w:u w:val="none"/>
+                <w:sz w:val="22"/>
+                <w:szCs w:val="22"/>
+                <w:color w:val="000000"/>
+              </w:rPr>
+              <w:t xml:space="preserve">3.01, 9.29</w:t>
             </w:r>
           </w:p>
         </w:tc>
@@ -13178,60 +13178,60 @@
                 <w:szCs w:val="22"/>
                 <w:color w:val="000000"/>
               </w:rPr>
-              <w:t xml:space="preserve">10.6</w:t>
-            </w:r>
-          </w:p>
-        </w:tc>
-        <w:tc>
-          <w:tcPr>
-            <w:tcBorders>
-              <w:bottom w:val="none" w:sz="0" w:space="0" w:color="000000"/>
-              <w:top w:val="none" w:sz="0" w:space="0" w:color="000000"/>
-              <w:left w:val="none" w:sz="0" w:space="0" w:color="000000"/>
-              <w:right w:val="none" w:sz="0" w:space="0" w:color="000000"/>
-            </w:tcBorders>
-            <w:shd w:val="clear" w:color="auto" w:fill="FFFFFF"/>
-            <w:tcMar>
-              <w:top w:w="0" w:type="dxa"/>
-              <w:bottom w:w="0" w:type="dxa"/>
-              <w:left w:w="0" w:type="dxa"/>
-              <w:right w:w="0" w:type="dxa"/>
-            </w:tcMar>
-            <w:vAlign w:val="top"/>
-          </w:tcPr>
-          <w:p>
-            <w:pPr>
-              <w:pStyle w:val="Normal"/>
-              <w:jc w:val="center"/>
-              <w:pBdr>
-                <w:bottom w:val="none" w:sz="0" w:space="0" w:color="000000"/>
-                <w:top w:val="none" w:sz="0" w:space="0" w:color="000000"/>
-                <w:left w:val="none" w:sz="0" w:space="0" w:color="000000"/>
-                <w:right w:val="none" w:sz="0" w:space="0" w:color="000000"/>
-              </w:pBdr>
-              <w:spacing w:after="100" w:before="100" w:line="240"/>
-              <w:ind w:left="100" w:right="100" w:firstLine="0" w:firstLineChars="0"/>
-              <w:rPr>
-                <w:rFonts w:ascii="Helvetica" w:hAnsi="Helvetica" w:eastAsia="Helvetica" w:cs="Helvetica"/>
-                <w:i w:val="false"/>
-                <w:b w:val="false"/>
-                <w:u w:val="none"/>
-                <w:sz w:val="22"/>
-                <w:szCs w:val="22"/>
-                <w:color w:val="000000"/>
-              </w:rPr>
-            </w:pPr>
-            <w:r>
-              <w:rPr>
-                <w:rFonts w:ascii="Helvetica" w:hAnsi="Helvetica" w:eastAsia="Helvetica" w:cs="Helvetica"/>
-                <w:i w:val="false"/>
-                <w:b w:val="false"/>
-                <w:u w:val="none"/>
-                <w:sz w:val="22"/>
-                <w:szCs w:val="22"/>
-                <w:color w:val="000000"/>
-              </w:rPr>
-              <w:t xml:space="preserve">3.19, 35.1</w:t>
+              <w:t xml:space="preserve">9.29</w:t>
+            </w:r>
+          </w:p>
+        </w:tc>
+        <w:tc>
+          <w:tcPr>
+            <w:tcBorders>
+              <w:bottom w:val="none" w:sz="0" w:space="0" w:color="000000"/>
+              <w:top w:val="none" w:sz="0" w:space="0" w:color="000000"/>
+              <w:left w:val="none" w:sz="0" w:space="0" w:color="000000"/>
+              <w:right w:val="none" w:sz="0" w:space="0" w:color="000000"/>
+            </w:tcBorders>
+            <w:shd w:val="clear" w:color="auto" w:fill="FFFFFF"/>
+            <w:tcMar>
+              <w:top w:w="0" w:type="dxa"/>
+              <w:bottom w:w="0" w:type="dxa"/>
+              <w:left w:w="0" w:type="dxa"/>
+              <w:right w:w="0" w:type="dxa"/>
+            </w:tcMar>
+            <w:vAlign w:val="top"/>
+          </w:tcPr>
+          <w:p>
+            <w:pPr>
+              <w:pStyle w:val="Normal"/>
+              <w:jc w:val="center"/>
+              <w:pBdr>
+                <w:bottom w:val="none" w:sz="0" w:space="0" w:color="000000"/>
+                <w:top w:val="none" w:sz="0" w:space="0" w:color="000000"/>
+                <w:left w:val="none" w:sz="0" w:space="0" w:color="000000"/>
+                <w:right w:val="none" w:sz="0" w:space="0" w:color="000000"/>
+              </w:pBdr>
+              <w:spacing w:after="100" w:before="100" w:line="240"/>
+              <w:ind w:left="100" w:right="100" w:firstLine="0" w:firstLineChars="0"/>
+              <w:rPr>
+                <w:rFonts w:ascii="Helvetica" w:hAnsi="Helvetica" w:eastAsia="Helvetica" w:cs="Helvetica"/>
+                <w:i w:val="false"/>
+                <w:b w:val="false"/>
+                <w:u w:val="none"/>
+                <w:sz w:val="22"/>
+                <w:szCs w:val="22"/>
+                <w:color w:val="000000"/>
+              </w:rPr>
+            </w:pPr>
+            <w:r>
+              <w:rPr>
+                <w:rFonts w:ascii="Helvetica" w:hAnsi="Helvetica" w:eastAsia="Helvetica" w:cs="Helvetica"/>
+                <w:i w:val="false"/>
+                <w:b w:val="false"/>
+                <w:u w:val="none"/>
+                <w:sz w:val="22"/>
+                <w:szCs w:val="22"/>
+                <w:color w:val="000000"/>
+              </w:rPr>
+              <w:t xml:space="preserve">2.77, 31.2</w:t>
             </w:r>
           </w:p>
         </w:tc>
@@ -13449,113 +13449,113 @@
                 <w:szCs w:val="22"/>
                 <w:color w:val="000000"/>
               </w:rPr>
-              <w:t xml:space="preserve">1.31</w:t>
-            </w:r>
-          </w:p>
-        </w:tc>
-        <w:tc>
-          <w:tcPr>
-            <w:tcBorders>
-              <w:bottom w:val="none" w:sz="0" w:space="0" w:color="000000"/>
-              <w:top w:val="none" w:sz="0" w:space="0" w:color="000000"/>
-              <w:left w:val="none" w:sz="0" w:space="0" w:color="000000"/>
-              <w:right w:val="none" w:sz="0" w:space="0" w:color="000000"/>
-            </w:tcBorders>
-            <w:shd w:val="clear" w:color="auto" w:fill="FFFFFF"/>
-            <w:tcMar>
-              <w:top w:w="0" w:type="dxa"/>
-              <w:bottom w:w="0" w:type="dxa"/>
-              <w:left w:w="0" w:type="dxa"/>
-              <w:right w:w="0" w:type="dxa"/>
-            </w:tcMar>
-            <w:vAlign w:val="top"/>
-          </w:tcPr>
-          <w:p>
-            <w:pPr>
-              <w:pStyle w:val="Normal"/>
-              <w:jc w:val="center"/>
-              <w:pBdr>
-                <w:bottom w:val="none" w:sz="0" w:space="0" w:color="000000"/>
-                <w:top w:val="none" w:sz="0" w:space="0" w:color="000000"/>
-                <w:left w:val="none" w:sz="0" w:space="0" w:color="000000"/>
-                <w:right w:val="none" w:sz="0" w:space="0" w:color="000000"/>
-              </w:pBdr>
-              <w:spacing w:after="100" w:before="100" w:line="240"/>
-              <w:ind w:left="100" w:right="100" w:firstLine="0" w:firstLineChars="0"/>
-              <w:rPr>
-                <w:rFonts w:ascii="Helvetica" w:hAnsi="Helvetica" w:eastAsia="Helvetica" w:cs="Helvetica"/>
-                <w:i w:val="false"/>
-                <w:b w:val="false"/>
-                <w:u w:val="none"/>
-                <w:sz w:val="22"/>
-                <w:szCs w:val="22"/>
-                <w:color w:val="000000"/>
-              </w:rPr>
-            </w:pPr>
-            <w:r>
-              <w:rPr>
-                <w:rFonts w:ascii="Helvetica" w:hAnsi="Helvetica" w:eastAsia="Helvetica" w:cs="Helvetica"/>
-                <w:i w:val="false"/>
-                <w:b w:val="false"/>
-                <w:u w:val="none"/>
-                <w:sz w:val="22"/>
-                <w:szCs w:val="22"/>
-                <w:color w:val="000000"/>
-              </w:rPr>
-              <w:t xml:space="preserve">0.60, 2.86</w:t>
-            </w:r>
-          </w:p>
-        </w:tc>
-        <w:tc>
-          <w:tcPr>
-            <w:tcBorders>
-              <w:bottom w:val="none" w:sz="0" w:space="0" w:color="000000"/>
-              <w:top w:val="none" w:sz="0" w:space="0" w:color="000000"/>
-              <w:left w:val="none" w:sz="0" w:space="0" w:color="000000"/>
-              <w:right w:val="none" w:sz="0" w:space="0" w:color="000000"/>
-            </w:tcBorders>
-            <w:shd w:val="clear" w:color="auto" w:fill="FFFFFF"/>
-            <w:tcMar>
-              <w:top w:w="0" w:type="dxa"/>
-              <w:bottom w:w="0" w:type="dxa"/>
-              <w:left w:w="0" w:type="dxa"/>
-              <w:right w:w="0" w:type="dxa"/>
-            </w:tcMar>
-            <w:vAlign w:val="top"/>
-          </w:tcPr>
-          <w:p>
-            <w:pPr>
-              <w:pStyle w:val="Normal"/>
-              <w:jc w:val="center"/>
-              <w:pBdr>
-                <w:bottom w:val="none" w:sz="0" w:space="0" w:color="000000"/>
-                <w:top w:val="none" w:sz="0" w:space="0" w:color="000000"/>
-                <w:left w:val="none" w:sz="0" w:space="0" w:color="000000"/>
-                <w:right w:val="none" w:sz="0" w:space="0" w:color="000000"/>
-              </w:pBdr>
-              <w:spacing w:after="100" w:before="100" w:line="240"/>
-              <w:ind w:left="100" w:right="100" w:firstLine="0" w:firstLineChars="0"/>
-              <w:rPr>
-                <w:rFonts w:ascii="Helvetica" w:hAnsi="Helvetica" w:eastAsia="Helvetica" w:cs="Helvetica"/>
-                <w:i w:val="false"/>
-                <w:b w:val="false"/>
-                <w:u w:val="none"/>
-                <w:sz w:val="22"/>
-                <w:szCs w:val="22"/>
-                <w:color w:val="000000"/>
-              </w:rPr>
-            </w:pPr>
-            <w:r>
-              <w:rPr>
-                <w:rFonts w:ascii="Helvetica" w:hAnsi="Helvetica" w:eastAsia="Helvetica" w:cs="Helvetica"/>
-                <w:i w:val="false"/>
-                <w:b w:val="false"/>
-                <w:u w:val="none"/>
-                <w:sz w:val="22"/>
-                <w:szCs w:val="22"/>
-                <w:color w:val="000000"/>
-              </w:rPr>
-              <w:t xml:space="preserve">0.500</w:t>
+              <w:t xml:space="preserve">1.48</w:t>
+            </w:r>
+          </w:p>
+        </w:tc>
+        <w:tc>
+          <w:tcPr>
+            <w:tcBorders>
+              <w:bottom w:val="none" w:sz="0" w:space="0" w:color="000000"/>
+              <w:top w:val="none" w:sz="0" w:space="0" w:color="000000"/>
+              <w:left w:val="none" w:sz="0" w:space="0" w:color="000000"/>
+              <w:right w:val="none" w:sz="0" w:space="0" w:color="000000"/>
+            </w:tcBorders>
+            <w:shd w:val="clear" w:color="auto" w:fill="FFFFFF"/>
+            <w:tcMar>
+              <w:top w:w="0" w:type="dxa"/>
+              <w:bottom w:w="0" w:type="dxa"/>
+              <w:left w:w="0" w:type="dxa"/>
+              <w:right w:w="0" w:type="dxa"/>
+            </w:tcMar>
+            <w:vAlign w:val="top"/>
+          </w:tcPr>
+          <w:p>
+            <w:pPr>
+              <w:pStyle w:val="Normal"/>
+              <w:jc w:val="center"/>
+              <w:pBdr>
+                <w:bottom w:val="none" w:sz="0" w:space="0" w:color="000000"/>
+                <w:top w:val="none" w:sz="0" w:space="0" w:color="000000"/>
+                <w:left w:val="none" w:sz="0" w:space="0" w:color="000000"/>
+                <w:right w:val="none" w:sz="0" w:space="0" w:color="000000"/>
+              </w:pBdr>
+              <w:spacing w:after="100" w:before="100" w:line="240"/>
+              <w:ind w:left="100" w:right="100" w:firstLine="0" w:firstLineChars="0"/>
+              <w:rPr>
+                <w:rFonts w:ascii="Helvetica" w:hAnsi="Helvetica" w:eastAsia="Helvetica" w:cs="Helvetica"/>
+                <w:i w:val="false"/>
+                <w:b w:val="false"/>
+                <w:u w:val="none"/>
+                <w:sz w:val="22"/>
+                <w:szCs w:val="22"/>
+                <w:color w:val="000000"/>
+              </w:rPr>
+            </w:pPr>
+            <w:r>
+              <w:rPr>
+                <w:rFonts w:ascii="Helvetica" w:hAnsi="Helvetica" w:eastAsia="Helvetica" w:cs="Helvetica"/>
+                <w:i w:val="false"/>
+                <w:b w:val="false"/>
+                <w:u w:val="none"/>
+                <w:sz w:val="22"/>
+                <w:szCs w:val="22"/>
+                <w:color w:val="000000"/>
+              </w:rPr>
+              <w:t xml:space="preserve">0.72, 3.08</w:t>
+            </w:r>
+          </w:p>
+        </w:tc>
+        <w:tc>
+          <w:tcPr>
+            <w:tcBorders>
+              <w:bottom w:val="none" w:sz="0" w:space="0" w:color="000000"/>
+              <w:top w:val="none" w:sz="0" w:space="0" w:color="000000"/>
+              <w:left w:val="none" w:sz="0" w:space="0" w:color="000000"/>
+              <w:right w:val="none" w:sz="0" w:space="0" w:color="000000"/>
+            </w:tcBorders>
+            <w:shd w:val="clear" w:color="auto" w:fill="FFFFFF"/>
+            <w:tcMar>
+              <w:top w:w="0" w:type="dxa"/>
+              <w:bottom w:w="0" w:type="dxa"/>
+              <w:left w:w="0" w:type="dxa"/>
+              <w:right w:w="0" w:type="dxa"/>
+            </w:tcMar>
+            <w:vAlign w:val="top"/>
+          </w:tcPr>
+          <w:p>
+            <w:pPr>
+              <w:pStyle w:val="Normal"/>
+              <w:jc w:val="center"/>
+              <w:pBdr>
+                <w:bottom w:val="none" w:sz="0" w:space="0" w:color="000000"/>
+                <w:top w:val="none" w:sz="0" w:space="0" w:color="000000"/>
+                <w:left w:val="none" w:sz="0" w:space="0" w:color="000000"/>
+                <w:right w:val="none" w:sz="0" w:space="0" w:color="000000"/>
+              </w:pBdr>
+              <w:spacing w:after="100" w:before="100" w:line="240"/>
+              <w:ind w:left="100" w:right="100" w:firstLine="0" w:firstLineChars="0"/>
+              <w:rPr>
+                <w:rFonts w:ascii="Helvetica" w:hAnsi="Helvetica" w:eastAsia="Helvetica" w:cs="Helvetica"/>
+                <w:i w:val="false"/>
+                <w:b w:val="false"/>
+                <w:u w:val="none"/>
+                <w:sz w:val="22"/>
+                <w:szCs w:val="22"/>
+                <w:color w:val="000000"/>
+              </w:rPr>
+            </w:pPr>
+            <w:r>
+              <w:rPr>
+                <w:rFonts w:ascii="Helvetica" w:hAnsi="Helvetica" w:eastAsia="Helvetica" w:cs="Helvetica"/>
+                <w:i w:val="false"/>
+                <w:b w:val="false"/>
+                <w:u w:val="none"/>
+                <w:sz w:val="22"/>
+                <w:szCs w:val="22"/>
+                <w:color w:val="000000"/>
+              </w:rPr>
+              <w:t xml:space="preserve">0.290</w:t>
             </w:r>
           </w:p>
         </w:tc>
@@ -13661,113 +13661,113 @@
                 <w:szCs w:val="22"/>
                 <w:color w:val="000000"/>
               </w:rPr>
-              <w:t xml:space="preserve">0.28</w:t>
-            </w:r>
-          </w:p>
-        </w:tc>
-        <w:tc>
-          <w:tcPr>
-            <w:tcBorders>
-              <w:bottom w:val="none" w:sz="0" w:space="0" w:color="000000"/>
-              <w:top w:val="none" w:sz="0" w:space="0" w:color="000000"/>
-              <w:left w:val="none" w:sz="0" w:space="0" w:color="000000"/>
-              <w:right w:val="none" w:sz="0" w:space="0" w:color="000000"/>
-            </w:tcBorders>
-            <w:shd w:val="clear" w:color="auto" w:fill="FFFFFF"/>
-            <w:tcMar>
-              <w:top w:w="0" w:type="dxa"/>
-              <w:bottom w:w="0" w:type="dxa"/>
-              <w:left w:w="0" w:type="dxa"/>
-              <w:right w:w="0" w:type="dxa"/>
-            </w:tcMar>
-            <w:vAlign w:val="top"/>
-          </w:tcPr>
-          <w:p>
-            <w:pPr>
-              <w:pStyle w:val="Normal"/>
-              <w:jc w:val="center"/>
-              <w:pBdr>
-                <w:bottom w:val="none" w:sz="0" w:space="0" w:color="000000"/>
-                <w:top w:val="none" w:sz="0" w:space="0" w:color="000000"/>
-                <w:left w:val="none" w:sz="0" w:space="0" w:color="000000"/>
-                <w:right w:val="none" w:sz="0" w:space="0" w:color="000000"/>
-              </w:pBdr>
-              <w:spacing w:after="100" w:before="100" w:line="240"/>
-              <w:ind w:left="100" w:right="100" w:firstLine="0" w:firstLineChars="0"/>
-              <w:rPr>
-                <w:rFonts w:ascii="Helvetica" w:hAnsi="Helvetica" w:eastAsia="Helvetica" w:cs="Helvetica"/>
-                <w:i w:val="false"/>
-                <w:b w:val="false"/>
-                <w:u w:val="none"/>
-                <w:sz w:val="22"/>
-                <w:szCs w:val="22"/>
-                <w:color w:val="000000"/>
-              </w:rPr>
-            </w:pPr>
-            <w:r>
-              <w:rPr>
-                <w:rFonts w:ascii="Helvetica" w:hAnsi="Helvetica" w:eastAsia="Helvetica" w:cs="Helvetica"/>
-                <w:i w:val="false"/>
-                <w:b w:val="false"/>
-                <w:u w:val="none"/>
-                <w:sz w:val="22"/>
-                <w:szCs w:val="22"/>
-                <w:color w:val="000000"/>
-              </w:rPr>
-              <w:t xml:space="preserve">0.07, 1.08</w:t>
-            </w:r>
-          </w:p>
-        </w:tc>
-        <w:tc>
-          <w:tcPr>
-            <w:tcBorders>
-              <w:bottom w:val="none" w:sz="0" w:space="0" w:color="000000"/>
-              <w:top w:val="none" w:sz="0" w:space="0" w:color="000000"/>
-              <w:left w:val="none" w:sz="0" w:space="0" w:color="000000"/>
-              <w:right w:val="none" w:sz="0" w:space="0" w:color="000000"/>
-            </w:tcBorders>
-            <w:shd w:val="clear" w:color="auto" w:fill="FFFFFF"/>
-            <w:tcMar>
-              <w:top w:w="0" w:type="dxa"/>
-              <w:bottom w:w="0" w:type="dxa"/>
-              <w:left w:w="0" w:type="dxa"/>
-              <w:right w:w="0" w:type="dxa"/>
-            </w:tcMar>
-            <w:vAlign w:val="top"/>
-          </w:tcPr>
-          <w:p>
-            <w:pPr>
-              <w:pStyle w:val="Normal"/>
-              <w:jc w:val="center"/>
-              <w:pBdr>
-                <w:bottom w:val="none" w:sz="0" w:space="0" w:color="000000"/>
-                <w:top w:val="none" w:sz="0" w:space="0" w:color="000000"/>
-                <w:left w:val="none" w:sz="0" w:space="0" w:color="000000"/>
-                <w:right w:val="none" w:sz="0" w:space="0" w:color="000000"/>
-              </w:pBdr>
-              <w:spacing w:after="100" w:before="100" w:line="240"/>
-              <w:ind w:left="100" w:right="100" w:firstLine="0" w:firstLineChars="0"/>
-              <w:rPr>
-                <w:rFonts w:ascii="Helvetica" w:hAnsi="Helvetica" w:eastAsia="Helvetica" w:cs="Helvetica"/>
-                <w:i w:val="false"/>
-                <w:b w:val="false"/>
-                <w:u w:val="none"/>
-                <w:sz w:val="22"/>
-                <w:szCs w:val="22"/>
-                <w:color w:val="000000"/>
-              </w:rPr>
-            </w:pPr>
-            <w:r>
-              <w:rPr>
-                <w:rFonts w:ascii="Helvetica" w:hAnsi="Helvetica" w:eastAsia="Helvetica" w:cs="Helvetica"/>
-                <w:i w:val="false"/>
-                <w:b w:val="false"/>
-                <w:u w:val="none"/>
-                <w:sz w:val="22"/>
-                <w:szCs w:val="22"/>
-                <w:color w:val="000000"/>
-              </w:rPr>
-              <w:t xml:space="preserve">0.065</w:t>
+              <w:t xml:space="preserve">0.35</w:t>
+            </w:r>
+          </w:p>
+        </w:tc>
+        <w:tc>
+          <w:tcPr>
+            <w:tcBorders>
+              <w:bottom w:val="none" w:sz="0" w:space="0" w:color="000000"/>
+              <w:top w:val="none" w:sz="0" w:space="0" w:color="000000"/>
+              <w:left w:val="none" w:sz="0" w:space="0" w:color="000000"/>
+              <w:right w:val="none" w:sz="0" w:space="0" w:color="000000"/>
+            </w:tcBorders>
+            <w:shd w:val="clear" w:color="auto" w:fill="FFFFFF"/>
+            <w:tcMar>
+              <w:top w:w="0" w:type="dxa"/>
+              <w:bottom w:w="0" w:type="dxa"/>
+              <w:left w:w="0" w:type="dxa"/>
+              <w:right w:w="0" w:type="dxa"/>
+            </w:tcMar>
+            <w:vAlign w:val="top"/>
+          </w:tcPr>
+          <w:p>
+            <w:pPr>
+              <w:pStyle w:val="Normal"/>
+              <w:jc w:val="center"/>
+              <w:pBdr>
+                <w:bottom w:val="none" w:sz="0" w:space="0" w:color="000000"/>
+                <w:top w:val="none" w:sz="0" w:space="0" w:color="000000"/>
+                <w:left w:val="none" w:sz="0" w:space="0" w:color="000000"/>
+                <w:right w:val="none" w:sz="0" w:space="0" w:color="000000"/>
+              </w:pBdr>
+              <w:spacing w:after="100" w:before="100" w:line="240"/>
+              <w:ind w:left="100" w:right="100" w:firstLine="0" w:firstLineChars="0"/>
+              <w:rPr>
+                <w:rFonts w:ascii="Helvetica" w:hAnsi="Helvetica" w:eastAsia="Helvetica" w:cs="Helvetica"/>
+                <w:i w:val="false"/>
+                <w:b w:val="false"/>
+                <w:u w:val="none"/>
+                <w:sz w:val="22"/>
+                <w:szCs w:val="22"/>
+                <w:color w:val="000000"/>
+              </w:rPr>
+            </w:pPr>
+            <w:r>
+              <w:rPr>
+                <w:rFonts w:ascii="Helvetica" w:hAnsi="Helvetica" w:eastAsia="Helvetica" w:cs="Helvetica"/>
+                <w:i w:val="false"/>
+                <w:b w:val="false"/>
+                <w:u w:val="none"/>
+                <w:sz w:val="22"/>
+                <w:szCs w:val="22"/>
+                <w:color w:val="000000"/>
+              </w:rPr>
+              <w:t xml:space="preserve">0.10, 1.28</w:t>
+            </w:r>
+          </w:p>
+        </w:tc>
+        <w:tc>
+          <w:tcPr>
+            <w:tcBorders>
+              <w:bottom w:val="none" w:sz="0" w:space="0" w:color="000000"/>
+              <w:top w:val="none" w:sz="0" w:space="0" w:color="000000"/>
+              <w:left w:val="none" w:sz="0" w:space="0" w:color="000000"/>
+              <w:right w:val="none" w:sz="0" w:space="0" w:color="000000"/>
+            </w:tcBorders>
+            <w:shd w:val="clear" w:color="auto" w:fill="FFFFFF"/>
+            <w:tcMar>
+              <w:top w:w="0" w:type="dxa"/>
+              <w:bottom w:w="0" w:type="dxa"/>
+              <w:left w:w="0" w:type="dxa"/>
+              <w:right w:w="0" w:type="dxa"/>
+            </w:tcMar>
+            <w:vAlign w:val="top"/>
+          </w:tcPr>
+          <w:p>
+            <w:pPr>
+              <w:pStyle w:val="Normal"/>
+              <w:jc w:val="center"/>
+              <w:pBdr>
+                <w:bottom w:val="none" w:sz="0" w:space="0" w:color="000000"/>
+                <w:top w:val="none" w:sz="0" w:space="0" w:color="000000"/>
+                <w:left w:val="none" w:sz="0" w:space="0" w:color="000000"/>
+                <w:right w:val="none" w:sz="0" w:space="0" w:color="000000"/>
+              </w:pBdr>
+              <w:spacing w:after="100" w:before="100" w:line="240"/>
+              <w:ind w:left="100" w:right="100" w:firstLine="0" w:firstLineChars="0"/>
+              <w:rPr>
+                <w:rFonts w:ascii="Helvetica" w:hAnsi="Helvetica" w:eastAsia="Helvetica" w:cs="Helvetica"/>
+                <w:i w:val="false"/>
+                <w:b w:val="false"/>
+                <w:u w:val="none"/>
+                <w:sz w:val="22"/>
+                <w:szCs w:val="22"/>
+                <w:color w:val="000000"/>
+              </w:rPr>
+            </w:pPr>
+            <w:r>
+              <w:rPr>
+                <w:rFonts w:ascii="Helvetica" w:hAnsi="Helvetica" w:eastAsia="Helvetica" w:cs="Helvetica"/>
+                <w:i w:val="false"/>
+                <w:b w:val="false"/>
+                <w:u w:val="none"/>
+                <w:sz w:val="22"/>
+                <w:szCs w:val="22"/>
+                <w:color w:val="000000"/>
+              </w:rPr>
+              <w:t xml:space="preserve">0.110</w:t>
             </w:r>
           </w:p>
         </w:tc>
@@ -13932,113 +13932,113 @@
                 <w:szCs w:val="22"/>
                 <w:color w:val="000000"/>
               </w:rPr>
-              <w:t xml:space="preserve">0.99</w:t>
-            </w:r>
-          </w:p>
-        </w:tc>
-        <w:tc>
-          <w:tcPr>
-            <w:tcBorders>
-              <w:bottom w:val="none" w:sz="0" w:space="0" w:color="000000"/>
-              <w:top w:val="none" w:sz="0" w:space="0" w:color="000000"/>
-              <w:left w:val="none" w:sz="0" w:space="0" w:color="000000"/>
-              <w:right w:val="none" w:sz="0" w:space="0" w:color="000000"/>
-            </w:tcBorders>
-            <w:shd w:val="clear" w:color="auto" w:fill="FFFFFF"/>
-            <w:tcMar>
-              <w:top w:w="0" w:type="dxa"/>
-              <w:bottom w:w="0" w:type="dxa"/>
-              <w:left w:w="0" w:type="dxa"/>
-              <w:right w:w="0" w:type="dxa"/>
-            </w:tcMar>
-            <w:vAlign w:val="top"/>
-          </w:tcPr>
-          <w:p>
-            <w:pPr>
-              <w:pStyle w:val="Normal"/>
-              <w:jc w:val="center"/>
-              <w:pBdr>
-                <w:bottom w:val="none" w:sz="0" w:space="0" w:color="000000"/>
-                <w:top w:val="none" w:sz="0" w:space="0" w:color="000000"/>
-                <w:left w:val="none" w:sz="0" w:space="0" w:color="000000"/>
-                <w:right w:val="none" w:sz="0" w:space="0" w:color="000000"/>
-              </w:pBdr>
-              <w:spacing w:after="100" w:before="100" w:line="240"/>
-              <w:ind w:left="100" w:right="100" w:firstLine="0" w:firstLineChars="0"/>
-              <w:rPr>
-                <w:rFonts w:ascii="Helvetica" w:hAnsi="Helvetica" w:eastAsia="Helvetica" w:cs="Helvetica"/>
-                <w:i w:val="false"/>
-                <w:b w:val="false"/>
-                <w:u w:val="none"/>
-                <w:sz w:val="22"/>
-                <w:szCs w:val="22"/>
-                <w:color w:val="000000"/>
-              </w:rPr>
-            </w:pPr>
-            <w:r>
-              <w:rPr>
-                <w:rFonts w:ascii="Helvetica" w:hAnsi="Helvetica" w:eastAsia="Helvetica" w:cs="Helvetica"/>
-                <w:i w:val="false"/>
-                <w:b w:val="false"/>
-                <w:u w:val="none"/>
-                <w:sz w:val="22"/>
-                <w:szCs w:val="22"/>
-                <w:color w:val="000000"/>
-              </w:rPr>
-              <w:t xml:space="preserve">0.96, 1.03</w:t>
-            </w:r>
-          </w:p>
-        </w:tc>
-        <w:tc>
-          <w:tcPr>
-            <w:tcBorders>
-              <w:bottom w:val="none" w:sz="0" w:space="0" w:color="000000"/>
-              <w:top w:val="none" w:sz="0" w:space="0" w:color="000000"/>
-              <w:left w:val="none" w:sz="0" w:space="0" w:color="000000"/>
-              <w:right w:val="none" w:sz="0" w:space="0" w:color="000000"/>
-            </w:tcBorders>
-            <w:shd w:val="clear" w:color="auto" w:fill="FFFFFF"/>
-            <w:tcMar>
-              <w:top w:w="0" w:type="dxa"/>
-              <w:bottom w:w="0" w:type="dxa"/>
-              <w:left w:w="0" w:type="dxa"/>
-              <w:right w:w="0" w:type="dxa"/>
-            </w:tcMar>
-            <w:vAlign w:val="top"/>
-          </w:tcPr>
-          <w:p>
-            <w:pPr>
-              <w:pStyle w:val="Normal"/>
-              <w:jc w:val="center"/>
-              <w:pBdr>
-                <w:bottom w:val="none" w:sz="0" w:space="0" w:color="000000"/>
-                <w:top w:val="none" w:sz="0" w:space="0" w:color="000000"/>
-                <w:left w:val="none" w:sz="0" w:space="0" w:color="000000"/>
-                <w:right w:val="none" w:sz="0" w:space="0" w:color="000000"/>
-              </w:pBdr>
-              <w:spacing w:after="100" w:before="100" w:line="240"/>
-              <w:ind w:left="100" w:right="100" w:firstLine="0" w:firstLineChars="0"/>
-              <w:rPr>
-                <w:rFonts w:ascii="Helvetica" w:hAnsi="Helvetica" w:eastAsia="Helvetica" w:cs="Helvetica"/>
-                <w:i w:val="false"/>
-                <w:b w:val="false"/>
-                <w:u w:val="none"/>
-                <w:sz w:val="22"/>
-                <w:szCs w:val="22"/>
-                <w:color w:val="000000"/>
-              </w:rPr>
-            </w:pPr>
-            <w:r>
-              <w:rPr>
-                <w:rFonts w:ascii="Helvetica" w:hAnsi="Helvetica" w:eastAsia="Helvetica" w:cs="Helvetica"/>
-                <w:i w:val="false"/>
-                <w:b w:val="false"/>
-                <w:u w:val="none"/>
-                <w:sz w:val="22"/>
-                <w:szCs w:val="22"/>
-                <w:color w:val="000000"/>
-              </w:rPr>
-              <w:t xml:space="preserve">0.740</w:t>
+              <w:t xml:space="preserve">1.00</w:t>
+            </w:r>
+          </w:p>
+        </w:tc>
+        <w:tc>
+          <w:tcPr>
+            <w:tcBorders>
+              <w:bottom w:val="none" w:sz="0" w:space="0" w:color="000000"/>
+              <w:top w:val="none" w:sz="0" w:space="0" w:color="000000"/>
+              <w:left w:val="none" w:sz="0" w:space="0" w:color="000000"/>
+              <w:right w:val="none" w:sz="0" w:space="0" w:color="000000"/>
+            </w:tcBorders>
+            <w:shd w:val="clear" w:color="auto" w:fill="FFFFFF"/>
+            <w:tcMar>
+              <w:top w:w="0" w:type="dxa"/>
+              <w:bottom w:w="0" w:type="dxa"/>
+              <w:left w:w="0" w:type="dxa"/>
+              <w:right w:w="0" w:type="dxa"/>
+            </w:tcMar>
+            <w:vAlign w:val="top"/>
+          </w:tcPr>
+          <w:p>
+            <w:pPr>
+              <w:pStyle w:val="Normal"/>
+              <w:jc w:val="center"/>
+              <w:pBdr>
+                <w:bottom w:val="none" w:sz="0" w:space="0" w:color="000000"/>
+                <w:top w:val="none" w:sz="0" w:space="0" w:color="000000"/>
+                <w:left w:val="none" w:sz="0" w:space="0" w:color="000000"/>
+                <w:right w:val="none" w:sz="0" w:space="0" w:color="000000"/>
+              </w:pBdr>
+              <w:spacing w:after="100" w:before="100" w:line="240"/>
+              <w:ind w:left="100" w:right="100" w:firstLine="0" w:firstLineChars="0"/>
+              <w:rPr>
+                <w:rFonts w:ascii="Helvetica" w:hAnsi="Helvetica" w:eastAsia="Helvetica" w:cs="Helvetica"/>
+                <w:i w:val="false"/>
+                <w:b w:val="false"/>
+                <w:u w:val="none"/>
+                <w:sz w:val="22"/>
+                <w:szCs w:val="22"/>
+                <w:color w:val="000000"/>
+              </w:rPr>
+            </w:pPr>
+            <w:r>
+              <w:rPr>
+                <w:rFonts w:ascii="Helvetica" w:hAnsi="Helvetica" w:eastAsia="Helvetica" w:cs="Helvetica"/>
+                <w:i w:val="false"/>
+                <w:b w:val="false"/>
+                <w:u w:val="none"/>
+                <w:sz w:val="22"/>
+                <w:szCs w:val="22"/>
+                <w:color w:val="000000"/>
+              </w:rPr>
+              <w:t xml:space="preserve">0.97, 1.04</w:t>
+            </w:r>
+          </w:p>
+        </w:tc>
+        <w:tc>
+          <w:tcPr>
+            <w:tcBorders>
+              <w:bottom w:val="none" w:sz="0" w:space="0" w:color="000000"/>
+              <w:top w:val="none" w:sz="0" w:space="0" w:color="000000"/>
+              <w:left w:val="none" w:sz="0" w:space="0" w:color="000000"/>
+              <w:right w:val="none" w:sz="0" w:space="0" w:color="000000"/>
+            </w:tcBorders>
+            <w:shd w:val="clear" w:color="auto" w:fill="FFFFFF"/>
+            <w:tcMar>
+              <w:top w:w="0" w:type="dxa"/>
+              <w:bottom w:w="0" w:type="dxa"/>
+              <w:left w:w="0" w:type="dxa"/>
+              <w:right w:w="0" w:type="dxa"/>
+            </w:tcMar>
+            <w:vAlign w:val="top"/>
+          </w:tcPr>
+          <w:p>
+            <w:pPr>
+              <w:pStyle w:val="Normal"/>
+              <w:jc w:val="center"/>
+              <w:pBdr>
+                <w:bottom w:val="none" w:sz="0" w:space="0" w:color="000000"/>
+                <w:top w:val="none" w:sz="0" w:space="0" w:color="000000"/>
+                <w:left w:val="none" w:sz="0" w:space="0" w:color="000000"/>
+                <w:right w:val="none" w:sz="0" w:space="0" w:color="000000"/>
+              </w:pBdr>
+              <w:spacing w:after="100" w:before="100" w:line="240"/>
+              <w:ind w:left="100" w:right="100" w:firstLine="0" w:firstLineChars="0"/>
+              <w:rPr>
+                <w:rFonts w:ascii="Helvetica" w:hAnsi="Helvetica" w:eastAsia="Helvetica" w:cs="Helvetica"/>
+                <w:i w:val="false"/>
+                <w:b w:val="false"/>
+                <w:u w:val="none"/>
+                <w:sz w:val="22"/>
+                <w:szCs w:val="22"/>
+                <w:color w:val="000000"/>
+              </w:rPr>
+            </w:pPr>
+            <w:r>
+              <w:rPr>
+                <w:rFonts w:ascii="Helvetica" w:hAnsi="Helvetica" w:eastAsia="Helvetica" w:cs="Helvetica"/>
+                <w:i w:val="false"/>
+                <w:b w:val="false"/>
+                <w:u w:val="none"/>
+                <w:sz w:val="22"/>
+                <w:szCs w:val="22"/>
+                <w:color w:val="000000"/>
+              </w:rPr>
+              <w:t xml:space="preserve">0.940</w:t>
             </w:r>
           </w:p>
         </w:tc>
@@ -14144,113 +14144,113 @@
                 <w:szCs w:val="22"/>
                 <w:color w:val="000000"/>
               </w:rPr>
-              <w:t xml:space="preserve">1.00</w:t>
-            </w:r>
-          </w:p>
-        </w:tc>
-        <w:tc>
-          <w:tcPr>
-            <w:tcBorders>
-              <w:bottom w:val="none" w:sz="0" w:space="0" w:color="000000"/>
-              <w:top w:val="none" w:sz="0" w:space="0" w:color="000000"/>
-              <w:left w:val="none" w:sz="0" w:space="0" w:color="000000"/>
-              <w:right w:val="none" w:sz="0" w:space="0" w:color="000000"/>
-            </w:tcBorders>
-            <w:shd w:val="clear" w:color="auto" w:fill="FFFFFF"/>
-            <w:tcMar>
-              <w:top w:w="0" w:type="dxa"/>
-              <w:bottom w:w="0" w:type="dxa"/>
-              <w:left w:w="0" w:type="dxa"/>
-              <w:right w:w="0" w:type="dxa"/>
-            </w:tcMar>
-            <w:vAlign w:val="top"/>
-          </w:tcPr>
-          <w:p>
-            <w:pPr>
-              <w:pStyle w:val="Normal"/>
-              <w:jc w:val="center"/>
-              <w:pBdr>
-                <w:bottom w:val="none" w:sz="0" w:space="0" w:color="000000"/>
-                <w:top w:val="none" w:sz="0" w:space="0" w:color="000000"/>
-                <w:left w:val="none" w:sz="0" w:space="0" w:color="000000"/>
-                <w:right w:val="none" w:sz="0" w:space="0" w:color="000000"/>
-              </w:pBdr>
-              <w:spacing w:after="100" w:before="100" w:line="240"/>
-              <w:ind w:left="100" w:right="100" w:firstLine="0" w:firstLineChars="0"/>
-              <w:rPr>
-                <w:rFonts w:ascii="Helvetica" w:hAnsi="Helvetica" w:eastAsia="Helvetica" w:cs="Helvetica"/>
-                <w:i w:val="false"/>
-                <w:b w:val="false"/>
-                <w:u w:val="none"/>
-                <w:sz w:val="22"/>
-                <w:szCs w:val="22"/>
-                <w:color w:val="000000"/>
-              </w:rPr>
-            </w:pPr>
-            <w:r>
-              <w:rPr>
-                <w:rFonts w:ascii="Helvetica" w:hAnsi="Helvetica" w:eastAsia="Helvetica" w:cs="Helvetica"/>
-                <w:i w:val="false"/>
-                <w:b w:val="false"/>
-                <w:u w:val="none"/>
-                <w:sz w:val="22"/>
-                <w:szCs w:val="22"/>
-                <w:color w:val="000000"/>
-              </w:rPr>
-              <w:t xml:space="preserve">0.93, 1.07</w:t>
-            </w:r>
-          </w:p>
-        </w:tc>
-        <w:tc>
-          <w:tcPr>
-            <w:tcBorders>
-              <w:bottom w:val="none" w:sz="0" w:space="0" w:color="000000"/>
-              <w:top w:val="none" w:sz="0" w:space="0" w:color="000000"/>
-              <w:left w:val="none" w:sz="0" w:space="0" w:color="000000"/>
-              <w:right w:val="none" w:sz="0" w:space="0" w:color="000000"/>
-            </w:tcBorders>
-            <w:shd w:val="clear" w:color="auto" w:fill="FFFFFF"/>
-            <w:tcMar>
-              <w:top w:w="0" w:type="dxa"/>
-              <w:bottom w:w="0" w:type="dxa"/>
-              <w:left w:w="0" w:type="dxa"/>
-              <w:right w:w="0" w:type="dxa"/>
-            </w:tcMar>
-            <w:vAlign w:val="top"/>
-          </w:tcPr>
-          <w:p>
-            <w:pPr>
-              <w:pStyle w:val="Normal"/>
-              <w:jc w:val="center"/>
-              <w:pBdr>
-                <w:bottom w:val="none" w:sz="0" w:space="0" w:color="000000"/>
-                <w:top w:val="none" w:sz="0" w:space="0" w:color="000000"/>
-                <w:left w:val="none" w:sz="0" w:space="0" w:color="000000"/>
-                <w:right w:val="none" w:sz="0" w:space="0" w:color="000000"/>
-              </w:pBdr>
-              <w:spacing w:after="100" w:before="100" w:line="240"/>
-              <w:ind w:left="100" w:right="100" w:firstLine="0" w:firstLineChars="0"/>
-              <w:rPr>
-                <w:rFonts w:ascii="Helvetica" w:hAnsi="Helvetica" w:eastAsia="Helvetica" w:cs="Helvetica"/>
-                <w:i w:val="false"/>
-                <w:b w:val="false"/>
-                <w:u w:val="none"/>
-                <w:sz w:val="22"/>
-                <w:szCs w:val="22"/>
-                <w:color w:val="000000"/>
-              </w:rPr>
-            </w:pPr>
-            <w:r>
-              <w:rPr>
-                <w:rFonts w:ascii="Helvetica" w:hAnsi="Helvetica" w:eastAsia="Helvetica" w:cs="Helvetica"/>
-                <w:i w:val="false"/>
-                <w:b w:val="false"/>
-                <w:u w:val="none"/>
-                <w:sz w:val="22"/>
-                <w:szCs w:val="22"/>
-                <w:color w:val="000000"/>
-              </w:rPr>
-              <w:t xml:space="preserve">&gt;0.999</w:t>
+              <w:t xml:space="preserve">1.02</w:t>
+            </w:r>
+          </w:p>
+        </w:tc>
+        <w:tc>
+          <w:tcPr>
+            <w:tcBorders>
+              <w:bottom w:val="none" w:sz="0" w:space="0" w:color="000000"/>
+              <w:top w:val="none" w:sz="0" w:space="0" w:color="000000"/>
+              <w:left w:val="none" w:sz="0" w:space="0" w:color="000000"/>
+              <w:right w:val="none" w:sz="0" w:space="0" w:color="000000"/>
+            </w:tcBorders>
+            <w:shd w:val="clear" w:color="auto" w:fill="FFFFFF"/>
+            <w:tcMar>
+              <w:top w:w="0" w:type="dxa"/>
+              <w:bottom w:w="0" w:type="dxa"/>
+              <w:left w:w="0" w:type="dxa"/>
+              <w:right w:w="0" w:type="dxa"/>
+            </w:tcMar>
+            <w:vAlign w:val="top"/>
+          </w:tcPr>
+          <w:p>
+            <w:pPr>
+              <w:pStyle w:val="Normal"/>
+              <w:jc w:val="center"/>
+              <w:pBdr>
+                <w:bottom w:val="none" w:sz="0" w:space="0" w:color="000000"/>
+                <w:top w:val="none" w:sz="0" w:space="0" w:color="000000"/>
+                <w:left w:val="none" w:sz="0" w:space="0" w:color="000000"/>
+                <w:right w:val="none" w:sz="0" w:space="0" w:color="000000"/>
+              </w:pBdr>
+              <w:spacing w:after="100" w:before="100" w:line="240"/>
+              <w:ind w:left="100" w:right="100" w:firstLine="0" w:firstLineChars="0"/>
+              <w:rPr>
+                <w:rFonts w:ascii="Helvetica" w:hAnsi="Helvetica" w:eastAsia="Helvetica" w:cs="Helvetica"/>
+                <w:i w:val="false"/>
+                <w:b w:val="false"/>
+                <w:u w:val="none"/>
+                <w:sz w:val="22"/>
+                <w:szCs w:val="22"/>
+                <w:color w:val="000000"/>
+              </w:rPr>
+            </w:pPr>
+            <w:r>
+              <w:rPr>
+                <w:rFonts w:ascii="Helvetica" w:hAnsi="Helvetica" w:eastAsia="Helvetica" w:cs="Helvetica"/>
+                <w:i w:val="false"/>
+                <w:b w:val="false"/>
+                <w:u w:val="none"/>
+                <w:sz w:val="22"/>
+                <w:szCs w:val="22"/>
+                <w:color w:val="000000"/>
+              </w:rPr>
+              <w:t xml:space="preserve">0.95, 1.10</w:t>
+            </w:r>
+          </w:p>
+        </w:tc>
+        <w:tc>
+          <w:tcPr>
+            <w:tcBorders>
+              <w:bottom w:val="none" w:sz="0" w:space="0" w:color="000000"/>
+              <w:top w:val="none" w:sz="0" w:space="0" w:color="000000"/>
+              <w:left w:val="none" w:sz="0" w:space="0" w:color="000000"/>
+              <w:right w:val="none" w:sz="0" w:space="0" w:color="000000"/>
+            </w:tcBorders>
+            <w:shd w:val="clear" w:color="auto" w:fill="FFFFFF"/>
+            <w:tcMar>
+              <w:top w:w="0" w:type="dxa"/>
+              <w:bottom w:w="0" w:type="dxa"/>
+              <w:left w:w="0" w:type="dxa"/>
+              <w:right w:w="0" w:type="dxa"/>
+            </w:tcMar>
+            <w:vAlign w:val="top"/>
+          </w:tcPr>
+          <w:p>
+            <w:pPr>
+              <w:pStyle w:val="Normal"/>
+              <w:jc w:val="center"/>
+              <w:pBdr>
+                <w:bottom w:val="none" w:sz="0" w:space="0" w:color="000000"/>
+                <w:top w:val="none" w:sz="0" w:space="0" w:color="000000"/>
+                <w:left w:val="none" w:sz="0" w:space="0" w:color="000000"/>
+                <w:right w:val="none" w:sz="0" w:space="0" w:color="000000"/>
+              </w:pBdr>
+              <w:spacing w:after="100" w:before="100" w:line="240"/>
+              <w:ind w:left="100" w:right="100" w:firstLine="0" w:firstLineChars="0"/>
+              <w:rPr>
+                <w:rFonts w:ascii="Helvetica" w:hAnsi="Helvetica" w:eastAsia="Helvetica" w:cs="Helvetica"/>
+                <w:i w:val="false"/>
+                <w:b w:val="false"/>
+                <w:u w:val="none"/>
+                <w:sz w:val="22"/>
+                <w:szCs w:val="22"/>
+                <w:color w:val="000000"/>
+              </w:rPr>
+            </w:pPr>
+            <w:r>
+              <w:rPr>
+                <w:rFonts w:ascii="Helvetica" w:hAnsi="Helvetica" w:eastAsia="Helvetica" w:cs="Helvetica"/>
+                <w:i w:val="false"/>
+                <w:b w:val="false"/>
+                <w:u w:val="none"/>
+                <w:sz w:val="22"/>
+                <w:szCs w:val="22"/>
+                <w:color w:val="000000"/>
+              </w:rPr>
+              <w:t xml:space="preserve">0.640</w:t>
             </w:r>
           </w:p>
         </w:tc>
@@ -14415,113 +14415,113 @@
                 <w:szCs w:val="22"/>
                 <w:color w:val="000000"/>
               </w:rPr>
-              <w:t xml:space="preserve">1.39</w:t>
-            </w:r>
-          </w:p>
-        </w:tc>
-        <w:tc>
-          <w:tcPr>
-            <w:tcBorders>
-              <w:bottom w:val="none" w:sz="0" w:space="0" w:color="000000"/>
-              <w:top w:val="none" w:sz="0" w:space="0" w:color="000000"/>
-              <w:left w:val="none" w:sz="0" w:space="0" w:color="000000"/>
-              <w:right w:val="none" w:sz="0" w:space="0" w:color="000000"/>
-            </w:tcBorders>
-            <w:shd w:val="clear" w:color="auto" w:fill="FFFFFF"/>
-            <w:tcMar>
-              <w:top w:w="0" w:type="dxa"/>
-              <w:bottom w:w="0" w:type="dxa"/>
-              <w:left w:w="0" w:type="dxa"/>
-              <w:right w:w="0" w:type="dxa"/>
-            </w:tcMar>
-            <w:vAlign w:val="top"/>
-          </w:tcPr>
-          <w:p>
-            <w:pPr>
-              <w:pStyle w:val="Normal"/>
-              <w:jc w:val="center"/>
-              <w:pBdr>
-                <w:bottom w:val="none" w:sz="0" w:space="0" w:color="000000"/>
-                <w:top w:val="none" w:sz="0" w:space="0" w:color="000000"/>
-                <w:left w:val="none" w:sz="0" w:space="0" w:color="000000"/>
-                <w:right w:val="none" w:sz="0" w:space="0" w:color="000000"/>
-              </w:pBdr>
-              <w:spacing w:after="100" w:before="100" w:line="240"/>
-              <w:ind w:left="100" w:right="100" w:firstLine="0" w:firstLineChars="0"/>
-              <w:rPr>
-                <w:rFonts w:ascii="Helvetica" w:hAnsi="Helvetica" w:eastAsia="Helvetica" w:cs="Helvetica"/>
-                <w:i w:val="false"/>
-                <w:b w:val="false"/>
-                <w:u w:val="none"/>
-                <w:sz w:val="22"/>
-                <w:szCs w:val="22"/>
-                <w:color w:val="000000"/>
-              </w:rPr>
-            </w:pPr>
-            <w:r>
-              <w:rPr>
-                <w:rFonts w:ascii="Helvetica" w:hAnsi="Helvetica" w:eastAsia="Helvetica" w:cs="Helvetica"/>
-                <w:i w:val="false"/>
-                <w:b w:val="false"/>
-                <w:u w:val="none"/>
-                <w:sz w:val="22"/>
-                <w:szCs w:val="22"/>
-                <w:color w:val="000000"/>
-              </w:rPr>
-              <w:t xml:space="preserve">0.80, 2.42</w:t>
-            </w:r>
-          </w:p>
-        </w:tc>
-        <w:tc>
-          <w:tcPr>
-            <w:tcBorders>
-              <w:bottom w:val="none" w:sz="0" w:space="0" w:color="000000"/>
-              <w:top w:val="none" w:sz="0" w:space="0" w:color="000000"/>
-              <w:left w:val="none" w:sz="0" w:space="0" w:color="000000"/>
-              <w:right w:val="none" w:sz="0" w:space="0" w:color="000000"/>
-            </w:tcBorders>
-            <w:shd w:val="clear" w:color="auto" w:fill="FFFFFF"/>
-            <w:tcMar>
-              <w:top w:w="0" w:type="dxa"/>
-              <w:bottom w:w="0" w:type="dxa"/>
-              <w:left w:w="0" w:type="dxa"/>
-              <w:right w:w="0" w:type="dxa"/>
-            </w:tcMar>
-            <w:vAlign w:val="top"/>
-          </w:tcPr>
-          <w:p>
-            <w:pPr>
-              <w:pStyle w:val="Normal"/>
-              <w:jc w:val="center"/>
-              <w:pBdr>
-                <w:bottom w:val="none" w:sz="0" w:space="0" w:color="000000"/>
-                <w:top w:val="none" w:sz="0" w:space="0" w:color="000000"/>
-                <w:left w:val="none" w:sz="0" w:space="0" w:color="000000"/>
-                <w:right w:val="none" w:sz="0" w:space="0" w:color="000000"/>
-              </w:pBdr>
-              <w:spacing w:after="100" w:before="100" w:line="240"/>
-              <w:ind w:left="100" w:right="100" w:firstLine="0" w:firstLineChars="0"/>
-              <w:rPr>
-                <w:rFonts w:ascii="Helvetica" w:hAnsi="Helvetica" w:eastAsia="Helvetica" w:cs="Helvetica"/>
-                <w:i w:val="false"/>
-                <w:b w:val="false"/>
-                <w:u w:val="none"/>
-                <w:sz w:val="22"/>
-                <w:szCs w:val="22"/>
-                <w:color w:val="000000"/>
-              </w:rPr>
-            </w:pPr>
-            <w:r>
-              <w:rPr>
-                <w:rFonts w:ascii="Helvetica" w:hAnsi="Helvetica" w:eastAsia="Helvetica" w:cs="Helvetica"/>
-                <w:i w:val="false"/>
-                <w:b w:val="false"/>
-                <w:u w:val="none"/>
-                <w:sz w:val="22"/>
-                <w:szCs w:val="22"/>
-                <w:color w:val="000000"/>
-              </w:rPr>
-              <w:t xml:space="preserve">0.240</w:t>
+              <w:t xml:space="preserve">1.34</w:t>
+            </w:r>
+          </w:p>
+        </w:tc>
+        <w:tc>
+          <w:tcPr>
+            <w:tcBorders>
+              <w:bottom w:val="none" w:sz="0" w:space="0" w:color="000000"/>
+              <w:top w:val="none" w:sz="0" w:space="0" w:color="000000"/>
+              <w:left w:val="none" w:sz="0" w:space="0" w:color="000000"/>
+              <w:right w:val="none" w:sz="0" w:space="0" w:color="000000"/>
+            </w:tcBorders>
+            <w:shd w:val="clear" w:color="auto" w:fill="FFFFFF"/>
+            <w:tcMar>
+              <w:top w:w="0" w:type="dxa"/>
+              <w:bottom w:w="0" w:type="dxa"/>
+              <w:left w:w="0" w:type="dxa"/>
+              <w:right w:w="0" w:type="dxa"/>
+            </w:tcMar>
+            <w:vAlign w:val="top"/>
+          </w:tcPr>
+          <w:p>
+            <w:pPr>
+              <w:pStyle w:val="Normal"/>
+              <w:jc w:val="center"/>
+              <w:pBdr>
+                <w:bottom w:val="none" w:sz="0" w:space="0" w:color="000000"/>
+                <w:top w:val="none" w:sz="0" w:space="0" w:color="000000"/>
+                <w:left w:val="none" w:sz="0" w:space="0" w:color="000000"/>
+                <w:right w:val="none" w:sz="0" w:space="0" w:color="000000"/>
+              </w:pBdr>
+              <w:spacing w:after="100" w:before="100" w:line="240"/>
+              <w:ind w:left="100" w:right="100" w:firstLine="0" w:firstLineChars="0"/>
+              <w:rPr>
+                <w:rFonts w:ascii="Helvetica" w:hAnsi="Helvetica" w:eastAsia="Helvetica" w:cs="Helvetica"/>
+                <w:i w:val="false"/>
+                <w:b w:val="false"/>
+                <w:u w:val="none"/>
+                <w:sz w:val="22"/>
+                <w:szCs w:val="22"/>
+                <w:color w:val="000000"/>
+              </w:rPr>
+            </w:pPr>
+            <w:r>
+              <w:rPr>
+                <w:rFonts w:ascii="Helvetica" w:hAnsi="Helvetica" w:eastAsia="Helvetica" w:cs="Helvetica"/>
+                <w:i w:val="false"/>
+                <w:b w:val="false"/>
+                <w:u w:val="none"/>
+                <w:sz w:val="22"/>
+                <w:szCs w:val="22"/>
+                <w:color w:val="000000"/>
+              </w:rPr>
+              <w:t xml:space="preserve">0.78, 2.33</w:t>
+            </w:r>
+          </w:p>
+        </w:tc>
+        <w:tc>
+          <w:tcPr>
+            <w:tcBorders>
+              <w:bottom w:val="none" w:sz="0" w:space="0" w:color="000000"/>
+              <w:top w:val="none" w:sz="0" w:space="0" w:color="000000"/>
+              <w:left w:val="none" w:sz="0" w:space="0" w:color="000000"/>
+              <w:right w:val="none" w:sz="0" w:space="0" w:color="000000"/>
+            </w:tcBorders>
+            <w:shd w:val="clear" w:color="auto" w:fill="FFFFFF"/>
+            <w:tcMar>
+              <w:top w:w="0" w:type="dxa"/>
+              <w:bottom w:w="0" w:type="dxa"/>
+              <w:left w:w="0" w:type="dxa"/>
+              <w:right w:w="0" w:type="dxa"/>
+            </w:tcMar>
+            <w:vAlign w:val="top"/>
+          </w:tcPr>
+          <w:p>
+            <w:pPr>
+              <w:pStyle w:val="Normal"/>
+              <w:jc w:val="center"/>
+              <w:pBdr>
+                <w:bottom w:val="none" w:sz="0" w:space="0" w:color="000000"/>
+                <w:top w:val="none" w:sz="0" w:space="0" w:color="000000"/>
+                <w:left w:val="none" w:sz="0" w:space="0" w:color="000000"/>
+                <w:right w:val="none" w:sz="0" w:space="0" w:color="000000"/>
+              </w:pBdr>
+              <w:spacing w:after="100" w:before="100" w:line="240"/>
+              <w:ind w:left="100" w:right="100" w:firstLine="0" w:firstLineChars="0"/>
+              <w:rPr>
+                <w:rFonts w:ascii="Helvetica" w:hAnsi="Helvetica" w:eastAsia="Helvetica" w:cs="Helvetica"/>
+                <w:i w:val="false"/>
+                <w:b w:val="false"/>
+                <w:u w:val="none"/>
+                <w:sz w:val="22"/>
+                <w:szCs w:val="22"/>
+                <w:color w:val="000000"/>
+              </w:rPr>
+            </w:pPr>
+            <w:r>
+              <w:rPr>
+                <w:rFonts w:ascii="Helvetica" w:hAnsi="Helvetica" w:eastAsia="Helvetica" w:cs="Helvetica"/>
+                <w:i w:val="false"/>
+                <w:b w:val="false"/>
+                <w:u w:val="none"/>
+                <w:sz w:val="22"/>
+                <w:szCs w:val="22"/>
+                <w:color w:val="000000"/>
+              </w:rPr>
+              <w:t xml:space="preserve">0.290</w:t>
             </w:r>
           </w:p>
         </w:tc>
@@ -14627,113 +14627,113 @@
                 <w:szCs w:val="22"/>
                 <w:color w:val="000000"/>
               </w:rPr>
-              <w:t xml:space="preserve">0.76</w:t>
-            </w:r>
-          </w:p>
-        </w:tc>
-        <w:tc>
-          <w:tcPr>
-            <w:tcBorders>
-              <w:bottom w:val="none" w:sz="0" w:space="0" w:color="000000"/>
-              <w:top w:val="none" w:sz="0" w:space="0" w:color="000000"/>
-              <w:left w:val="none" w:sz="0" w:space="0" w:color="000000"/>
-              <w:right w:val="none" w:sz="0" w:space="0" w:color="000000"/>
-            </w:tcBorders>
-            <w:shd w:val="clear" w:color="auto" w:fill="FFFFFF"/>
-            <w:tcMar>
-              <w:top w:w="0" w:type="dxa"/>
-              <w:bottom w:w="0" w:type="dxa"/>
-              <w:left w:w="0" w:type="dxa"/>
-              <w:right w:w="0" w:type="dxa"/>
-            </w:tcMar>
-            <w:vAlign w:val="top"/>
-          </w:tcPr>
-          <w:p>
-            <w:pPr>
-              <w:pStyle w:val="Normal"/>
-              <w:jc w:val="center"/>
-              <w:pBdr>
-                <w:bottom w:val="none" w:sz="0" w:space="0" w:color="000000"/>
-                <w:top w:val="none" w:sz="0" w:space="0" w:color="000000"/>
-                <w:left w:val="none" w:sz="0" w:space="0" w:color="000000"/>
-                <w:right w:val="none" w:sz="0" w:space="0" w:color="000000"/>
-              </w:pBdr>
-              <w:spacing w:after="100" w:before="100" w:line="240"/>
-              <w:ind w:left="100" w:right="100" w:firstLine="0" w:firstLineChars="0"/>
-              <w:rPr>
-                <w:rFonts w:ascii="Helvetica" w:hAnsi="Helvetica" w:eastAsia="Helvetica" w:cs="Helvetica"/>
-                <w:i w:val="false"/>
-                <w:b w:val="false"/>
-                <w:u w:val="none"/>
-                <w:sz w:val="22"/>
-                <w:szCs w:val="22"/>
-                <w:color w:val="000000"/>
-              </w:rPr>
-            </w:pPr>
-            <w:r>
-              <w:rPr>
-                <w:rFonts w:ascii="Helvetica" w:hAnsi="Helvetica" w:eastAsia="Helvetica" w:cs="Helvetica"/>
-                <w:i w:val="false"/>
-                <w:b w:val="false"/>
-                <w:u w:val="none"/>
-                <w:sz w:val="22"/>
-                <w:szCs w:val="22"/>
-                <w:color w:val="000000"/>
-              </w:rPr>
-              <w:t xml:space="preserve">0.39, 1.52</w:t>
-            </w:r>
-          </w:p>
-        </w:tc>
-        <w:tc>
-          <w:tcPr>
-            <w:tcBorders>
-              <w:bottom w:val="none" w:sz="0" w:space="0" w:color="000000"/>
-              <w:top w:val="none" w:sz="0" w:space="0" w:color="000000"/>
-              <w:left w:val="none" w:sz="0" w:space="0" w:color="000000"/>
-              <w:right w:val="none" w:sz="0" w:space="0" w:color="000000"/>
-            </w:tcBorders>
-            <w:shd w:val="clear" w:color="auto" w:fill="FFFFFF"/>
-            <w:tcMar>
-              <w:top w:w="0" w:type="dxa"/>
-              <w:bottom w:w="0" w:type="dxa"/>
-              <w:left w:w="0" w:type="dxa"/>
-              <w:right w:w="0" w:type="dxa"/>
-            </w:tcMar>
-            <w:vAlign w:val="top"/>
-          </w:tcPr>
-          <w:p>
-            <w:pPr>
-              <w:pStyle w:val="Normal"/>
-              <w:jc w:val="center"/>
-              <w:pBdr>
-                <w:bottom w:val="none" w:sz="0" w:space="0" w:color="000000"/>
-                <w:top w:val="none" w:sz="0" w:space="0" w:color="000000"/>
-                <w:left w:val="none" w:sz="0" w:space="0" w:color="000000"/>
-                <w:right w:val="none" w:sz="0" w:space="0" w:color="000000"/>
-              </w:pBdr>
-              <w:spacing w:after="100" w:before="100" w:line="240"/>
-              <w:ind w:left="100" w:right="100" w:firstLine="0" w:firstLineChars="0"/>
-              <w:rPr>
-                <w:rFonts w:ascii="Helvetica" w:hAnsi="Helvetica" w:eastAsia="Helvetica" w:cs="Helvetica"/>
-                <w:i w:val="false"/>
-                <w:b w:val="false"/>
-                <w:u w:val="none"/>
-                <w:sz w:val="22"/>
-                <w:szCs w:val="22"/>
-                <w:color w:val="000000"/>
-              </w:rPr>
-            </w:pPr>
-            <w:r>
-              <w:rPr>
-                <w:rFonts w:ascii="Helvetica" w:hAnsi="Helvetica" w:eastAsia="Helvetica" w:cs="Helvetica"/>
-                <w:i w:val="false"/>
-                <w:b w:val="false"/>
-                <w:u w:val="none"/>
-                <w:sz w:val="22"/>
-                <w:szCs w:val="22"/>
-                <w:color w:val="000000"/>
-              </w:rPr>
-              <w:t xml:space="preserve">0.440</w:t>
+              <w:t xml:space="preserve">0.74</w:t>
+            </w:r>
+          </w:p>
+        </w:tc>
+        <w:tc>
+          <w:tcPr>
+            <w:tcBorders>
+              <w:bottom w:val="none" w:sz="0" w:space="0" w:color="000000"/>
+              <w:top w:val="none" w:sz="0" w:space="0" w:color="000000"/>
+              <w:left w:val="none" w:sz="0" w:space="0" w:color="000000"/>
+              <w:right w:val="none" w:sz="0" w:space="0" w:color="000000"/>
+            </w:tcBorders>
+            <w:shd w:val="clear" w:color="auto" w:fill="FFFFFF"/>
+            <w:tcMar>
+              <w:top w:w="0" w:type="dxa"/>
+              <w:bottom w:w="0" w:type="dxa"/>
+              <w:left w:w="0" w:type="dxa"/>
+              <w:right w:w="0" w:type="dxa"/>
+            </w:tcMar>
+            <w:vAlign w:val="top"/>
+          </w:tcPr>
+          <w:p>
+            <w:pPr>
+              <w:pStyle w:val="Normal"/>
+              <w:jc w:val="center"/>
+              <w:pBdr>
+                <w:bottom w:val="none" w:sz="0" w:space="0" w:color="000000"/>
+                <w:top w:val="none" w:sz="0" w:space="0" w:color="000000"/>
+                <w:left w:val="none" w:sz="0" w:space="0" w:color="000000"/>
+                <w:right w:val="none" w:sz="0" w:space="0" w:color="000000"/>
+              </w:pBdr>
+              <w:spacing w:after="100" w:before="100" w:line="240"/>
+              <w:ind w:left="100" w:right="100" w:firstLine="0" w:firstLineChars="0"/>
+              <w:rPr>
+                <w:rFonts w:ascii="Helvetica" w:hAnsi="Helvetica" w:eastAsia="Helvetica" w:cs="Helvetica"/>
+                <w:i w:val="false"/>
+                <w:b w:val="false"/>
+                <w:u w:val="none"/>
+                <w:sz w:val="22"/>
+                <w:szCs w:val="22"/>
+                <w:color w:val="000000"/>
+              </w:rPr>
+            </w:pPr>
+            <w:r>
+              <w:rPr>
+                <w:rFonts w:ascii="Helvetica" w:hAnsi="Helvetica" w:eastAsia="Helvetica" w:cs="Helvetica"/>
+                <w:i w:val="false"/>
+                <w:b w:val="false"/>
+                <w:u w:val="none"/>
+                <w:sz w:val="22"/>
+                <w:szCs w:val="22"/>
+                <w:color w:val="000000"/>
+              </w:rPr>
+              <w:t xml:space="preserve">0.37, 1.47</w:t>
+            </w:r>
+          </w:p>
+        </w:tc>
+        <w:tc>
+          <w:tcPr>
+            <w:tcBorders>
+              <w:bottom w:val="none" w:sz="0" w:space="0" w:color="000000"/>
+              <w:top w:val="none" w:sz="0" w:space="0" w:color="000000"/>
+              <w:left w:val="none" w:sz="0" w:space="0" w:color="000000"/>
+              <w:right w:val="none" w:sz="0" w:space="0" w:color="000000"/>
+            </w:tcBorders>
+            <w:shd w:val="clear" w:color="auto" w:fill="FFFFFF"/>
+            <w:tcMar>
+              <w:top w:w="0" w:type="dxa"/>
+              <w:bottom w:w="0" w:type="dxa"/>
+              <w:left w:w="0" w:type="dxa"/>
+              <w:right w:w="0" w:type="dxa"/>
+            </w:tcMar>
+            <w:vAlign w:val="top"/>
+          </w:tcPr>
+          <w:p>
+            <w:pPr>
+              <w:pStyle w:val="Normal"/>
+              <w:jc w:val="center"/>
+              <w:pBdr>
+                <w:bottom w:val="none" w:sz="0" w:space="0" w:color="000000"/>
+                <w:top w:val="none" w:sz="0" w:space="0" w:color="000000"/>
+                <w:left w:val="none" w:sz="0" w:space="0" w:color="000000"/>
+                <w:right w:val="none" w:sz="0" w:space="0" w:color="000000"/>
+              </w:pBdr>
+              <w:spacing w:after="100" w:before="100" w:line="240"/>
+              <w:ind w:left="100" w:right="100" w:firstLine="0" w:firstLineChars="0"/>
+              <w:rPr>
+                <w:rFonts w:ascii="Helvetica" w:hAnsi="Helvetica" w:eastAsia="Helvetica" w:cs="Helvetica"/>
+                <w:i w:val="false"/>
+                <w:b w:val="false"/>
+                <w:u w:val="none"/>
+                <w:sz w:val="22"/>
+                <w:szCs w:val="22"/>
+                <w:color w:val="000000"/>
+              </w:rPr>
+            </w:pPr>
+            <w:r>
+              <w:rPr>
+                <w:rFonts w:ascii="Helvetica" w:hAnsi="Helvetica" w:eastAsia="Helvetica" w:cs="Helvetica"/>
+                <w:i w:val="false"/>
+                <w:b w:val="false"/>
+                <w:u w:val="none"/>
+                <w:sz w:val="22"/>
+                <w:szCs w:val="22"/>
+                <w:color w:val="000000"/>
+              </w:rPr>
+              <w:t xml:space="preserve">0.390</w:t>
             </w:r>
           </w:p>
         </w:tc>
@@ -14951,60 +14951,60 @@
                 <w:szCs w:val="22"/>
                 <w:color w:val="000000"/>
               </w:rPr>
-              <w:t xml:space="preserve">0.18, 6.08</w:t>
-            </w:r>
-          </w:p>
-        </w:tc>
-        <w:tc>
-          <w:tcPr>
-            <w:tcBorders>
-              <w:bottom w:val="none" w:sz="0" w:space="0" w:color="000000"/>
-              <w:top w:val="none" w:sz="0" w:space="0" w:color="000000"/>
-              <w:left w:val="none" w:sz="0" w:space="0" w:color="000000"/>
-              <w:right w:val="none" w:sz="0" w:space="0" w:color="000000"/>
-            </w:tcBorders>
-            <w:shd w:val="clear" w:color="auto" w:fill="FFFFFF"/>
-            <w:tcMar>
-              <w:top w:w="0" w:type="dxa"/>
-              <w:bottom w:w="0" w:type="dxa"/>
-              <w:left w:w="0" w:type="dxa"/>
-              <w:right w:w="0" w:type="dxa"/>
-            </w:tcMar>
-            <w:vAlign w:val="top"/>
-          </w:tcPr>
-          <w:p>
-            <w:pPr>
-              <w:pStyle w:val="Normal"/>
-              <w:jc w:val="center"/>
-              <w:pBdr>
-                <w:bottom w:val="none" w:sz="0" w:space="0" w:color="000000"/>
-                <w:top w:val="none" w:sz="0" w:space="0" w:color="000000"/>
-                <w:left w:val="none" w:sz="0" w:space="0" w:color="000000"/>
-                <w:right w:val="none" w:sz="0" w:space="0" w:color="000000"/>
-              </w:pBdr>
-              <w:spacing w:after="100" w:before="100" w:line="240"/>
-              <w:ind w:left="100" w:right="100" w:firstLine="0" w:firstLineChars="0"/>
-              <w:rPr>
-                <w:rFonts w:ascii="Helvetica" w:hAnsi="Helvetica" w:eastAsia="Helvetica" w:cs="Helvetica"/>
-                <w:i w:val="false"/>
-                <w:b w:val="false"/>
-                <w:u w:val="none"/>
-                <w:sz w:val="22"/>
-                <w:szCs w:val="22"/>
-                <w:color w:val="000000"/>
-              </w:rPr>
-            </w:pPr>
-            <w:r>
-              <w:rPr>
-                <w:rFonts w:ascii="Helvetica" w:hAnsi="Helvetica" w:eastAsia="Helvetica" w:cs="Helvetica"/>
-                <w:i w:val="false"/>
-                <w:b w:val="false"/>
-                <w:u w:val="none"/>
-                <w:sz w:val="22"/>
-                <w:szCs w:val="22"/>
-                <w:color w:val="000000"/>
-              </w:rPr>
-              <w:t xml:space="preserve">0.970</w:t>
+              <w:t xml:space="preserve">0.18, 6.16</w:t>
+            </w:r>
+          </w:p>
+        </w:tc>
+        <w:tc>
+          <w:tcPr>
+            <w:tcBorders>
+              <w:bottom w:val="none" w:sz="0" w:space="0" w:color="000000"/>
+              <w:top w:val="none" w:sz="0" w:space="0" w:color="000000"/>
+              <w:left w:val="none" w:sz="0" w:space="0" w:color="000000"/>
+              <w:right w:val="none" w:sz="0" w:space="0" w:color="000000"/>
+            </w:tcBorders>
+            <w:shd w:val="clear" w:color="auto" w:fill="FFFFFF"/>
+            <w:tcMar>
+              <w:top w:w="0" w:type="dxa"/>
+              <w:bottom w:w="0" w:type="dxa"/>
+              <w:left w:w="0" w:type="dxa"/>
+              <w:right w:w="0" w:type="dxa"/>
+            </w:tcMar>
+            <w:vAlign w:val="top"/>
+          </w:tcPr>
+          <w:p>
+            <w:pPr>
+              <w:pStyle w:val="Normal"/>
+              <w:jc w:val="center"/>
+              <w:pBdr>
+                <w:bottom w:val="none" w:sz="0" w:space="0" w:color="000000"/>
+                <w:top w:val="none" w:sz="0" w:space="0" w:color="000000"/>
+                <w:left w:val="none" w:sz="0" w:space="0" w:color="000000"/>
+                <w:right w:val="none" w:sz="0" w:space="0" w:color="000000"/>
+              </w:pBdr>
+              <w:spacing w:after="100" w:before="100" w:line="240"/>
+              <w:ind w:left="100" w:right="100" w:firstLine="0" w:firstLineChars="0"/>
+              <w:rPr>
+                <w:rFonts w:ascii="Helvetica" w:hAnsi="Helvetica" w:eastAsia="Helvetica" w:cs="Helvetica"/>
+                <w:i w:val="false"/>
+                <w:b w:val="false"/>
+                <w:u w:val="none"/>
+                <w:sz w:val="22"/>
+                <w:szCs w:val="22"/>
+                <w:color w:val="000000"/>
+              </w:rPr>
+            </w:pPr>
+            <w:r>
+              <w:rPr>
+                <w:rFonts w:ascii="Helvetica" w:hAnsi="Helvetica" w:eastAsia="Helvetica" w:cs="Helvetica"/>
+                <w:i w:val="false"/>
+                <w:b w:val="false"/>
+                <w:u w:val="none"/>
+                <w:sz w:val="22"/>
+                <w:szCs w:val="22"/>
+                <w:color w:val="000000"/>
+              </w:rPr>
+              <w:t xml:space="preserve">0.960</w:t>
             </w:r>
           </w:p>
         </w:tc>
@@ -15110,113 +15110,113 @@
                 <w:szCs w:val="22"/>
                 <w:color w:val="000000"/>
               </w:rPr>
-              <w:t xml:space="preserve">6.09</w:t>
-            </w:r>
-          </w:p>
-        </w:tc>
-        <w:tc>
-          <w:tcPr>
-            <w:tcBorders>
-              <w:bottom w:val="none" w:sz="0" w:space="0" w:color="000000"/>
-              <w:top w:val="none" w:sz="0" w:space="0" w:color="000000"/>
-              <w:left w:val="none" w:sz="0" w:space="0" w:color="000000"/>
-              <w:right w:val="none" w:sz="0" w:space="0" w:color="000000"/>
-            </w:tcBorders>
-            <w:shd w:val="clear" w:color="auto" w:fill="FFFFFF"/>
-            <w:tcMar>
-              <w:top w:w="0" w:type="dxa"/>
-              <w:bottom w:w="0" w:type="dxa"/>
-              <w:left w:w="0" w:type="dxa"/>
-              <w:right w:w="0" w:type="dxa"/>
-            </w:tcMar>
-            <w:vAlign w:val="top"/>
-          </w:tcPr>
-          <w:p>
-            <w:pPr>
-              <w:pStyle w:val="Normal"/>
-              <w:jc w:val="center"/>
-              <w:pBdr>
-                <w:bottom w:val="none" w:sz="0" w:space="0" w:color="000000"/>
-                <w:top w:val="none" w:sz="0" w:space="0" w:color="000000"/>
-                <w:left w:val="none" w:sz="0" w:space="0" w:color="000000"/>
-                <w:right w:val="none" w:sz="0" w:space="0" w:color="000000"/>
-              </w:pBdr>
-              <w:spacing w:after="100" w:before="100" w:line="240"/>
-              <w:ind w:left="100" w:right="100" w:firstLine="0" w:firstLineChars="0"/>
-              <w:rPr>
-                <w:rFonts w:ascii="Helvetica" w:hAnsi="Helvetica" w:eastAsia="Helvetica" w:cs="Helvetica"/>
-                <w:i w:val="false"/>
-                <w:b w:val="false"/>
-                <w:u w:val="none"/>
-                <w:sz w:val="22"/>
-                <w:szCs w:val="22"/>
-                <w:color w:val="000000"/>
-              </w:rPr>
-            </w:pPr>
-            <w:r>
-              <w:rPr>
-                <w:rFonts w:ascii="Helvetica" w:hAnsi="Helvetica" w:eastAsia="Helvetica" w:cs="Helvetica"/>
-                <w:i w:val="false"/>
-                <w:b w:val="false"/>
-                <w:u w:val="none"/>
-                <w:sz w:val="22"/>
-                <w:szCs w:val="22"/>
-                <w:color w:val="000000"/>
-              </w:rPr>
-              <w:t xml:space="preserve">1.23, 30.2</w:t>
-            </w:r>
-          </w:p>
-        </w:tc>
-        <w:tc>
-          <w:tcPr>
-            <w:tcBorders>
-              <w:bottom w:val="none" w:sz="0" w:space="0" w:color="000000"/>
-              <w:top w:val="none" w:sz="0" w:space="0" w:color="000000"/>
-              <w:left w:val="none" w:sz="0" w:space="0" w:color="000000"/>
-              <w:right w:val="none" w:sz="0" w:space="0" w:color="000000"/>
-            </w:tcBorders>
-            <w:shd w:val="clear" w:color="auto" w:fill="FFFFFF"/>
-            <w:tcMar>
-              <w:top w:w="0" w:type="dxa"/>
-              <w:bottom w:w="0" w:type="dxa"/>
-              <w:left w:w="0" w:type="dxa"/>
-              <w:right w:w="0" w:type="dxa"/>
-            </w:tcMar>
-            <w:vAlign w:val="top"/>
-          </w:tcPr>
-          <w:p>
-            <w:pPr>
-              <w:pStyle w:val="Normal"/>
-              <w:jc w:val="center"/>
-              <w:pBdr>
-                <w:bottom w:val="none" w:sz="0" w:space="0" w:color="000000"/>
-                <w:top w:val="none" w:sz="0" w:space="0" w:color="000000"/>
-                <w:left w:val="none" w:sz="0" w:space="0" w:color="000000"/>
-                <w:right w:val="none" w:sz="0" w:space="0" w:color="000000"/>
-              </w:pBdr>
-              <w:spacing w:after="100" w:before="100" w:line="240"/>
-              <w:ind w:left="100" w:right="100" w:firstLine="0" w:firstLineChars="0"/>
-              <w:rPr>
-                <w:rFonts w:ascii="Helvetica" w:hAnsi="Helvetica" w:eastAsia="Helvetica" w:cs="Helvetica"/>
-                <w:i w:val="false"/>
-                <w:b w:val="false"/>
-                <w:u w:val="none"/>
-                <w:sz w:val="22"/>
-                <w:szCs w:val="22"/>
-                <w:color w:val="000000"/>
-              </w:rPr>
-            </w:pPr>
-            <w:r>
-              <w:rPr>
-                <w:rFonts w:ascii="Helvetica" w:hAnsi="Helvetica" w:eastAsia="Helvetica" w:cs="Helvetica"/>
-                <w:i w:val="false"/>
-                <w:b w:val="false"/>
-                <w:u w:val="none"/>
-                <w:sz w:val="22"/>
-                <w:szCs w:val="22"/>
-                <w:color w:val="000000"/>
-              </w:rPr>
-              <w:t xml:space="preserve">0.027</w:t>
+              <w:t xml:space="preserve">6.13</w:t>
+            </w:r>
+          </w:p>
+        </w:tc>
+        <w:tc>
+          <w:tcPr>
+            <w:tcBorders>
+              <w:bottom w:val="none" w:sz="0" w:space="0" w:color="000000"/>
+              <w:top w:val="none" w:sz="0" w:space="0" w:color="000000"/>
+              <w:left w:val="none" w:sz="0" w:space="0" w:color="000000"/>
+              <w:right w:val="none" w:sz="0" w:space="0" w:color="000000"/>
+            </w:tcBorders>
+            <w:shd w:val="clear" w:color="auto" w:fill="FFFFFF"/>
+            <w:tcMar>
+              <w:top w:w="0" w:type="dxa"/>
+              <w:bottom w:w="0" w:type="dxa"/>
+              <w:left w:w="0" w:type="dxa"/>
+              <w:right w:w="0" w:type="dxa"/>
+            </w:tcMar>
+            <w:vAlign w:val="top"/>
+          </w:tcPr>
+          <w:p>
+            <w:pPr>
+              <w:pStyle w:val="Normal"/>
+              <w:jc w:val="center"/>
+              <w:pBdr>
+                <w:bottom w:val="none" w:sz="0" w:space="0" w:color="000000"/>
+                <w:top w:val="none" w:sz="0" w:space="0" w:color="000000"/>
+                <w:left w:val="none" w:sz="0" w:space="0" w:color="000000"/>
+                <w:right w:val="none" w:sz="0" w:space="0" w:color="000000"/>
+              </w:pBdr>
+              <w:spacing w:after="100" w:before="100" w:line="240"/>
+              <w:ind w:left="100" w:right="100" w:firstLine="0" w:firstLineChars="0"/>
+              <w:rPr>
+                <w:rFonts w:ascii="Helvetica" w:hAnsi="Helvetica" w:eastAsia="Helvetica" w:cs="Helvetica"/>
+                <w:i w:val="false"/>
+                <w:b w:val="false"/>
+                <w:u w:val="none"/>
+                <w:sz w:val="22"/>
+                <w:szCs w:val="22"/>
+                <w:color w:val="000000"/>
+              </w:rPr>
+            </w:pPr>
+            <w:r>
+              <w:rPr>
+                <w:rFonts w:ascii="Helvetica" w:hAnsi="Helvetica" w:eastAsia="Helvetica" w:cs="Helvetica"/>
+                <w:i w:val="false"/>
+                <w:b w:val="false"/>
+                <w:u w:val="none"/>
+                <w:sz w:val="22"/>
+                <w:szCs w:val="22"/>
+                <w:color w:val="000000"/>
+              </w:rPr>
+              <w:t xml:space="preserve">1.29, 29.2</w:t>
+            </w:r>
+          </w:p>
+        </w:tc>
+        <w:tc>
+          <w:tcPr>
+            <w:tcBorders>
+              <w:bottom w:val="none" w:sz="0" w:space="0" w:color="000000"/>
+              <w:top w:val="none" w:sz="0" w:space="0" w:color="000000"/>
+              <w:left w:val="none" w:sz="0" w:space="0" w:color="000000"/>
+              <w:right w:val="none" w:sz="0" w:space="0" w:color="000000"/>
+            </w:tcBorders>
+            <w:shd w:val="clear" w:color="auto" w:fill="FFFFFF"/>
+            <w:tcMar>
+              <w:top w:w="0" w:type="dxa"/>
+              <w:bottom w:w="0" w:type="dxa"/>
+              <w:left w:w="0" w:type="dxa"/>
+              <w:right w:w="0" w:type="dxa"/>
+            </w:tcMar>
+            <w:vAlign w:val="top"/>
+          </w:tcPr>
+          <w:p>
+            <w:pPr>
+              <w:pStyle w:val="Normal"/>
+              <w:jc w:val="center"/>
+              <w:pBdr>
+                <w:bottom w:val="none" w:sz="0" w:space="0" w:color="000000"/>
+                <w:top w:val="none" w:sz="0" w:space="0" w:color="000000"/>
+                <w:left w:val="none" w:sz="0" w:space="0" w:color="000000"/>
+                <w:right w:val="none" w:sz="0" w:space="0" w:color="000000"/>
+              </w:pBdr>
+              <w:spacing w:after="100" w:before="100" w:line="240"/>
+              <w:ind w:left="100" w:right="100" w:firstLine="0" w:firstLineChars="0"/>
+              <w:rPr>
+                <w:rFonts w:ascii="Helvetica" w:hAnsi="Helvetica" w:eastAsia="Helvetica" w:cs="Helvetica"/>
+                <w:i w:val="false"/>
+                <w:b w:val="false"/>
+                <w:u w:val="none"/>
+                <w:sz w:val="22"/>
+                <w:szCs w:val="22"/>
+                <w:color w:val="000000"/>
+              </w:rPr>
+            </w:pPr>
+            <w:r>
+              <w:rPr>
+                <w:rFonts w:ascii="Helvetica" w:hAnsi="Helvetica" w:eastAsia="Helvetica" w:cs="Helvetica"/>
+                <w:i w:val="false"/>
+                <w:b w:val="false"/>
+                <w:u w:val="none"/>
+                <w:sz w:val="22"/>
+                <w:szCs w:val="22"/>
+                <w:color w:val="000000"/>
+              </w:rPr>
+              <w:t xml:space="preserve">0.023</w:t>
             </w:r>
           </w:p>
         </w:tc>
@@ -15381,6 +15381,218 @@
                 <w:szCs w:val="22"/>
                 <w:color w:val="000000"/>
               </w:rPr>
+              <w:t xml:space="preserve">1.02</w:t>
+            </w:r>
+          </w:p>
+        </w:tc>
+        <w:tc>
+          <w:tcPr>
+            <w:tcBorders>
+              <w:bottom w:val="none" w:sz="0" w:space="0" w:color="000000"/>
+              <w:top w:val="none" w:sz="0" w:space="0" w:color="000000"/>
+              <w:left w:val="none" w:sz="0" w:space="0" w:color="000000"/>
+              <w:right w:val="none" w:sz="0" w:space="0" w:color="000000"/>
+            </w:tcBorders>
+            <w:shd w:val="clear" w:color="auto" w:fill="FFFFFF"/>
+            <w:tcMar>
+              <w:top w:w="0" w:type="dxa"/>
+              <w:bottom w:w="0" w:type="dxa"/>
+              <w:left w:w="0" w:type="dxa"/>
+              <w:right w:w="0" w:type="dxa"/>
+            </w:tcMar>
+            <w:vAlign w:val="top"/>
+          </w:tcPr>
+          <w:p>
+            <w:pPr>
+              <w:pStyle w:val="Normal"/>
+              <w:jc w:val="center"/>
+              <w:pBdr>
+                <w:bottom w:val="none" w:sz="0" w:space="0" w:color="000000"/>
+                <w:top w:val="none" w:sz="0" w:space="0" w:color="000000"/>
+                <w:left w:val="none" w:sz="0" w:space="0" w:color="000000"/>
+                <w:right w:val="none" w:sz="0" w:space="0" w:color="000000"/>
+              </w:pBdr>
+              <w:spacing w:after="100" w:before="100" w:line="240"/>
+              <w:ind w:left="100" w:right="100" w:firstLine="0" w:firstLineChars="0"/>
+              <w:rPr>
+                <w:rFonts w:ascii="Helvetica" w:hAnsi="Helvetica" w:eastAsia="Helvetica" w:cs="Helvetica"/>
+                <w:i w:val="false"/>
+                <w:b w:val="false"/>
+                <w:u w:val="none"/>
+                <w:sz w:val="22"/>
+                <w:szCs w:val="22"/>
+                <w:color w:val="000000"/>
+              </w:rPr>
+            </w:pPr>
+            <w:r>
+              <w:rPr>
+                <w:rFonts w:ascii="Helvetica" w:hAnsi="Helvetica" w:eastAsia="Helvetica" w:cs="Helvetica"/>
+                <w:i w:val="false"/>
+                <w:b w:val="false"/>
+                <w:u w:val="none"/>
+                <w:sz w:val="22"/>
+                <w:szCs w:val="22"/>
+                <w:color w:val="000000"/>
+              </w:rPr>
+              <w:t xml:space="preserve">0.49, 2.10</w:t>
+            </w:r>
+          </w:p>
+        </w:tc>
+        <w:tc>
+          <w:tcPr>
+            <w:tcBorders>
+              <w:bottom w:val="none" w:sz="0" w:space="0" w:color="000000"/>
+              <w:top w:val="none" w:sz="0" w:space="0" w:color="000000"/>
+              <w:left w:val="none" w:sz="0" w:space="0" w:color="000000"/>
+              <w:right w:val="none" w:sz="0" w:space="0" w:color="000000"/>
+            </w:tcBorders>
+            <w:shd w:val="clear" w:color="auto" w:fill="FFFFFF"/>
+            <w:tcMar>
+              <w:top w:w="0" w:type="dxa"/>
+              <w:bottom w:w="0" w:type="dxa"/>
+              <w:left w:w="0" w:type="dxa"/>
+              <w:right w:w="0" w:type="dxa"/>
+            </w:tcMar>
+            <w:vAlign w:val="top"/>
+          </w:tcPr>
+          <w:p>
+            <w:pPr>
+              <w:pStyle w:val="Normal"/>
+              <w:jc w:val="center"/>
+              <w:pBdr>
+                <w:bottom w:val="none" w:sz="0" w:space="0" w:color="000000"/>
+                <w:top w:val="none" w:sz="0" w:space="0" w:color="000000"/>
+                <w:left w:val="none" w:sz="0" w:space="0" w:color="000000"/>
+                <w:right w:val="none" w:sz="0" w:space="0" w:color="000000"/>
+              </w:pBdr>
+              <w:spacing w:after="100" w:before="100" w:line="240"/>
+              <w:ind w:left="100" w:right="100" w:firstLine="0" w:firstLineChars="0"/>
+              <w:rPr>
+                <w:rFonts w:ascii="Helvetica" w:hAnsi="Helvetica" w:eastAsia="Helvetica" w:cs="Helvetica"/>
+                <w:i w:val="false"/>
+                <w:b w:val="false"/>
+                <w:u w:val="none"/>
+                <w:sz w:val="22"/>
+                <w:szCs w:val="22"/>
+                <w:color w:val="000000"/>
+              </w:rPr>
+            </w:pPr>
+            <w:r>
+              <w:rPr>
+                <w:rFonts w:ascii="Helvetica" w:hAnsi="Helvetica" w:eastAsia="Helvetica" w:cs="Helvetica"/>
+                <w:i w:val="false"/>
+                <w:b w:val="false"/>
+                <w:u w:val="none"/>
+                <w:sz w:val="22"/>
+                <w:szCs w:val="22"/>
+                <w:color w:val="000000"/>
+              </w:rPr>
+              <w:t xml:space="preserve">0.970</w:t>
+            </w:r>
+          </w:p>
+        </w:tc>
+        <w:tc>
+          <w:tcPr>
+            <w:tcBorders>
+              <w:bottom w:val="none" w:sz="0" w:space="0" w:color="000000"/>
+              <w:top w:val="none" w:sz="0" w:space="0" w:color="000000"/>
+              <w:left w:val="none" w:sz="0" w:space="0" w:color="000000"/>
+              <w:right w:val="none" w:sz="0" w:space="0" w:color="000000"/>
+            </w:tcBorders>
+            <w:shd w:val="clear" w:color="auto" w:fill="FFFFFF"/>
+            <w:tcMar>
+              <w:top w:w="0" w:type="dxa"/>
+              <w:bottom w:w="0" w:type="dxa"/>
+              <w:left w:w="0" w:type="dxa"/>
+              <w:right w:w="0" w:type="dxa"/>
+            </w:tcMar>
+            <w:vAlign w:val="top"/>
+          </w:tcPr>
+          <w:p>
+            <w:pPr>
+              <w:pStyle w:val="Normal"/>
+              <w:jc w:val="center"/>
+              <w:pBdr>
+                <w:bottom w:val="none" w:sz="0" w:space="0" w:color="000000"/>
+                <w:top w:val="none" w:sz="0" w:space="0" w:color="000000"/>
+                <w:left w:val="none" w:sz="0" w:space="0" w:color="000000"/>
+                <w:right w:val="none" w:sz="0" w:space="0" w:color="000000"/>
+              </w:pBdr>
+              <w:spacing w:after="100" w:before="100" w:line="240"/>
+              <w:ind w:left="100" w:right="100" w:firstLine="0" w:firstLineChars="0"/>
+              <w:rPr>
+                <w:rFonts w:ascii="Helvetica" w:hAnsi="Helvetica" w:eastAsia="Helvetica" w:cs="Helvetica"/>
+                <w:i w:val="false"/>
+                <w:b w:val="false"/>
+                <w:u w:val="none"/>
+                <w:sz w:val="22"/>
+                <w:szCs w:val="22"/>
+                <w:color w:val="000000"/>
+              </w:rPr>
+            </w:pPr>
+            <w:r>
+              <w:rPr>
+                <w:rFonts w:ascii="Helvetica" w:hAnsi="Helvetica" w:eastAsia="Helvetica" w:cs="Helvetica"/>
+                <w:i w:val="false"/>
+                <w:b w:val="false"/>
+                <w:u w:val="none"/>
+                <w:sz w:val="22"/>
+                <w:szCs w:val="22"/>
+                <w:color w:val="000000"/>
+              </w:rPr>
+              <w:t xml:space="preserve">322</w:t>
+            </w:r>
+          </w:p>
+        </w:tc>
+        <w:tc>
+          <w:tcPr>
+            <w:tcBorders>
+              <w:bottom w:val="none" w:sz="0" w:space="0" w:color="000000"/>
+              <w:top w:val="none" w:sz="0" w:space="0" w:color="000000"/>
+              <w:left w:val="none" w:sz="0" w:space="0" w:color="000000"/>
+              <w:right w:val="none" w:sz="0" w:space="0" w:color="000000"/>
+            </w:tcBorders>
+            <w:shd w:val="clear" w:color="auto" w:fill="FFFFFF"/>
+            <w:tcMar>
+              <w:top w:w="0" w:type="dxa"/>
+              <w:bottom w:w="0" w:type="dxa"/>
+              <w:left w:w="0" w:type="dxa"/>
+              <w:right w:w="0" w:type="dxa"/>
+            </w:tcMar>
+            <w:vAlign w:val="top"/>
+          </w:tcPr>
+          <w:p>
+            <w:pPr>
+              <w:pStyle w:val="Normal"/>
+              <w:jc w:val="center"/>
+              <w:pBdr>
+                <w:bottom w:val="none" w:sz="0" w:space="0" w:color="000000"/>
+                <w:top w:val="none" w:sz="0" w:space="0" w:color="000000"/>
+                <w:left w:val="none" w:sz="0" w:space="0" w:color="000000"/>
+                <w:right w:val="none" w:sz="0" w:space="0" w:color="000000"/>
+              </w:pBdr>
+              <w:spacing w:after="100" w:before="100" w:line="240"/>
+              <w:ind w:left="100" w:right="100" w:firstLine="0" w:firstLineChars="0"/>
+              <w:rPr>
+                <w:rFonts w:ascii="Helvetica" w:hAnsi="Helvetica" w:eastAsia="Helvetica" w:cs="Helvetica"/>
+                <w:i w:val="false"/>
+                <w:b w:val="false"/>
+                <w:u w:val="none"/>
+                <w:sz w:val="22"/>
+                <w:szCs w:val="22"/>
+                <w:color w:val="000000"/>
+              </w:rPr>
+            </w:pPr>
+            <w:r>
+              <w:rPr>
+                <w:rFonts w:ascii="Helvetica" w:hAnsi="Helvetica" w:eastAsia="Helvetica" w:cs="Helvetica"/>
+                <w:i w:val="false"/>
+                <w:b w:val="false"/>
+                <w:u w:val="none"/>
+                <w:sz w:val="22"/>
+                <w:szCs w:val="22"/>
+                <w:color w:val="000000"/>
+              </w:rPr>
               <w:t xml:space="preserve">1.05</w:t>
             </w:r>
           </w:p>
@@ -15434,272 +15646,60 @@
                 <w:szCs w:val="22"/>
                 <w:color w:val="000000"/>
               </w:rPr>
-              <w:t xml:space="preserve">0.50, 2.16</w:t>
-            </w:r>
-          </w:p>
-        </w:tc>
-        <w:tc>
-          <w:tcPr>
-            <w:tcBorders>
-              <w:bottom w:val="none" w:sz="0" w:space="0" w:color="000000"/>
-              <w:top w:val="none" w:sz="0" w:space="0" w:color="000000"/>
-              <w:left w:val="none" w:sz="0" w:space="0" w:color="000000"/>
-              <w:right w:val="none" w:sz="0" w:space="0" w:color="000000"/>
-            </w:tcBorders>
-            <w:shd w:val="clear" w:color="auto" w:fill="FFFFFF"/>
-            <w:tcMar>
-              <w:top w:w="0" w:type="dxa"/>
-              <w:bottom w:w="0" w:type="dxa"/>
-              <w:left w:w="0" w:type="dxa"/>
-              <w:right w:w="0" w:type="dxa"/>
-            </w:tcMar>
-            <w:vAlign w:val="top"/>
-          </w:tcPr>
-          <w:p>
-            <w:pPr>
-              <w:pStyle w:val="Normal"/>
-              <w:jc w:val="center"/>
-              <w:pBdr>
-                <w:bottom w:val="none" w:sz="0" w:space="0" w:color="000000"/>
-                <w:top w:val="none" w:sz="0" w:space="0" w:color="000000"/>
-                <w:left w:val="none" w:sz="0" w:space="0" w:color="000000"/>
-                <w:right w:val="none" w:sz="0" w:space="0" w:color="000000"/>
-              </w:pBdr>
-              <w:spacing w:after="100" w:before="100" w:line="240"/>
-              <w:ind w:left="100" w:right="100" w:firstLine="0" w:firstLineChars="0"/>
-              <w:rPr>
-                <w:rFonts w:ascii="Helvetica" w:hAnsi="Helvetica" w:eastAsia="Helvetica" w:cs="Helvetica"/>
-                <w:i w:val="false"/>
-                <w:b w:val="false"/>
-                <w:u w:val="none"/>
-                <w:sz w:val="22"/>
-                <w:szCs w:val="22"/>
-                <w:color w:val="000000"/>
-              </w:rPr>
-            </w:pPr>
-            <w:r>
-              <w:rPr>
-                <w:rFonts w:ascii="Helvetica" w:hAnsi="Helvetica" w:eastAsia="Helvetica" w:cs="Helvetica"/>
-                <w:i w:val="false"/>
-                <w:b w:val="false"/>
-                <w:u w:val="none"/>
-                <w:sz w:val="22"/>
-                <w:szCs w:val="22"/>
-                <w:color w:val="000000"/>
-              </w:rPr>
-              <w:t xml:space="preserve">0.910</w:t>
-            </w:r>
-          </w:p>
-        </w:tc>
-        <w:tc>
-          <w:tcPr>
-            <w:tcBorders>
-              <w:bottom w:val="none" w:sz="0" w:space="0" w:color="000000"/>
-              <w:top w:val="none" w:sz="0" w:space="0" w:color="000000"/>
-              <w:left w:val="none" w:sz="0" w:space="0" w:color="000000"/>
-              <w:right w:val="none" w:sz="0" w:space="0" w:color="000000"/>
-            </w:tcBorders>
-            <w:shd w:val="clear" w:color="auto" w:fill="FFFFFF"/>
-            <w:tcMar>
-              <w:top w:w="0" w:type="dxa"/>
-              <w:bottom w:w="0" w:type="dxa"/>
-              <w:left w:w="0" w:type="dxa"/>
-              <w:right w:w="0" w:type="dxa"/>
-            </w:tcMar>
-            <w:vAlign w:val="top"/>
-          </w:tcPr>
-          <w:p>
-            <w:pPr>
-              <w:pStyle w:val="Normal"/>
-              <w:jc w:val="center"/>
-              <w:pBdr>
-                <w:bottom w:val="none" w:sz="0" w:space="0" w:color="000000"/>
-                <w:top w:val="none" w:sz="0" w:space="0" w:color="000000"/>
-                <w:left w:val="none" w:sz="0" w:space="0" w:color="000000"/>
-                <w:right w:val="none" w:sz="0" w:space="0" w:color="000000"/>
-              </w:pBdr>
-              <w:spacing w:after="100" w:before="100" w:line="240"/>
-              <w:ind w:left="100" w:right="100" w:firstLine="0" w:firstLineChars="0"/>
-              <w:rPr>
-                <w:rFonts w:ascii="Helvetica" w:hAnsi="Helvetica" w:eastAsia="Helvetica" w:cs="Helvetica"/>
-                <w:i w:val="false"/>
-                <w:b w:val="false"/>
-                <w:u w:val="none"/>
-                <w:sz w:val="22"/>
-                <w:szCs w:val="22"/>
-                <w:color w:val="000000"/>
-              </w:rPr>
-            </w:pPr>
-            <w:r>
-              <w:rPr>
-                <w:rFonts w:ascii="Helvetica" w:hAnsi="Helvetica" w:eastAsia="Helvetica" w:cs="Helvetica"/>
-                <w:i w:val="false"/>
-                <w:b w:val="false"/>
-                <w:u w:val="none"/>
-                <w:sz w:val="22"/>
-                <w:szCs w:val="22"/>
-                <w:color w:val="000000"/>
-              </w:rPr>
-              <w:t xml:space="preserve">322</w:t>
-            </w:r>
-          </w:p>
-        </w:tc>
-        <w:tc>
-          <w:tcPr>
-            <w:tcBorders>
-              <w:bottom w:val="none" w:sz="0" w:space="0" w:color="000000"/>
-              <w:top w:val="none" w:sz="0" w:space="0" w:color="000000"/>
-              <w:left w:val="none" w:sz="0" w:space="0" w:color="000000"/>
-              <w:right w:val="none" w:sz="0" w:space="0" w:color="000000"/>
-            </w:tcBorders>
-            <w:shd w:val="clear" w:color="auto" w:fill="FFFFFF"/>
-            <w:tcMar>
-              <w:top w:w="0" w:type="dxa"/>
-              <w:bottom w:w="0" w:type="dxa"/>
-              <w:left w:w="0" w:type="dxa"/>
-              <w:right w:w="0" w:type="dxa"/>
-            </w:tcMar>
-            <w:vAlign w:val="top"/>
-          </w:tcPr>
-          <w:p>
-            <w:pPr>
-              <w:pStyle w:val="Normal"/>
-              <w:jc w:val="center"/>
-              <w:pBdr>
-                <w:bottom w:val="none" w:sz="0" w:space="0" w:color="000000"/>
-                <w:top w:val="none" w:sz="0" w:space="0" w:color="000000"/>
-                <w:left w:val="none" w:sz="0" w:space="0" w:color="000000"/>
-                <w:right w:val="none" w:sz="0" w:space="0" w:color="000000"/>
-              </w:pBdr>
-              <w:spacing w:after="100" w:before="100" w:line="240"/>
-              <w:ind w:left="100" w:right="100" w:firstLine="0" w:firstLineChars="0"/>
-              <w:rPr>
-                <w:rFonts w:ascii="Helvetica" w:hAnsi="Helvetica" w:eastAsia="Helvetica" w:cs="Helvetica"/>
-                <w:i w:val="false"/>
-                <w:b w:val="false"/>
-                <w:u w:val="none"/>
-                <w:sz w:val="22"/>
-                <w:szCs w:val="22"/>
-                <w:color w:val="000000"/>
-              </w:rPr>
-            </w:pPr>
-            <w:r>
-              <w:rPr>
-                <w:rFonts w:ascii="Helvetica" w:hAnsi="Helvetica" w:eastAsia="Helvetica" w:cs="Helvetica"/>
-                <w:i w:val="false"/>
-                <w:b w:val="false"/>
-                <w:u w:val="none"/>
-                <w:sz w:val="22"/>
-                <w:szCs w:val="22"/>
-                <w:color w:val="000000"/>
-              </w:rPr>
-              <w:t xml:space="preserve">1.11</w:t>
-            </w:r>
-          </w:p>
-        </w:tc>
-        <w:tc>
-          <w:tcPr>
-            <w:tcBorders>
-              <w:bottom w:val="none" w:sz="0" w:space="0" w:color="000000"/>
-              <w:top w:val="none" w:sz="0" w:space="0" w:color="000000"/>
-              <w:left w:val="none" w:sz="0" w:space="0" w:color="000000"/>
-              <w:right w:val="none" w:sz="0" w:space="0" w:color="000000"/>
-            </w:tcBorders>
-            <w:shd w:val="clear" w:color="auto" w:fill="FFFFFF"/>
-            <w:tcMar>
-              <w:top w:w="0" w:type="dxa"/>
-              <w:bottom w:w="0" w:type="dxa"/>
-              <w:left w:w="0" w:type="dxa"/>
-              <w:right w:w="0" w:type="dxa"/>
-            </w:tcMar>
-            <w:vAlign w:val="top"/>
-          </w:tcPr>
-          <w:p>
-            <w:pPr>
-              <w:pStyle w:val="Normal"/>
-              <w:jc w:val="center"/>
-              <w:pBdr>
-                <w:bottom w:val="none" w:sz="0" w:space="0" w:color="000000"/>
-                <w:top w:val="none" w:sz="0" w:space="0" w:color="000000"/>
-                <w:left w:val="none" w:sz="0" w:space="0" w:color="000000"/>
-                <w:right w:val="none" w:sz="0" w:space="0" w:color="000000"/>
-              </w:pBdr>
-              <w:spacing w:after="100" w:before="100" w:line="240"/>
-              <w:ind w:left="100" w:right="100" w:firstLine="0" w:firstLineChars="0"/>
-              <w:rPr>
-                <w:rFonts w:ascii="Helvetica" w:hAnsi="Helvetica" w:eastAsia="Helvetica" w:cs="Helvetica"/>
-                <w:i w:val="false"/>
-                <w:b w:val="false"/>
-                <w:u w:val="none"/>
-                <w:sz w:val="22"/>
-                <w:szCs w:val="22"/>
-                <w:color w:val="000000"/>
-              </w:rPr>
-            </w:pPr>
-            <w:r>
-              <w:rPr>
-                <w:rFonts w:ascii="Helvetica" w:hAnsi="Helvetica" w:eastAsia="Helvetica" w:cs="Helvetica"/>
-                <w:i w:val="false"/>
-                <w:b w:val="false"/>
-                <w:u w:val="none"/>
-                <w:sz w:val="22"/>
-                <w:szCs w:val="22"/>
-                <w:color w:val="000000"/>
-              </w:rPr>
-              <w:t xml:space="preserve">0.55, 2.23</w:t>
-            </w:r>
-          </w:p>
-        </w:tc>
-        <w:tc>
-          <w:tcPr>
-            <w:tcBorders>
-              <w:bottom w:val="none" w:sz="0" w:space="0" w:color="000000"/>
-              <w:top w:val="none" w:sz="0" w:space="0" w:color="000000"/>
-              <w:left w:val="none" w:sz="0" w:space="0" w:color="000000"/>
-              <w:right w:val="none" w:sz="0" w:space="0" w:color="000000"/>
-            </w:tcBorders>
-            <w:shd w:val="clear" w:color="auto" w:fill="FFFFFF"/>
-            <w:tcMar>
-              <w:top w:w="0" w:type="dxa"/>
-              <w:bottom w:w="0" w:type="dxa"/>
-              <w:left w:w="0" w:type="dxa"/>
-              <w:right w:w="0" w:type="dxa"/>
-            </w:tcMar>
-            <w:vAlign w:val="top"/>
-          </w:tcPr>
-          <w:p>
-            <w:pPr>
-              <w:pStyle w:val="Normal"/>
-              <w:jc w:val="center"/>
-              <w:pBdr>
-                <w:bottom w:val="none" w:sz="0" w:space="0" w:color="000000"/>
-                <w:top w:val="none" w:sz="0" w:space="0" w:color="000000"/>
-                <w:left w:val="none" w:sz="0" w:space="0" w:color="000000"/>
-                <w:right w:val="none" w:sz="0" w:space="0" w:color="000000"/>
-              </w:pBdr>
-              <w:spacing w:after="100" w:before="100" w:line="240"/>
-              <w:ind w:left="100" w:right="100" w:firstLine="0" w:firstLineChars="0"/>
-              <w:rPr>
-                <w:rFonts w:ascii="Helvetica" w:hAnsi="Helvetica" w:eastAsia="Helvetica" w:cs="Helvetica"/>
-                <w:i w:val="false"/>
-                <w:b w:val="false"/>
-                <w:u w:val="none"/>
-                <w:sz w:val="22"/>
-                <w:szCs w:val="22"/>
-                <w:color w:val="000000"/>
-              </w:rPr>
-            </w:pPr>
-            <w:r>
-              <w:rPr>
-                <w:rFonts w:ascii="Helvetica" w:hAnsi="Helvetica" w:eastAsia="Helvetica" w:cs="Helvetica"/>
-                <w:i w:val="false"/>
-                <w:b w:val="false"/>
-                <w:u w:val="none"/>
-                <w:sz w:val="22"/>
-                <w:szCs w:val="22"/>
-                <w:color w:val="000000"/>
-              </w:rPr>
-              <w:t xml:space="preserve">0.760</w:t>
+              <w:t xml:space="preserve">0.51, 2.15</w:t>
+            </w:r>
+          </w:p>
+        </w:tc>
+        <w:tc>
+          <w:tcPr>
+            <w:tcBorders>
+              <w:bottom w:val="none" w:sz="0" w:space="0" w:color="000000"/>
+              <w:top w:val="none" w:sz="0" w:space="0" w:color="000000"/>
+              <w:left w:val="none" w:sz="0" w:space="0" w:color="000000"/>
+              <w:right w:val="none" w:sz="0" w:space="0" w:color="000000"/>
+            </w:tcBorders>
+            <w:shd w:val="clear" w:color="auto" w:fill="FFFFFF"/>
+            <w:tcMar>
+              <w:top w:w="0" w:type="dxa"/>
+              <w:bottom w:w="0" w:type="dxa"/>
+              <w:left w:w="0" w:type="dxa"/>
+              <w:right w:w="0" w:type="dxa"/>
+            </w:tcMar>
+            <w:vAlign w:val="top"/>
+          </w:tcPr>
+          <w:p>
+            <w:pPr>
+              <w:pStyle w:val="Normal"/>
+              <w:jc w:val="center"/>
+              <w:pBdr>
+                <w:bottom w:val="none" w:sz="0" w:space="0" w:color="000000"/>
+                <w:top w:val="none" w:sz="0" w:space="0" w:color="000000"/>
+                <w:left w:val="none" w:sz="0" w:space="0" w:color="000000"/>
+                <w:right w:val="none" w:sz="0" w:space="0" w:color="000000"/>
+              </w:pBdr>
+              <w:spacing w:after="100" w:before="100" w:line="240"/>
+              <w:ind w:left="100" w:right="100" w:firstLine="0" w:firstLineChars="0"/>
+              <w:rPr>
+                <w:rFonts w:ascii="Helvetica" w:hAnsi="Helvetica" w:eastAsia="Helvetica" w:cs="Helvetica"/>
+                <w:i w:val="false"/>
+                <w:b w:val="false"/>
+                <w:u w:val="none"/>
+                <w:sz w:val="22"/>
+                <w:szCs w:val="22"/>
+                <w:color w:val="000000"/>
+              </w:rPr>
+            </w:pPr>
+            <w:r>
+              <w:rPr>
+                <w:rFonts w:ascii="Helvetica" w:hAnsi="Helvetica" w:eastAsia="Helvetica" w:cs="Helvetica"/>
+                <w:i w:val="false"/>
+                <w:b w:val="false"/>
+                <w:u w:val="none"/>
+                <w:sz w:val="22"/>
+                <w:szCs w:val="22"/>
+                <w:color w:val="000000"/>
+              </w:rPr>
+              <w:t xml:space="preserve">0.900</w:t>
             </w:r>
           </w:p>
         </w:tc>
@@ -15970,7 +15970,7 @@
                 <w:szCs w:val="22"/>
                 <w:color w:val="000000"/>
               </w:rPr>
-              <w:t xml:space="preserve">0.250</w:t>
+              <w:t xml:space="preserve">0.280</w:t>
             </w:r>
           </w:p>
         </w:tc>
@@ -16182,7 +16182,7 @@
                 <w:szCs w:val="22"/>
                 <w:color w:val="000000"/>
               </w:rPr>
-              <w:t xml:space="preserve">0.960</w:t>
+              <w:t xml:space="preserve">0.910</w:t>
             </w:r>
           </w:p>
         </w:tc>
